--- a/ЛБ2/ОтчётLR2Библиотека.docx
+++ b/ЛБ2/ОтчётLR2Библиотека.docx
@@ -53,6 +53,7586 @@
         </w:rPr>
         <w:br/>
         <w:t>Задача «Библиотека»</w:t>
+      </w:r>
+    </w:p>
+    <w:p>
+      <w:pPr>
+        <w:pStyle w:val="1"/>
+        <w:rPr>
+          <w:rFonts w:ascii="Times New Roman" w:hAnsi="Times New Roman" w:cs="Times New Roman"/>
+          <w:lang w:val="ru-RU"/>
+        </w:rPr>
+      </w:pPr>
+      <w:r>
+        <w:rPr>
+          <w:rFonts w:ascii="Times New Roman" w:hAnsi="Times New Roman" w:cs="Times New Roman"/>
+          <w:lang w:val="ru-RU"/>
+        </w:rPr>
+        <w:t>1. Разделение задачи на подзадачи</w:t>
+      </w:r>
+    </w:p>
+    <w:p>
+      <w:pPr>
+        <w:rPr>
+          <w:rFonts w:cs="Times New Roman"/>
+          <w:sz w:val="28"/>
+          <w:szCs w:val="28"/>
+          <w:lang w:val="ru-RU"/>
+        </w:rPr>
+      </w:pPr>
+      <w:r>
+        <w:rPr>
+          <w:rFonts w:cs="Times New Roman"/>
+          <w:sz w:val="28"/>
+          <w:szCs w:val="28"/>
+          <w:lang w:val="ru-RU"/>
+        </w:rPr>
+        <w:t xml:space="preserve">Создание библиотеки — заполнение массива объектов </w:t>
+      </w:r>
+      <w:r>
+        <w:rPr>
+          <w:rFonts w:cs="Times New Roman"/>
+          <w:sz w:val="28"/>
+          <w:szCs w:val="28"/>
+        </w:rPr>
+        <w:t>Book</w:t>
+      </w:r>
+      <w:r>
+        <w:rPr>
+          <w:rFonts w:cs="Times New Roman"/>
+          <w:sz w:val="28"/>
+          <w:szCs w:val="28"/>
+          <w:lang w:val="ru-RU"/>
+        </w:rPr>
+        <w:t>.</w:t>
+      </w:r>
+    </w:p>
+    <w:p>
+      <w:pPr>
+        <w:rPr>
+          <w:rFonts w:cs="Times New Roman"/>
+          <w:sz w:val="28"/>
+          <w:szCs w:val="28"/>
+          <w:lang w:val="ru-RU"/>
+        </w:rPr>
+      </w:pPr>
+      <w:r>
+        <w:rPr>
+          <w:rFonts w:cs="Times New Roman"/>
+          <w:sz w:val="28"/>
+          <w:szCs w:val="28"/>
+          <w:lang w:val="ru-RU"/>
+        </w:rPr>
+        <w:t>Вывод списка книг на экран.</w:t>
+      </w:r>
+    </w:p>
+    <w:p>
+      <w:pPr>
+        <w:rPr>
+          <w:rFonts w:cs="Times New Roman"/>
+          <w:sz w:val="28"/>
+          <w:szCs w:val="28"/>
+          <w:lang w:val="ru-RU"/>
+        </w:rPr>
+      </w:pPr>
+      <w:r>
+        <w:rPr>
+          <w:rFonts w:cs="Times New Roman"/>
+          <w:sz w:val="28"/>
+          <w:szCs w:val="28"/>
+          <w:lang w:val="ru-RU"/>
+        </w:rPr>
+        <w:t>Оформление заказа:</w:t>
+      </w:r>
+    </w:p>
+    <w:p>
+      <w:pPr>
+        <w:rPr>
+          <w:rFonts w:cs="Times New Roman"/>
+          <w:sz w:val="28"/>
+          <w:szCs w:val="28"/>
+          <w:lang w:val="ru-RU"/>
+        </w:rPr>
+      </w:pPr>
+      <w:r>
+        <w:rPr>
+          <w:rFonts w:cs="Times New Roman"/>
+          <w:sz w:val="28"/>
+          <w:szCs w:val="28"/>
+          <w:lang w:val="ru-RU"/>
+        </w:rPr>
+        <w:t xml:space="preserve">   - ввод номера книги с проверкой корректности;</w:t>
+      </w:r>
+    </w:p>
+    <w:p>
+      <w:pPr>
+        <w:rPr>
+          <w:rFonts w:cs="Times New Roman"/>
+          <w:sz w:val="28"/>
+          <w:szCs w:val="28"/>
+          <w:lang w:val="ru-RU"/>
+        </w:rPr>
+      </w:pPr>
+      <w:r>
+        <w:rPr>
+          <w:rFonts w:cs="Times New Roman"/>
+          <w:sz w:val="28"/>
+          <w:szCs w:val="28"/>
+          <w:lang w:val="ru-RU"/>
+        </w:rPr>
+        <w:t xml:space="preserve">   - ввод количества экземпляров с проверкой корректности;</w:t>
+      </w:r>
+    </w:p>
+    <w:p>
+      <w:pPr>
+        <w:rPr>
+          <w:rFonts w:cs="Times New Roman"/>
+          <w:sz w:val="28"/>
+          <w:szCs w:val="28"/>
+          <w:lang w:val="ru-RU"/>
+        </w:rPr>
+      </w:pPr>
+      <w:r>
+        <w:rPr>
+          <w:rFonts w:cs="Times New Roman"/>
+          <w:sz w:val="28"/>
+          <w:szCs w:val="28"/>
+          <w:lang w:val="ru-RU"/>
+        </w:rPr>
+        <w:t xml:space="preserve">   - накопление заказа.</w:t>
+      </w:r>
+    </w:p>
+    <w:p>
+      <w:pPr>
+        <w:rPr>
+          <w:rFonts w:cs="Times New Roman"/>
+          <w:sz w:val="28"/>
+          <w:szCs w:val="28"/>
+          <w:lang w:val="ru-RU"/>
+        </w:rPr>
+      </w:pPr>
+      <w:r>
+        <w:rPr>
+          <w:rFonts w:cs="Times New Roman"/>
+          <w:sz w:val="28"/>
+          <w:szCs w:val="28"/>
+          <w:lang w:val="ru-RU"/>
+        </w:rPr>
+        <w:t>Проверка достаточности книг в библиотеке.</w:t>
+      </w:r>
+    </w:p>
+    <w:p>
+      <w:pPr>
+        <w:rPr>
+          <w:rFonts w:cs="Times New Roman"/>
+          <w:sz w:val="28"/>
+          <w:szCs w:val="28"/>
+          <w:lang w:val="ru-RU"/>
+        </w:rPr>
+      </w:pPr>
+      <w:r>
+        <w:rPr>
+          <w:rFonts w:cs="Times New Roman"/>
+          <w:sz w:val="28"/>
+          <w:szCs w:val="28"/>
+          <w:lang w:val="ru-RU"/>
+        </w:rPr>
+        <w:t>Расчёт общей стоимости выдачи.</w:t>
+      </w:r>
+    </w:p>
+    <w:p>
+      <w:pPr>
+        <w:rPr>
+          <w:rFonts w:cs="Times New Roman"/>
+          <w:sz w:val="28"/>
+          <w:szCs w:val="28"/>
+          <w:lang w:val="ru-RU"/>
+        </w:rPr>
+      </w:pPr>
+      <w:r>
+        <w:rPr>
+          <w:rFonts w:cs="Times New Roman"/>
+          <w:sz w:val="28"/>
+          <w:szCs w:val="28"/>
+          <w:lang w:val="ru-RU"/>
+        </w:rPr>
+        <w:t>Списание выданных экземпляров книг.</w:t>
+      </w:r>
+    </w:p>
+    <w:p>
+      <w:pPr>
+        <w:rPr>
+          <w:rFonts w:cs="Times New Roman"/>
+          <w:sz w:val="28"/>
+          <w:szCs w:val="28"/>
+          <w:lang w:val="ru-RU"/>
+        </w:rPr>
+      </w:pPr>
+      <w:r>
+        <w:rPr>
+          <w:rFonts w:cs="Times New Roman"/>
+          <w:sz w:val="28"/>
+          <w:szCs w:val="28"/>
+          <w:lang w:val="ru-RU"/>
+        </w:rPr>
+        <w:t>Вывод оставшихся экземпляров.</w:t>
+      </w:r>
+    </w:p>
+    <w:p>
+      <w:pPr>
+        <w:rPr>
+          <w:rFonts w:cs="Times New Roman"/>
+          <w:sz w:val="28"/>
+          <w:szCs w:val="28"/>
+          <w:lang w:val="ru-RU"/>
+        </w:rPr>
+      </w:pPr>
+      <w:r>
+        <w:rPr>
+          <w:rFonts w:cs="Times New Roman"/>
+          <w:sz w:val="28"/>
+          <w:szCs w:val="28"/>
+          <w:lang w:val="ru-RU"/>
+        </w:rPr>
+        <w:t xml:space="preserve">Организация последовательного вызова функций в </w:t>
+      </w:r>
+      <w:r>
+        <w:rPr>
+          <w:rFonts w:cs="Times New Roman"/>
+          <w:sz w:val="28"/>
+          <w:szCs w:val="28"/>
+        </w:rPr>
+        <w:t>Main</w:t>
+      </w:r>
+      <w:r>
+        <w:rPr>
+          <w:rFonts w:cs="Times New Roman"/>
+          <w:sz w:val="28"/>
+          <w:szCs w:val="28"/>
+          <w:lang w:val="ru-RU"/>
+        </w:rPr>
+        <w:t>.</w:t>
+      </w:r>
+    </w:p>
+    <w:p>
+      <w:pPr>
+        <w:rPr>
+          <w:rFonts w:cs="Times New Roman"/>
+          <w:sz w:val="28"/>
+          <w:szCs w:val="28"/>
+          <w:lang w:val="ru-RU"/>
+        </w:rPr>
+      </w:pPr>
+      <w:r>
+        <w:rPr>
+          <w:rFonts w:cs="Times New Roman"/>
+          <w:sz w:val="28"/>
+          <w:szCs w:val="28"/>
+          <w:lang w:val="ru-RU"/>
+        </w:rPr>
+        <w:t xml:space="preserve">Каждая основная подзадача оформлена в виде отдельной </w:t>
+      </w:r>
+      <w:r>
+        <w:rPr>
+          <w:rFonts w:cs="Times New Roman"/>
+          <w:sz w:val="28"/>
+          <w:szCs w:val="28"/>
+        </w:rPr>
+        <w:t>static</w:t>
+      </w:r>
+      <w:r>
+        <w:rPr>
+          <w:rFonts w:cs="Times New Roman"/>
+          <w:sz w:val="28"/>
+          <w:szCs w:val="28"/>
+          <w:lang w:val="ru-RU"/>
+        </w:rPr>
+        <w:t xml:space="preserve">-функции. Функция </w:t>
+      </w:r>
+      <w:r>
+        <w:rPr>
+          <w:rFonts w:cs="Times New Roman"/>
+          <w:sz w:val="28"/>
+          <w:szCs w:val="28"/>
+        </w:rPr>
+        <w:t>Main</w:t>
+      </w:r>
+      <w:r>
+        <w:rPr>
+          <w:rFonts w:cs="Times New Roman"/>
+          <w:sz w:val="28"/>
+          <w:szCs w:val="28"/>
+          <w:lang w:val="ru-RU"/>
+        </w:rPr>
+        <w:t xml:space="preserve"> только организует последовательный вызов остальных функций.</w:t>
+      </w:r>
+    </w:p>
+    <w:p>
+      <w:pPr>
+        <w:pStyle w:val="1"/>
+        <w:rPr>
+          <w:rFonts w:ascii="Times New Roman" w:hAnsi="Times New Roman" w:cs="Times New Roman"/>
+          <w:lang w:val="ru-RU"/>
+        </w:rPr>
+      </w:pPr>
+      <w:r>
+        <w:rPr>
+          <w:rFonts w:ascii="Times New Roman" w:hAnsi="Times New Roman" w:cs="Times New Roman"/>
+          <w:lang w:val="ru-RU"/>
+        </w:rPr>
+        <w:t>2. Описание класса и функций</w:t>
+      </w:r>
+    </w:p>
+    <w:p>
+      <w:pPr>
+        <w:pStyle w:val="21"/>
+        <w:rPr>
+          <w:rFonts w:ascii="Times New Roman" w:hAnsi="Times New Roman" w:cs="Times New Roman"/>
+          <w:sz w:val="28"/>
+          <w:szCs w:val="28"/>
+          <w:lang w:val="ru-RU"/>
+        </w:rPr>
+      </w:pPr>
+      <w:r>
+        <w:rPr>
+          <w:rFonts w:ascii="Times New Roman" w:hAnsi="Times New Roman" w:cs="Times New Roman"/>
+          <w:sz w:val="28"/>
+          <w:szCs w:val="28"/>
+          <w:lang w:val="ru-RU"/>
+        </w:rPr>
+        <w:t xml:space="preserve">2.1. Класс </w:t>
+      </w:r>
+      <w:r>
+        <w:rPr>
+          <w:rFonts w:ascii="Times New Roman" w:hAnsi="Times New Roman" w:cs="Times New Roman"/>
+          <w:sz w:val="28"/>
+          <w:szCs w:val="28"/>
+        </w:rPr>
+        <w:t>Book</w:t>
+      </w:r>
+    </w:p>
+    <w:p>
+      <w:pPr>
+        <w:rPr>
+          <w:rFonts w:cs="Times New Roman"/>
+          <w:sz w:val="28"/>
+          <w:szCs w:val="28"/>
+          <w:lang w:val="ru-RU"/>
+        </w:rPr>
+      </w:pPr>
+      <w:r>
+        <w:rPr>
+          <w:rFonts w:cs="Times New Roman"/>
+          <w:sz w:val="28"/>
+          <w:szCs w:val="28"/>
+          <w:lang w:val="ru-RU"/>
+        </w:rPr>
+        <w:t xml:space="preserve">Тип: </w:t>
+      </w:r>
+      <w:r>
+        <w:rPr>
+          <w:rFonts w:cs="Times New Roman"/>
+          <w:sz w:val="28"/>
+          <w:szCs w:val="28"/>
+        </w:rPr>
+        <w:t>class</w:t>
+      </w:r>
+    </w:p>
+    <w:p>
+      <w:pPr>
+        <w:rPr>
+          <w:rFonts w:cs="Times New Roman"/>
+          <w:sz w:val="28"/>
+          <w:szCs w:val="28"/>
+          <w:lang w:val="ru-RU"/>
+        </w:rPr>
+      </w:pPr>
+      <w:r>
+        <w:rPr>
+          <w:rFonts w:cs="Times New Roman"/>
+          <w:sz w:val="28"/>
+          <w:szCs w:val="28"/>
+          <w:lang w:val="ru-RU"/>
+        </w:rPr>
+        <w:t>Назначение: описывает одну книгу в библиотеке.</w:t>
+      </w:r>
+    </w:p>
+    <w:p>
+      <w:pPr>
+        <w:rPr>
+          <w:rFonts w:cs="Times New Roman"/>
+          <w:sz w:val="28"/>
+          <w:szCs w:val="28"/>
+        </w:rPr>
+      </w:pPr>
+      <w:proofErr w:type="spellStart"/>
+      <w:r>
+        <w:rPr>
+          <w:rFonts w:cs="Times New Roman"/>
+          <w:sz w:val="28"/>
+          <w:szCs w:val="28"/>
+        </w:rPr>
+        <w:t>Свойства</w:t>
+      </w:r>
+      <w:proofErr w:type="spellEnd"/>
+      <w:r>
+        <w:rPr>
+          <w:rFonts w:cs="Times New Roman"/>
+          <w:sz w:val="28"/>
+          <w:szCs w:val="28"/>
+        </w:rPr>
+        <w:t>:</w:t>
+      </w:r>
+    </w:p>
+    <w:p>
+      <w:pPr>
+        <w:pStyle w:val="a0"/>
+        <w:rPr>
+          <w:rFonts w:cs="Times New Roman"/>
+          <w:sz w:val="28"/>
+          <w:szCs w:val="28"/>
+        </w:rPr>
+      </w:pPr>
+      <w:r>
+        <w:rPr>
+          <w:rFonts w:cs="Times New Roman"/>
+          <w:sz w:val="28"/>
+          <w:szCs w:val="28"/>
+        </w:rPr>
+        <w:lastRenderedPageBreak/>
+        <w:t xml:space="preserve">Name (string) — </w:t>
+      </w:r>
+      <w:proofErr w:type="spellStart"/>
+      <w:r>
+        <w:rPr>
+          <w:rFonts w:cs="Times New Roman"/>
+          <w:sz w:val="28"/>
+          <w:szCs w:val="28"/>
+        </w:rPr>
+        <w:t>название</w:t>
+      </w:r>
+      <w:proofErr w:type="spellEnd"/>
+      <w:r>
+        <w:rPr>
+          <w:rFonts w:cs="Times New Roman"/>
+          <w:sz w:val="28"/>
+          <w:szCs w:val="28"/>
+        </w:rPr>
+        <w:t xml:space="preserve"> </w:t>
+      </w:r>
+      <w:proofErr w:type="spellStart"/>
+      <w:r>
+        <w:rPr>
+          <w:rFonts w:cs="Times New Roman"/>
+          <w:sz w:val="28"/>
+          <w:szCs w:val="28"/>
+        </w:rPr>
+        <w:t>книги</w:t>
+      </w:r>
+      <w:proofErr w:type="spellEnd"/>
+      <w:r>
+        <w:rPr>
+          <w:rFonts w:cs="Times New Roman"/>
+          <w:sz w:val="28"/>
+          <w:szCs w:val="28"/>
+        </w:rPr>
+        <w:t>;</w:t>
+      </w:r>
+    </w:p>
+    <w:p>
+      <w:pPr>
+        <w:pStyle w:val="a0"/>
+        <w:rPr>
+          <w:rFonts w:cs="Times New Roman"/>
+          <w:sz w:val="28"/>
+          <w:szCs w:val="28"/>
+          <w:lang w:val="ru-RU"/>
+        </w:rPr>
+      </w:pPr>
+      <w:r>
+        <w:rPr>
+          <w:rFonts w:cs="Times New Roman"/>
+          <w:sz w:val="28"/>
+          <w:szCs w:val="28"/>
+        </w:rPr>
+        <w:t>Price</w:t>
+      </w:r>
+      <w:r>
+        <w:rPr>
+          <w:rFonts w:cs="Times New Roman"/>
+          <w:sz w:val="28"/>
+          <w:szCs w:val="28"/>
+          <w:lang w:val="ru-RU"/>
+        </w:rPr>
+        <w:t xml:space="preserve"> (</w:t>
+      </w:r>
+      <w:r>
+        <w:rPr>
+          <w:rFonts w:cs="Times New Roman"/>
+          <w:sz w:val="28"/>
+          <w:szCs w:val="28"/>
+        </w:rPr>
+        <w:t>int</w:t>
+      </w:r>
+      <w:r>
+        <w:rPr>
+          <w:rFonts w:cs="Times New Roman"/>
+          <w:sz w:val="28"/>
+          <w:szCs w:val="28"/>
+          <w:lang w:val="ru-RU"/>
+        </w:rPr>
+        <w:t>) — цена одного экземпляра в рублях;</w:t>
+      </w:r>
+    </w:p>
+    <w:p>
+      <w:pPr>
+        <w:pStyle w:val="a0"/>
+        <w:rPr>
+          <w:rFonts w:cs="Times New Roman"/>
+          <w:sz w:val="28"/>
+          <w:szCs w:val="28"/>
+          <w:lang w:val="ru-RU"/>
+        </w:rPr>
+      </w:pPr>
+      <w:r>
+        <w:rPr>
+          <w:rFonts w:cs="Times New Roman"/>
+          <w:sz w:val="28"/>
+          <w:szCs w:val="28"/>
+        </w:rPr>
+        <w:t>Quantity</w:t>
+      </w:r>
+      <w:r>
+        <w:rPr>
+          <w:rFonts w:cs="Times New Roman"/>
+          <w:sz w:val="28"/>
+          <w:szCs w:val="28"/>
+          <w:lang w:val="ru-RU"/>
+        </w:rPr>
+        <w:t xml:space="preserve"> (</w:t>
+      </w:r>
+      <w:r>
+        <w:rPr>
+          <w:rFonts w:cs="Times New Roman"/>
+          <w:sz w:val="28"/>
+          <w:szCs w:val="28"/>
+        </w:rPr>
+        <w:t>int</w:t>
+      </w:r>
+      <w:r>
+        <w:rPr>
+          <w:rFonts w:cs="Times New Roman"/>
+          <w:sz w:val="28"/>
+          <w:szCs w:val="28"/>
+          <w:lang w:val="ru-RU"/>
+        </w:rPr>
+        <w:t>) — количество экземпляров книги.</w:t>
+      </w:r>
+    </w:p>
+    <w:p>
+      <w:pPr>
+        <w:rPr>
+          <w:rFonts w:cs="Times New Roman"/>
+          <w:sz w:val="28"/>
+          <w:szCs w:val="28"/>
+        </w:rPr>
+      </w:pPr>
+      <w:proofErr w:type="spellStart"/>
+      <w:r>
+        <w:rPr>
+          <w:rFonts w:cs="Times New Roman"/>
+          <w:sz w:val="28"/>
+          <w:szCs w:val="28"/>
+        </w:rPr>
+        <w:t>Конструктор</w:t>
+      </w:r>
+      <w:proofErr w:type="spellEnd"/>
+      <w:r>
+        <w:rPr>
+          <w:rFonts w:cs="Times New Roman"/>
+          <w:sz w:val="28"/>
+          <w:szCs w:val="28"/>
+        </w:rPr>
+        <w:t>:</w:t>
+      </w:r>
+    </w:p>
+    <w:p>
+      <w:pPr>
+        <w:rPr>
+          <w:rFonts w:cs="Times New Roman"/>
+          <w:sz w:val="28"/>
+          <w:szCs w:val="28"/>
+        </w:rPr>
+      </w:pPr>
+      <w:proofErr w:type="gramStart"/>
+      <w:r>
+        <w:rPr>
+          <w:rFonts w:cs="Times New Roman"/>
+          <w:sz w:val="28"/>
+          <w:szCs w:val="28"/>
+        </w:rPr>
+        <w:t>Book(</w:t>
+      </w:r>
+      <w:proofErr w:type="gramEnd"/>
+      <w:r>
+        <w:rPr>
+          <w:rFonts w:cs="Times New Roman"/>
+          <w:sz w:val="28"/>
+          <w:szCs w:val="28"/>
+        </w:rPr>
+        <w:t>string name, int price, int quantity)</w:t>
+      </w:r>
+    </w:p>
+    <w:p>
+      <w:pPr>
+        <w:rPr>
+          <w:rFonts w:cs="Times New Roman"/>
+          <w:sz w:val="28"/>
+          <w:szCs w:val="28"/>
+          <w:lang w:val="ru-RU"/>
+        </w:rPr>
+      </w:pPr>
+      <w:r>
+        <w:rPr>
+          <w:rFonts w:cs="Times New Roman"/>
+          <w:sz w:val="28"/>
+          <w:szCs w:val="28"/>
+          <w:lang w:val="ru-RU"/>
+        </w:rPr>
+        <w:t>Принимает название, цену и количество экземпляров и сохраняет эти данные в объекте книги.</w:t>
+      </w:r>
+    </w:p>
+    <w:p>
+      <w:pPr>
+        <w:pStyle w:val="21"/>
+        <w:rPr>
+          <w:rFonts w:ascii="Times New Roman" w:hAnsi="Times New Roman" w:cs="Times New Roman"/>
+          <w:sz w:val="28"/>
+          <w:szCs w:val="28"/>
+        </w:rPr>
+      </w:pPr>
+      <w:r>
+        <w:rPr>
+          <w:rFonts w:ascii="Times New Roman" w:hAnsi="Times New Roman" w:cs="Times New Roman"/>
+          <w:sz w:val="28"/>
+          <w:szCs w:val="28"/>
+        </w:rPr>
+        <w:t xml:space="preserve">2.2. </w:t>
+      </w:r>
+      <w:proofErr w:type="spellStart"/>
+      <w:r>
+        <w:rPr>
+          <w:rFonts w:ascii="Times New Roman" w:hAnsi="Times New Roman" w:cs="Times New Roman"/>
+          <w:sz w:val="28"/>
+          <w:szCs w:val="28"/>
+        </w:rPr>
+        <w:t>Массив</w:t>
+      </w:r>
+      <w:proofErr w:type="spellEnd"/>
+      <w:r>
+        <w:rPr>
+          <w:rFonts w:ascii="Times New Roman" w:hAnsi="Times New Roman" w:cs="Times New Roman"/>
+          <w:sz w:val="28"/>
+          <w:szCs w:val="28"/>
+        </w:rPr>
+        <w:t xml:space="preserve"> books</w:t>
+      </w:r>
+    </w:p>
+    <w:p>
+      <w:pPr>
+        <w:rPr>
+          <w:rFonts w:cs="Times New Roman"/>
+          <w:sz w:val="28"/>
+          <w:szCs w:val="28"/>
+        </w:rPr>
+      </w:pPr>
+      <w:proofErr w:type="spellStart"/>
+      <w:r>
+        <w:rPr>
+          <w:rFonts w:cs="Times New Roman"/>
+          <w:sz w:val="28"/>
+          <w:szCs w:val="28"/>
+        </w:rPr>
+        <w:t>Класс</w:t>
+      </w:r>
+      <w:proofErr w:type="spellEnd"/>
+      <w:r>
+        <w:rPr>
+          <w:rFonts w:cs="Times New Roman"/>
+          <w:sz w:val="28"/>
+          <w:szCs w:val="28"/>
+        </w:rPr>
+        <w:t>: Program</w:t>
+      </w:r>
+    </w:p>
+    <w:p>
+      <w:pPr>
+        <w:rPr>
+          <w:rFonts w:cs="Times New Roman"/>
+          <w:sz w:val="28"/>
+          <w:szCs w:val="28"/>
+        </w:rPr>
+      </w:pPr>
+      <w:proofErr w:type="spellStart"/>
+      <w:r>
+        <w:rPr>
+          <w:rFonts w:cs="Times New Roman"/>
+          <w:sz w:val="28"/>
+          <w:szCs w:val="28"/>
+        </w:rPr>
+        <w:t>Тип</w:t>
+      </w:r>
+      <w:proofErr w:type="spellEnd"/>
+      <w:r>
+        <w:rPr>
+          <w:rFonts w:cs="Times New Roman"/>
+          <w:sz w:val="28"/>
+          <w:szCs w:val="28"/>
+        </w:rPr>
+        <w:t xml:space="preserve">: static </w:t>
+      </w:r>
+      <w:proofErr w:type="gramStart"/>
+      <w:r>
+        <w:rPr>
+          <w:rFonts w:cs="Times New Roman"/>
+          <w:sz w:val="28"/>
+          <w:szCs w:val="28"/>
+        </w:rPr>
+        <w:t>Book[</w:t>
+      </w:r>
+      <w:proofErr w:type="gramEnd"/>
+      <w:r>
+        <w:rPr>
+          <w:rFonts w:cs="Times New Roman"/>
+          <w:sz w:val="28"/>
+          <w:szCs w:val="28"/>
+        </w:rPr>
+        <w:t>]</w:t>
+      </w:r>
+    </w:p>
+    <w:p>
+      <w:pPr>
+        <w:rPr>
+          <w:rFonts w:cs="Times New Roman"/>
+          <w:sz w:val="28"/>
+          <w:szCs w:val="28"/>
+          <w:lang w:val="ru-RU"/>
+        </w:rPr>
+      </w:pPr>
+      <w:r>
+        <w:rPr>
+          <w:rFonts w:cs="Times New Roman"/>
+          <w:sz w:val="28"/>
+          <w:szCs w:val="28"/>
+          <w:lang w:val="ru-RU"/>
+        </w:rPr>
+        <w:t>Назначение: хранит список книг библиотеки.</w:t>
+      </w:r>
+    </w:p>
+    <w:p>
+      <w:pPr>
+        <w:rPr>
+          <w:rFonts w:cs="Times New Roman"/>
+          <w:sz w:val="28"/>
+          <w:szCs w:val="28"/>
+          <w:lang w:val="ru-RU"/>
+        </w:rPr>
+      </w:pPr>
+      <w:r>
+        <w:rPr>
+          <w:rFonts w:cs="Times New Roman"/>
+          <w:sz w:val="28"/>
+          <w:szCs w:val="28"/>
+          <w:lang w:val="ru-RU"/>
+        </w:rPr>
+        <w:t>В программе используются 5 книг:</w:t>
+      </w:r>
+    </w:p>
+    <w:p>
+      <w:pPr>
+        <w:rPr>
+          <w:rFonts w:cs="Times New Roman"/>
+          <w:sz w:val="28"/>
+          <w:szCs w:val="28"/>
+          <w:lang w:val="ru-RU"/>
+        </w:rPr>
+      </w:pPr>
+      <w:r>
+        <w:rPr>
+          <w:rFonts w:cs="Times New Roman"/>
+          <w:sz w:val="28"/>
+          <w:szCs w:val="28"/>
+          <w:lang w:val="ru-RU"/>
+        </w:rPr>
+        <w:t>1. «Война и мир» — 500 руб., 10 экз.;</w:t>
+      </w:r>
+    </w:p>
+    <w:p>
+      <w:pPr>
+        <w:rPr>
+          <w:rFonts w:cs="Times New Roman"/>
+          <w:sz w:val="28"/>
+          <w:szCs w:val="28"/>
+          <w:lang w:val="ru-RU"/>
+        </w:rPr>
+      </w:pPr>
+      <w:r>
+        <w:rPr>
+          <w:rFonts w:cs="Times New Roman"/>
+          <w:sz w:val="28"/>
+          <w:szCs w:val="28"/>
+          <w:lang w:val="ru-RU"/>
+        </w:rPr>
+        <w:t>2. «Анна Каренина» — 400 руб., 8 экз.;</w:t>
+      </w:r>
+    </w:p>
+    <w:p>
+      <w:pPr>
+        <w:rPr>
+          <w:rFonts w:cs="Times New Roman"/>
+          <w:sz w:val="28"/>
+          <w:szCs w:val="28"/>
+          <w:lang w:val="ru-RU"/>
+        </w:rPr>
+      </w:pPr>
+      <w:r>
+        <w:rPr>
+          <w:rFonts w:cs="Times New Roman"/>
+          <w:sz w:val="28"/>
+          <w:szCs w:val="28"/>
+          <w:lang w:val="ru-RU"/>
+        </w:rPr>
+        <w:t>3. «Гарри Поттер» — 350 руб., 12 экз.;</w:t>
+      </w:r>
+    </w:p>
+    <w:p>
+      <w:pPr>
+        <w:rPr>
+          <w:rFonts w:cs="Times New Roman"/>
+          <w:sz w:val="28"/>
+          <w:szCs w:val="28"/>
+          <w:lang w:val="ru-RU"/>
+        </w:rPr>
+      </w:pPr>
+      <w:r>
+        <w:rPr>
+          <w:rFonts w:cs="Times New Roman"/>
+          <w:sz w:val="28"/>
+          <w:szCs w:val="28"/>
+          <w:lang w:val="ru-RU"/>
+        </w:rPr>
+        <w:t>4. «Братья Карамазовы» — 450 руб., 7 экз.;</w:t>
+      </w:r>
+    </w:p>
+    <w:p>
+      <w:pPr>
+        <w:rPr>
+          <w:rFonts w:cs="Times New Roman"/>
+          <w:sz w:val="28"/>
+          <w:szCs w:val="28"/>
+          <w:lang w:val="ru-RU"/>
+        </w:rPr>
+      </w:pPr>
+      <w:r>
+        <w:rPr>
+          <w:rFonts w:cs="Times New Roman"/>
+          <w:sz w:val="28"/>
+          <w:szCs w:val="28"/>
+          <w:lang w:val="ru-RU"/>
+        </w:rPr>
+        <w:t>5. «Мастер и Маргарита» — 600 руб., 6 экз.</w:t>
+      </w:r>
+    </w:p>
+    <w:p>
+      <w:pPr>
+        <w:pStyle w:val="21"/>
+        <w:rPr>
+          <w:rFonts w:ascii="Times New Roman" w:hAnsi="Times New Roman" w:cs="Times New Roman"/>
+          <w:sz w:val="28"/>
+          <w:szCs w:val="28"/>
+        </w:rPr>
+      </w:pPr>
+      <w:r>
+        <w:rPr>
+          <w:rFonts w:ascii="Times New Roman" w:hAnsi="Times New Roman" w:cs="Times New Roman"/>
+          <w:sz w:val="28"/>
+          <w:szCs w:val="28"/>
+        </w:rPr>
+        <w:t xml:space="preserve">2.3. </w:t>
+      </w:r>
+      <w:proofErr w:type="spellStart"/>
+      <w:proofErr w:type="gramStart"/>
+      <w:r>
+        <w:rPr>
+          <w:rFonts w:ascii="Times New Roman" w:hAnsi="Times New Roman" w:cs="Times New Roman"/>
+          <w:sz w:val="28"/>
+          <w:szCs w:val="28"/>
+        </w:rPr>
+        <w:t>PrintBooks</w:t>
+      </w:r>
+      <w:proofErr w:type="spellEnd"/>
+      <w:r>
+        <w:rPr>
+          <w:rFonts w:ascii="Times New Roman" w:hAnsi="Times New Roman" w:cs="Times New Roman"/>
+          <w:sz w:val="28"/>
+          <w:szCs w:val="28"/>
+        </w:rPr>
+        <w:t>(</w:t>
+      </w:r>
+      <w:proofErr w:type="gramEnd"/>
+      <w:r>
+        <w:rPr>
+          <w:rFonts w:ascii="Times New Roman" w:hAnsi="Times New Roman" w:cs="Times New Roman"/>
+          <w:sz w:val="28"/>
+          <w:szCs w:val="28"/>
+        </w:rPr>
+        <w:t>)</w:t>
+      </w:r>
+    </w:p>
+    <w:p>
+      <w:pPr>
+        <w:rPr>
+          <w:rFonts w:cs="Times New Roman"/>
+          <w:sz w:val="28"/>
+          <w:szCs w:val="28"/>
+        </w:rPr>
+      </w:pPr>
+      <w:proofErr w:type="spellStart"/>
+      <w:r>
+        <w:rPr>
+          <w:rFonts w:cs="Times New Roman"/>
+          <w:sz w:val="28"/>
+          <w:szCs w:val="28"/>
+        </w:rPr>
+        <w:t>Класс</w:t>
+      </w:r>
+      <w:proofErr w:type="spellEnd"/>
+      <w:r>
+        <w:rPr>
+          <w:rFonts w:cs="Times New Roman"/>
+          <w:sz w:val="28"/>
+          <w:szCs w:val="28"/>
+        </w:rPr>
+        <w:t>: Program</w:t>
+      </w:r>
+    </w:p>
+    <w:p>
+      <w:pPr>
+        <w:rPr>
+          <w:rFonts w:cs="Times New Roman"/>
+          <w:sz w:val="28"/>
+          <w:szCs w:val="28"/>
+        </w:rPr>
+      </w:pPr>
+      <w:proofErr w:type="spellStart"/>
+      <w:r>
+        <w:rPr>
+          <w:rFonts w:cs="Times New Roman"/>
+          <w:sz w:val="28"/>
+          <w:szCs w:val="28"/>
+        </w:rPr>
+        <w:t>Тип</w:t>
+      </w:r>
+      <w:proofErr w:type="spellEnd"/>
+      <w:r>
+        <w:rPr>
+          <w:rFonts w:cs="Times New Roman"/>
+          <w:sz w:val="28"/>
+          <w:szCs w:val="28"/>
+        </w:rPr>
+        <w:t>: static void</w:t>
+      </w:r>
+    </w:p>
+    <w:p>
+      <w:pPr>
+        <w:rPr>
+          <w:rFonts w:cs="Times New Roman"/>
+          <w:sz w:val="28"/>
+          <w:szCs w:val="28"/>
+          <w:lang w:val="ru-RU"/>
+        </w:rPr>
+      </w:pPr>
+      <w:r>
+        <w:rPr>
+          <w:rFonts w:cs="Times New Roman"/>
+          <w:sz w:val="28"/>
+          <w:szCs w:val="28"/>
+          <w:lang w:val="ru-RU"/>
+        </w:rPr>
+        <w:t>Назначение: выводит список книг библиотеки.</w:t>
+      </w:r>
+    </w:p>
+    <w:p>
+      <w:pPr>
+        <w:rPr>
+          <w:rFonts w:cs="Times New Roman"/>
+          <w:sz w:val="28"/>
+          <w:szCs w:val="28"/>
+        </w:rPr>
+      </w:pPr>
+      <w:proofErr w:type="spellStart"/>
+      <w:r>
+        <w:rPr>
+          <w:rFonts w:cs="Times New Roman"/>
+          <w:sz w:val="28"/>
+          <w:szCs w:val="28"/>
+        </w:rPr>
+        <w:t>Аргументы</w:t>
+      </w:r>
+      <w:proofErr w:type="spellEnd"/>
+      <w:r>
+        <w:rPr>
+          <w:rFonts w:cs="Times New Roman"/>
+          <w:sz w:val="28"/>
+          <w:szCs w:val="28"/>
+        </w:rPr>
+        <w:t xml:space="preserve">: </w:t>
+      </w:r>
+      <w:proofErr w:type="spellStart"/>
+      <w:r>
+        <w:rPr>
+          <w:rFonts w:cs="Times New Roman"/>
+          <w:sz w:val="28"/>
+          <w:szCs w:val="28"/>
+        </w:rPr>
+        <w:t>нет</w:t>
+      </w:r>
+      <w:proofErr w:type="spellEnd"/>
+      <w:r>
+        <w:rPr>
+          <w:rFonts w:cs="Times New Roman"/>
+          <w:sz w:val="28"/>
+          <w:szCs w:val="28"/>
+        </w:rPr>
+        <w:t>.</w:t>
+      </w:r>
+    </w:p>
+    <w:p>
+      <w:pPr>
+        <w:rPr>
+          <w:rFonts w:cs="Times New Roman"/>
+          <w:sz w:val="28"/>
+          <w:szCs w:val="28"/>
+        </w:rPr>
+      </w:pPr>
+      <w:proofErr w:type="spellStart"/>
+      <w:r>
+        <w:rPr>
+          <w:rFonts w:cs="Times New Roman"/>
+          <w:sz w:val="28"/>
+          <w:szCs w:val="28"/>
+        </w:rPr>
+        <w:t>Что</w:t>
+      </w:r>
+      <w:proofErr w:type="spellEnd"/>
+      <w:r>
+        <w:rPr>
+          <w:rFonts w:cs="Times New Roman"/>
+          <w:sz w:val="28"/>
+          <w:szCs w:val="28"/>
+        </w:rPr>
+        <w:t xml:space="preserve"> </w:t>
+      </w:r>
+      <w:proofErr w:type="spellStart"/>
+      <w:r>
+        <w:rPr>
+          <w:rFonts w:cs="Times New Roman"/>
+          <w:sz w:val="28"/>
+          <w:szCs w:val="28"/>
+        </w:rPr>
+        <w:t>делает</w:t>
+      </w:r>
+      <w:proofErr w:type="spellEnd"/>
+      <w:r>
+        <w:rPr>
+          <w:rFonts w:cs="Times New Roman"/>
+          <w:sz w:val="28"/>
+          <w:szCs w:val="28"/>
+        </w:rPr>
+        <w:t>:</w:t>
+      </w:r>
+    </w:p>
+    <w:p>
+      <w:pPr>
+        <w:pStyle w:val="a0"/>
+        <w:rPr>
+          <w:rFonts w:cs="Times New Roman"/>
+          <w:sz w:val="28"/>
+          <w:szCs w:val="28"/>
+          <w:lang w:val="ru-RU"/>
+        </w:rPr>
+      </w:pPr>
+      <w:r>
+        <w:rPr>
+          <w:rFonts w:cs="Times New Roman"/>
+          <w:sz w:val="28"/>
+          <w:szCs w:val="28"/>
+          <w:lang w:val="ru-RU"/>
+        </w:rPr>
+        <w:t>выводит заголовок «Книги в библиотеке»;</w:t>
+      </w:r>
+    </w:p>
+    <w:p>
+      <w:pPr>
+        <w:pStyle w:val="a0"/>
+        <w:rPr>
+          <w:rFonts w:cs="Times New Roman"/>
+          <w:sz w:val="28"/>
+          <w:szCs w:val="28"/>
+          <w:lang w:val="ru-RU"/>
+        </w:rPr>
+      </w:pPr>
+      <w:r>
+        <w:rPr>
+          <w:rFonts w:cs="Times New Roman"/>
+          <w:sz w:val="28"/>
+          <w:szCs w:val="28"/>
+          <w:lang w:val="ru-RU"/>
+        </w:rPr>
+        <w:t>перебирает все книги с помощью цикла;</w:t>
+      </w:r>
+    </w:p>
+    <w:p>
+      <w:pPr>
+        <w:pStyle w:val="a0"/>
+        <w:rPr>
+          <w:rFonts w:cs="Times New Roman"/>
+          <w:sz w:val="28"/>
+          <w:szCs w:val="28"/>
+          <w:lang w:val="ru-RU"/>
+        </w:rPr>
+      </w:pPr>
+      <w:r>
+        <w:rPr>
+          <w:rFonts w:cs="Times New Roman"/>
+          <w:sz w:val="28"/>
+          <w:szCs w:val="28"/>
+          <w:lang w:val="ru-RU"/>
+        </w:rPr>
+        <w:lastRenderedPageBreak/>
+        <w:t>выводит номер, название, цену и количество экземпляров.</w:t>
+      </w:r>
+    </w:p>
+    <w:p>
+      <w:pPr>
+        <w:rPr>
+          <w:rFonts w:cs="Times New Roman"/>
+          <w:sz w:val="28"/>
+          <w:szCs w:val="28"/>
+          <w:lang w:val="ru-RU"/>
+        </w:rPr>
+      </w:pPr>
+      <w:r>
+        <w:rPr>
+          <w:rFonts w:cs="Times New Roman"/>
+          <w:sz w:val="28"/>
+          <w:szCs w:val="28"/>
+          <w:lang w:val="ru-RU"/>
+        </w:rPr>
+        <w:t>Возвращает: ничего (</w:t>
+      </w:r>
+      <w:r>
+        <w:rPr>
+          <w:rFonts w:cs="Times New Roman"/>
+          <w:sz w:val="28"/>
+          <w:szCs w:val="28"/>
+        </w:rPr>
+        <w:t>void</w:t>
+      </w:r>
+      <w:r>
+        <w:rPr>
+          <w:rFonts w:cs="Times New Roman"/>
+          <w:sz w:val="28"/>
+          <w:szCs w:val="28"/>
+          <w:lang w:val="ru-RU"/>
+        </w:rPr>
+        <w:t>).</w:t>
+      </w:r>
+    </w:p>
+    <w:p>
+      <w:pPr>
+        <w:pStyle w:val="21"/>
+        <w:rPr>
+          <w:rFonts w:ascii="Times New Roman" w:hAnsi="Times New Roman" w:cs="Times New Roman"/>
+          <w:sz w:val="28"/>
+          <w:szCs w:val="28"/>
+          <w:lang w:val="ru-RU"/>
+        </w:rPr>
+      </w:pPr>
+      <w:r>
+        <w:rPr>
+          <w:rFonts w:ascii="Times New Roman" w:hAnsi="Times New Roman" w:cs="Times New Roman"/>
+          <w:sz w:val="28"/>
+          <w:szCs w:val="28"/>
+          <w:lang w:val="ru-RU"/>
+        </w:rPr>
+        <w:t xml:space="preserve">2.4. </w:t>
+      </w:r>
+      <w:proofErr w:type="spellStart"/>
+      <w:proofErr w:type="gramStart"/>
+      <w:r>
+        <w:rPr>
+          <w:rFonts w:ascii="Times New Roman" w:hAnsi="Times New Roman" w:cs="Times New Roman"/>
+          <w:sz w:val="28"/>
+          <w:szCs w:val="28"/>
+        </w:rPr>
+        <w:t>ReadBookNumber</w:t>
+      </w:r>
+      <w:proofErr w:type="spellEnd"/>
+      <w:r>
+        <w:rPr>
+          <w:rFonts w:ascii="Times New Roman" w:hAnsi="Times New Roman" w:cs="Times New Roman"/>
+          <w:sz w:val="28"/>
+          <w:szCs w:val="28"/>
+          <w:lang w:val="ru-RU"/>
+        </w:rPr>
+        <w:t>(</w:t>
+      </w:r>
+      <w:proofErr w:type="gramEnd"/>
+      <w:r>
+        <w:rPr>
+          <w:rFonts w:ascii="Times New Roman" w:hAnsi="Times New Roman" w:cs="Times New Roman"/>
+          <w:sz w:val="28"/>
+          <w:szCs w:val="28"/>
+          <w:lang w:val="ru-RU"/>
+        </w:rPr>
+        <w:t>)</w:t>
+      </w:r>
+    </w:p>
+    <w:p>
+      <w:pPr>
+        <w:rPr>
+          <w:rFonts w:cs="Times New Roman"/>
+          <w:sz w:val="28"/>
+          <w:szCs w:val="28"/>
+          <w:lang w:val="ru-RU"/>
+        </w:rPr>
+      </w:pPr>
+      <w:r>
+        <w:rPr>
+          <w:rFonts w:cs="Times New Roman"/>
+          <w:sz w:val="28"/>
+          <w:szCs w:val="28"/>
+          <w:lang w:val="ru-RU"/>
+        </w:rPr>
+        <w:t xml:space="preserve">Класс: </w:t>
+      </w:r>
+      <w:r>
+        <w:rPr>
+          <w:rFonts w:cs="Times New Roman"/>
+          <w:sz w:val="28"/>
+          <w:szCs w:val="28"/>
+        </w:rPr>
+        <w:t>Program</w:t>
+      </w:r>
+    </w:p>
+    <w:p>
+      <w:pPr>
+        <w:rPr>
+          <w:rFonts w:cs="Times New Roman"/>
+          <w:sz w:val="28"/>
+          <w:szCs w:val="28"/>
+          <w:lang w:val="ru-RU"/>
+        </w:rPr>
+      </w:pPr>
+      <w:r>
+        <w:rPr>
+          <w:rFonts w:cs="Times New Roman"/>
+          <w:sz w:val="28"/>
+          <w:szCs w:val="28"/>
+          <w:lang w:val="ru-RU"/>
+        </w:rPr>
+        <w:t xml:space="preserve">Тип: </w:t>
+      </w:r>
+      <w:r>
+        <w:rPr>
+          <w:rFonts w:cs="Times New Roman"/>
+          <w:sz w:val="28"/>
+          <w:szCs w:val="28"/>
+        </w:rPr>
+        <w:t>static</w:t>
+      </w:r>
+      <w:r>
+        <w:rPr>
+          <w:rFonts w:cs="Times New Roman"/>
+          <w:sz w:val="28"/>
+          <w:szCs w:val="28"/>
+          <w:lang w:val="ru-RU"/>
+        </w:rPr>
+        <w:t xml:space="preserve"> </w:t>
+      </w:r>
+      <w:r>
+        <w:rPr>
+          <w:rFonts w:cs="Times New Roman"/>
+          <w:sz w:val="28"/>
+          <w:szCs w:val="28"/>
+        </w:rPr>
+        <w:t>int</w:t>
+      </w:r>
+    </w:p>
+    <w:p>
+      <w:pPr>
+        <w:rPr>
+          <w:rFonts w:cs="Times New Roman"/>
+          <w:sz w:val="28"/>
+          <w:szCs w:val="28"/>
+          <w:lang w:val="ru-RU"/>
+        </w:rPr>
+      </w:pPr>
+      <w:r>
+        <w:rPr>
+          <w:rFonts w:cs="Times New Roman"/>
+          <w:sz w:val="28"/>
+          <w:szCs w:val="28"/>
+          <w:lang w:val="ru-RU"/>
+        </w:rPr>
+        <w:t>Назначение: получает от пользователя номер книги и проверяет его корректность.</w:t>
+      </w:r>
+    </w:p>
+    <w:p>
+      <w:pPr>
+        <w:rPr>
+          <w:rFonts w:cs="Times New Roman"/>
+          <w:sz w:val="28"/>
+          <w:szCs w:val="28"/>
+        </w:rPr>
+      </w:pPr>
+      <w:proofErr w:type="spellStart"/>
+      <w:r>
+        <w:rPr>
+          <w:rFonts w:cs="Times New Roman"/>
+          <w:sz w:val="28"/>
+          <w:szCs w:val="28"/>
+        </w:rPr>
+        <w:t>Аргументы</w:t>
+      </w:r>
+      <w:proofErr w:type="spellEnd"/>
+      <w:r>
+        <w:rPr>
+          <w:rFonts w:cs="Times New Roman"/>
+          <w:sz w:val="28"/>
+          <w:szCs w:val="28"/>
+        </w:rPr>
+        <w:t xml:space="preserve">: </w:t>
+      </w:r>
+      <w:proofErr w:type="spellStart"/>
+      <w:r>
+        <w:rPr>
+          <w:rFonts w:cs="Times New Roman"/>
+          <w:sz w:val="28"/>
+          <w:szCs w:val="28"/>
+        </w:rPr>
+        <w:t>нет</w:t>
+      </w:r>
+      <w:proofErr w:type="spellEnd"/>
+      <w:r>
+        <w:rPr>
+          <w:rFonts w:cs="Times New Roman"/>
+          <w:sz w:val="28"/>
+          <w:szCs w:val="28"/>
+        </w:rPr>
+        <w:t>.</w:t>
+      </w:r>
+    </w:p>
+    <w:p>
+      <w:pPr>
+        <w:rPr>
+          <w:rFonts w:cs="Times New Roman"/>
+          <w:sz w:val="28"/>
+          <w:szCs w:val="28"/>
+        </w:rPr>
+      </w:pPr>
+      <w:proofErr w:type="spellStart"/>
+      <w:r>
+        <w:rPr>
+          <w:rFonts w:cs="Times New Roman"/>
+          <w:sz w:val="28"/>
+          <w:szCs w:val="28"/>
+        </w:rPr>
+        <w:t>Что</w:t>
+      </w:r>
+      <w:proofErr w:type="spellEnd"/>
+      <w:r>
+        <w:rPr>
+          <w:rFonts w:cs="Times New Roman"/>
+          <w:sz w:val="28"/>
+          <w:szCs w:val="28"/>
+        </w:rPr>
+        <w:t xml:space="preserve"> </w:t>
+      </w:r>
+      <w:proofErr w:type="spellStart"/>
+      <w:r>
+        <w:rPr>
+          <w:rFonts w:cs="Times New Roman"/>
+          <w:sz w:val="28"/>
+          <w:szCs w:val="28"/>
+        </w:rPr>
+        <w:t>делает</w:t>
+      </w:r>
+      <w:proofErr w:type="spellEnd"/>
+      <w:r>
+        <w:rPr>
+          <w:rFonts w:cs="Times New Roman"/>
+          <w:sz w:val="28"/>
+          <w:szCs w:val="28"/>
+        </w:rPr>
+        <w:t>:</w:t>
+      </w:r>
+    </w:p>
+    <w:p>
+      <w:pPr>
+        <w:pStyle w:val="a0"/>
+        <w:rPr>
+          <w:rFonts w:cs="Times New Roman"/>
+          <w:sz w:val="28"/>
+          <w:szCs w:val="28"/>
+        </w:rPr>
+      </w:pPr>
+      <w:proofErr w:type="spellStart"/>
+      <w:r>
+        <w:rPr>
+          <w:rFonts w:cs="Times New Roman"/>
+          <w:sz w:val="28"/>
+          <w:szCs w:val="28"/>
+        </w:rPr>
+        <w:t>запрашивает</w:t>
+      </w:r>
+      <w:proofErr w:type="spellEnd"/>
+      <w:r>
+        <w:rPr>
+          <w:rFonts w:cs="Times New Roman"/>
+          <w:sz w:val="28"/>
+          <w:szCs w:val="28"/>
+        </w:rPr>
+        <w:t xml:space="preserve"> </w:t>
+      </w:r>
+      <w:proofErr w:type="spellStart"/>
+      <w:r>
+        <w:rPr>
+          <w:rFonts w:cs="Times New Roman"/>
+          <w:sz w:val="28"/>
+          <w:szCs w:val="28"/>
+        </w:rPr>
+        <w:t>номер</w:t>
+      </w:r>
+      <w:proofErr w:type="spellEnd"/>
+      <w:r>
+        <w:rPr>
+          <w:rFonts w:cs="Times New Roman"/>
+          <w:sz w:val="28"/>
+          <w:szCs w:val="28"/>
+        </w:rPr>
+        <w:t xml:space="preserve"> </w:t>
+      </w:r>
+      <w:proofErr w:type="spellStart"/>
+      <w:r>
+        <w:rPr>
+          <w:rFonts w:cs="Times New Roman"/>
+          <w:sz w:val="28"/>
+          <w:szCs w:val="28"/>
+        </w:rPr>
+        <w:t>книги</w:t>
+      </w:r>
+      <w:proofErr w:type="spellEnd"/>
+      <w:r>
+        <w:rPr>
+          <w:rFonts w:cs="Times New Roman"/>
+          <w:sz w:val="28"/>
+          <w:szCs w:val="28"/>
+        </w:rPr>
+        <w:t>;</w:t>
+      </w:r>
+    </w:p>
+    <w:p>
+      <w:pPr>
+        <w:pStyle w:val="a0"/>
+        <w:rPr>
+          <w:rFonts w:cs="Times New Roman"/>
+          <w:sz w:val="28"/>
+          <w:szCs w:val="28"/>
+        </w:rPr>
+      </w:pPr>
+      <w:proofErr w:type="spellStart"/>
+      <w:r>
+        <w:rPr>
+          <w:rFonts w:cs="Times New Roman"/>
+          <w:sz w:val="28"/>
+          <w:szCs w:val="28"/>
+        </w:rPr>
+        <w:t>разрешает</w:t>
+      </w:r>
+      <w:proofErr w:type="spellEnd"/>
+      <w:r>
+        <w:rPr>
+          <w:rFonts w:cs="Times New Roman"/>
+          <w:sz w:val="28"/>
+          <w:szCs w:val="28"/>
+        </w:rPr>
+        <w:t xml:space="preserve"> </w:t>
+      </w:r>
+      <w:proofErr w:type="spellStart"/>
+      <w:r>
+        <w:rPr>
+          <w:rFonts w:cs="Times New Roman"/>
+          <w:sz w:val="28"/>
+          <w:szCs w:val="28"/>
+        </w:rPr>
+        <w:t>значения</w:t>
+      </w:r>
+      <w:proofErr w:type="spellEnd"/>
+      <w:r>
+        <w:rPr>
+          <w:rFonts w:cs="Times New Roman"/>
+          <w:sz w:val="28"/>
+          <w:szCs w:val="28"/>
+        </w:rPr>
+        <w:t xml:space="preserve"> </w:t>
+      </w:r>
+      <w:proofErr w:type="spellStart"/>
+      <w:r>
+        <w:rPr>
+          <w:rFonts w:cs="Times New Roman"/>
+          <w:sz w:val="28"/>
+          <w:szCs w:val="28"/>
+        </w:rPr>
+        <w:t>от</w:t>
+      </w:r>
+      <w:proofErr w:type="spellEnd"/>
+      <w:r>
+        <w:rPr>
+          <w:rFonts w:cs="Times New Roman"/>
+          <w:sz w:val="28"/>
+          <w:szCs w:val="28"/>
+        </w:rPr>
+        <w:t xml:space="preserve"> 1 </w:t>
+      </w:r>
+      <w:proofErr w:type="spellStart"/>
+      <w:r>
+        <w:rPr>
+          <w:rFonts w:cs="Times New Roman"/>
+          <w:sz w:val="28"/>
+          <w:szCs w:val="28"/>
+        </w:rPr>
+        <w:t>до</w:t>
+      </w:r>
+      <w:proofErr w:type="spellEnd"/>
+      <w:r>
+        <w:rPr>
+          <w:rFonts w:cs="Times New Roman"/>
+          <w:sz w:val="28"/>
+          <w:szCs w:val="28"/>
+        </w:rPr>
+        <w:t xml:space="preserve"> 5;</w:t>
+      </w:r>
+    </w:p>
+    <w:p>
+      <w:pPr>
+        <w:pStyle w:val="a0"/>
+        <w:rPr>
+          <w:rFonts w:cs="Times New Roman"/>
+          <w:sz w:val="28"/>
+          <w:szCs w:val="28"/>
+        </w:rPr>
+      </w:pPr>
+      <w:proofErr w:type="spellStart"/>
+      <w:r>
+        <w:rPr>
+          <w:rFonts w:cs="Times New Roman"/>
+          <w:sz w:val="28"/>
+          <w:szCs w:val="28"/>
+        </w:rPr>
+        <w:t>значение</w:t>
+      </w:r>
+      <w:proofErr w:type="spellEnd"/>
+      <w:r>
+        <w:rPr>
+          <w:rFonts w:cs="Times New Roman"/>
+          <w:sz w:val="28"/>
+          <w:szCs w:val="28"/>
+        </w:rPr>
+        <w:t xml:space="preserve"> 0 </w:t>
+      </w:r>
+      <w:proofErr w:type="spellStart"/>
+      <w:r>
+        <w:rPr>
+          <w:rFonts w:cs="Times New Roman"/>
+          <w:sz w:val="28"/>
+          <w:szCs w:val="28"/>
+        </w:rPr>
+        <w:t>завершает</w:t>
+      </w:r>
+      <w:proofErr w:type="spellEnd"/>
+      <w:r>
+        <w:rPr>
+          <w:rFonts w:cs="Times New Roman"/>
+          <w:sz w:val="28"/>
+          <w:szCs w:val="28"/>
+        </w:rPr>
+        <w:t xml:space="preserve"> </w:t>
+      </w:r>
+      <w:proofErr w:type="spellStart"/>
+      <w:r>
+        <w:rPr>
+          <w:rFonts w:cs="Times New Roman"/>
+          <w:sz w:val="28"/>
+          <w:szCs w:val="28"/>
+        </w:rPr>
+        <w:t>оформление</w:t>
+      </w:r>
+      <w:proofErr w:type="spellEnd"/>
+      <w:r>
+        <w:rPr>
+          <w:rFonts w:cs="Times New Roman"/>
+          <w:sz w:val="28"/>
+          <w:szCs w:val="28"/>
+        </w:rPr>
+        <w:t xml:space="preserve"> </w:t>
+      </w:r>
+      <w:proofErr w:type="spellStart"/>
+      <w:r>
+        <w:rPr>
+          <w:rFonts w:cs="Times New Roman"/>
+          <w:sz w:val="28"/>
+          <w:szCs w:val="28"/>
+        </w:rPr>
+        <w:t>заказа</w:t>
+      </w:r>
+      <w:proofErr w:type="spellEnd"/>
+      <w:r>
+        <w:rPr>
+          <w:rFonts w:cs="Times New Roman"/>
+          <w:sz w:val="28"/>
+          <w:szCs w:val="28"/>
+        </w:rPr>
+        <w:t>;</w:t>
+      </w:r>
+    </w:p>
+    <w:p>
+      <w:pPr>
+        <w:pStyle w:val="a0"/>
+        <w:rPr>
+          <w:rFonts w:cs="Times New Roman"/>
+          <w:sz w:val="28"/>
+          <w:szCs w:val="28"/>
+          <w:lang w:val="ru-RU"/>
+        </w:rPr>
+      </w:pPr>
+      <w:r>
+        <w:rPr>
+          <w:rFonts w:cs="Times New Roman"/>
+          <w:sz w:val="28"/>
+          <w:szCs w:val="28"/>
+          <w:lang w:val="ru-RU"/>
+        </w:rPr>
+        <w:t>при неправильном вводе выводит сообщение об ошибке и повторяет запрос.</w:t>
+      </w:r>
+    </w:p>
+    <w:p>
+      <w:pPr>
+        <w:rPr>
+          <w:rFonts w:cs="Times New Roman"/>
+          <w:sz w:val="28"/>
+          <w:szCs w:val="28"/>
+          <w:lang w:val="ru-RU"/>
+        </w:rPr>
+      </w:pPr>
+      <w:r>
+        <w:rPr>
+          <w:rFonts w:cs="Times New Roman"/>
+          <w:sz w:val="28"/>
+          <w:szCs w:val="28"/>
+          <w:lang w:val="ru-RU"/>
+        </w:rPr>
+        <w:t>Возвращает: корректный номер книги.</w:t>
+      </w:r>
+    </w:p>
+    <w:p>
+      <w:pPr>
+        <w:pStyle w:val="21"/>
+        <w:rPr>
+          <w:rFonts w:ascii="Times New Roman" w:hAnsi="Times New Roman" w:cs="Times New Roman"/>
+          <w:sz w:val="28"/>
+          <w:szCs w:val="28"/>
+          <w:lang w:val="ru-RU"/>
+        </w:rPr>
+      </w:pPr>
+      <w:r>
+        <w:rPr>
+          <w:rFonts w:ascii="Times New Roman" w:hAnsi="Times New Roman" w:cs="Times New Roman"/>
+          <w:sz w:val="28"/>
+          <w:szCs w:val="28"/>
+          <w:lang w:val="ru-RU"/>
+        </w:rPr>
+        <w:t xml:space="preserve">2.5. </w:t>
+      </w:r>
+      <w:proofErr w:type="spellStart"/>
+      <w:proofErr w:type="gramStart"/>
+      <w:r>
+        <w:rPr>
+          <w:rFonts w:ascii="Times New Roman" w:hAnsi="Times New Roman" w:cs="Times New Roman"/>
+          <w:sz w:val="28"/>
+          <w:szCs w:val="28"/>
+        </w:rPr>
+        <w:t>ReadQuantity</w:t>
+      </w:r>
+      <w:proofErr w:type="spellEnd"/>
+      <w:r>
+        <w:rPr>
+          <w:rFonts w:ascii="Times New Roman" w:hAnsi="Times New Roman" w:cs="Times New Roman"/>
+          <w:sz w:val="28"/>
+          <w:szCs w:val="28"/>
+          <w:lang w:val="ru-RU"/>
+        </w:rPr>
+        <w:t>(</w:t>
+      </w:r>
+      <w:proofErr w:type="gramEnd"/>
+      <w:r>
+        <w:rPr>
+          <w:rFonts w:ascii="Times New Roman" w:hAnsi="Times New Roman" w:cs="Times New Roman"/>
+          <w:sz w:val="28"/>
+          <w:szCs w:val="28"/>
+          <w:lang w:val="ru-RU"/>
+        </w:rPr>
+        <w:t>)</w:t>
+      </w:r>
+    </w:p>
+    <w:p>
+      <w:pPr>
+        <w:rPr>
+          <w:rFonts w:cs="Times New Roman"/>
+          <w:sz w:val="28"/>
+          <w:szCs w:val="28"/>
+          <w:lang w:val="ru-RU"/>
+        </w:rPr>
+      </w:pPr>
+      <w:r>
+        <w:rPr>
+          <w:rFonts w:cs="Times New Roman"/>
+          <w:sz w:val="28"/>
+          <w:szCs w:val="28"/>
+          <w:lang w:val="ru-RU"/>
+        </w:rPr>
+        <w:t xml:space="preserve">Класс: </w:t>
+      </w:r>
+      <w:r>
+        <w:rPr>
+          <w:rFonts w:cs="Times New Roman"/>
+          <w:sz w:val="28"/>
+          <w:szCs w:val="28"/>
+        </w:rPr>
+        <w:t>Program</w:t>
+      </w:r>
+    </w:p>
+    <w:p>
+      <w:pPr>
+        <w:rPr>
+          <w:rFonts w:cs="Times New Roman"/>
+          <w:sz w:val="28"/>
+          <w:szCs w:val="28"/>
+          <w:lang w:val="ru-RU"/>
+        </w:rPr>
+      </w:pPr>
+      <w:r>
+        <w:rPr>
+          <w:rFonts w:cs="Times New Roman"/>
+          <w:sz w:val="28"/>
+          <w:szCs w:val="28"/>
+          <w:lang w:val="ru-RU"/>
+        </w:rPr>
+        <w:t xml:space="preserve">Тип: </w:t>
+      </w:r>
+      <w:r>
+        <w:rPr>
+          <w:rFonts w:cs="Times New Roman"/>
+          <w:sz w:val="28"/>
+          <w:szCs w:val="28"/>
+        </w:rPr>
+        <w:t>static</w:t>
+      </w:r>
+      <w:r>
+        <w:rPr>
+          <w:rFonts w:cs="Times New Roman"/>
+          <w:sz w:val="28"/>
+          <w:szCs w:val="28"/>
+          <w:lang w:val="ru-RU"/>
+        </w:rPr>
+        <w:t xml:space="preserve"> </w:t>
+      </w:r>
+      <w:r>
+        <w:rPr>
+          <w:rFonts w:cs="Times New Roman"/>
+          <w:sz w:val="28"/>
+          <w:szCs w:val="28"/>
+        </w:rPr>
+        <w:t>int</w:t>
+      </w:r>
+    </w:p>
+    <w:p>
+      <w:pPr>
+        <w:rPr>
+          <w:rFonts w:cs="Times New Roman"/>
+          <w:sz w:val="28"/>
+          <w:szCs w:val="28"/>
+          <w:lang w:val="ru-RU"/>
+        </w:rPr>
+      </w:pPr>
+      <w:r>
+        <w:rPr>
+          <w:rFonts w:cs="Times New Roman"/>
+          <w:sz w:val="28"/>
+          <w:szCs w:val="28"/>
+          <w:lang w:val="ru-RU"/>
+        </w:rPr>
+        <w:t>Назначение: получает количество экземпляров выбранной книги.</w:t>
+      </w:r>
+    </w:p>
+    <w:p>
+      <w:pPr>
+        <w:rPr>
+          <w:rFonts w:cs="Times New Roman"/>
+          <w:sz w:val="28"/>
+          <w:szCs w:val="28"/>
+        </w:rPr>
+      </w:pPr>
+      <w:proofErr w:type="spellStart"/>
+      <w:r>
+        <w:rPr>
+          <w:rFonts w:cs="Times New Roman"/>
+          <w:sz w:val="28"/>
+          <w:szCs w:val="28"/>
+        </w:rPr>
+        <w:t>Аргументы</w:t>
+      </w:r>
+      <w:proofErr w:type="spellEnd"/>
+      <w:r>
+        <w:rPr>
+          <w:rFonts w:cs="Times New Roman"/>
+          <w:sz w:val="28"/>
+          <w:szCs w:val="28"/>
+        </w:rPr>
+        <w:t xml:space="preserve">: </w:t>
+      </w:r>
+      <w:proofErr w:type="spellStart"/>
+      <w:r>
+        <w:rPr>
+          <w:rFonts w:cs="Times New Roman"/>
+          <w:sz w:val="28"/>
+          <w:szCs w:val="28"/>
+        </w:rPr>
+        <w:t>нет</w:t>
+      </w:r>
+      <w:proofErr w:type="spellEnd"/>
+      <w:r>
+        <w:rPr>
+          <w:rFonts w:cs="Times New Roman"/>
+          <w:sz w:val="28"/>
+          <w:szCs w:val="28"/>
+        </w:rPr>
+        <w:t>.</w:t>
+      </w:r>
+    </w:p>
+    <w:p>
+      <w:pPr>
+        <w:rPr>
+          <w:rFonts w:cs="Times New Roman"/>
+          <w:sz w:val="28"/>
+          <w:szCs w:val="28"/>
+        </w:rPr>
+      </w:pPr>
+      <w:proofErr w:type="spellStart"/>
+      <w:r>
+        <w:rPr>
+          <w:rFonts w:cs="Times New Roman"/>
+          <w:sz w:val="28"/>
+          <w:szCs w:val="28"/>
+        </w:rPr>
+        <w:t>Что</w:t>
+      </w:r>
+      <w:proofErr w:type="spellEnd"/>
+      <w:r>
+        <w:rPr>
+          <w:rFonts w:cs="Times New Roman"/>
+          <w:sz w:val="28"/>
+          <w:szCs w:val="28"/>
+        </w:rPr>
+        <w:t xml:space="preserve"> </w:t>
+      </w:r>
+      <w:proofErr w:type="spellStart"/>
+      <w:r>
+        <w:rPr>
+          <w:rFonts w:cs="Times New Roman"/>
+          <w:sz w:val="28"/>
+          <w:szCs w:val="28"/>
+        </w:rPr>
+        <w:t>делает</w:t>
+      </w:r>
+      <w:proofErr w:type="spellEnd"/>
+      <w:r>
+        <w:rPr>
+          <w:rFonts w:cs="Times New Roman"/>
+          <w:sz w:val="28"/>
+          <w:szCs w:val="28"/>
+        </w:rPr>
+        <w:t>:</w:t>
+      </w:r>
+    </w:p>
+    <w:p>
+      <w:pPr>
+        <w:pStyle w:val="a0"/>
+        <w:rPr>
+          <w:rFonts w:cs="Times New Roman"/>
+          <w:sz w:val="28"/>
+          <w:szCs w:val="28"/>
+        </w:rPr>
+      </w:pPr>
+      <w:proofErr w:type="spellStart"/>
+      <w:r>
+        <w:rPr>
+          <w:rFonts w:cs="Times New Roman"/>
+          <w:sz w:val="28"/>
+          <w:szCs w:val="28"/>
+        </w:rPr>
+        <w:t>запрашивает</w:t>
+      </w:r>
+      <w:proofErr w:type="spellEnd"/>
+      <w:r>
+        <w:rPr>
+          <w:rFonts w:cs="Times New Roman"/>
+          <w:sz w:val="28"/>
+          <w:szCs w:val="28"/>
+        </w:rPr>
+        <w:t xml:space="preserve"> </w:t>
+      </w:r>
+      <w:proofErr w:type="spellStart"/>
+      <w:r>
+        <w:rPr>
+          <w:rFonts w:cs="Times New Roman"/>
+          <w:sz w:val="28"/>
+          <w:szCs w:val="28"/>
+        </w:rPr>
+        <w:t>количество</w:t>
+      </w:r>
+      <w:proofErr w:type="spellEnd"/>
+      <w:r>
+        <w:rPr>
+          <w:rFonts w:cs="Times New Roman"/>
+          <w:sz w:val="28"/>
+          <w:szCs w:val="28"/>
+        </w:rPr>
+        <w:t xml:space="preserve"> </w:t>
+      </w:r>
+      <w:proofErr w:type="spellStart"/>
+      <w:r>
+        <w:rPr>
+          <w:rFonts w:cs="Times New Roman"/>
+          <w:sz w:val="28"/>
+          <w:szCs w:val="28"/>
+        </w:rPr>
+        <w:t>экземпляров</w:t>
+      </w:r>
+      <w:proofErr w:type="spellEnd"/>
+      <w:r>
+        <w:rPr>
+          <w:rFonts w:cs="Times New Roman"/>
+          <w:sz w:val="28"/>
+          <w:szCs w:val="28"/>
+        </w:rPr>
+        <w:t>;</w:t>
+      </w:r>
+    </w:p>
+    <w:p>
+      <w:pPr>
+        <w:pStyle w:val="a0"/>
+        <w:rPr>
+          <w:rFonts w:cs="Times New Roman"/>
+          <w:sz w:val="28"/>
+          <w:szCs w:val="28"/>
+          <w:lang w:val="ru-RU"/>
+        </w:rPr>
+      </w:pPr>
+      <w:r>
+        <w:rPr>
+          <w:rFonts w:cs="Times New Roman"/>
+          <w:sz w:val="28"/>
+          <w:szCs w:val="28"/>
+          <w:lang w:val="ru-RU"/>
+        </w:rPr>
+        <w:t>проверяет, что введено целое положительное число;</w:t>
+      </w:r>
+    </w:p>
+    <w:p>
+      <w:pPr>
+        <w:pStyle w:val="a0"/>
+        <w:rPr>
+          <w:rFonts w:cs="Times New Roman"/>
+          <w:sz w:val="28"/>
+          <w:szCs w:val="28"/>
+        </w:rPr>
+      </w:pPr>
+      <w:proofErr w:type="spellStart"/>
+      <w:r>
+        <w:rPr>
+          <w:rFonts w:cs="Times New Roman"/>
+          <w:sz w:val="28"/>
+          <w:szCs w:val="28"/>
+        </w:rPr>
+        <w:t>при</w:t>
+      </w:r>
+      <w:proofErr w:type="spellEnd"/>
+      <w:r>
+        <w:rPr>
+          <w:rFonts w:cs="Times New Roman"/>
+          <w:sz w:val="28"/>
+          <w:szCs w:val="28"/>
+        </w:rPr>
+        <w:t xml:space="preserve"> </w:t>
+      </w:r>
+      <w:proofErr w:type="spellStart"/>
+      <w:r>
+        <w:rPr>
+          <w:rFonts w:cs="Times New Roman"/>
+          <w:sz w:val="28"/>
+          <w:szCs w:val="28"/>
+        </w:rPr>
+        <w:t>ошибке</w:t>
+      </w:r>
+      <w:proofErr w:type="spellEnd"/>
+      <w:r>
+        <w:rPr>
+          <w:rFonts w:cs="Times New Roman"/>
+          <w:sz w:val="28"/>
+          <w:szCs w:val="28"/>
+        </w:rPr>
+        <w:t xml:space="preserve"> </w:t>
+      </w:r>
+      <w:proofErr w:type="spellStart"/>
+      <w:r>
+        <w:rPr>
+          <w:rFonts w:cs="Times New Roman"/>
+          <w:sz w:val="28"/>
+          <w:szCs w:val="28"/>
+        </w:rPr>
+        <w:t>повторяет</w:t>
+      </w:r>
+      <w:proofErr w:type="spellEnd"/>
+      <w:r>
+        <w:rPr>
+          <w:rFonts w:cs="Times New Roman"/>
+          <w:sz w:val="28"/>
+          <w:szCs w:val="28"/>
+        </w:rPr>
+        <w:t xml:space="preserve"> </w:t>
+      </w:r>
+      <w:proofErr w:type="spellStart"/>
+      <w:r>
+        <w:rPr>
+          <w:rFonts w:cs="Times New Roman"/>
+          <w:sz w:val="28"/>
+          <w:szCs w:val="28"/>
+        </w:rPr>
+        <w:t>ввод</w:t>
+      </w:r>
+      <w:proofErr w:type="spellEnd"/>
+      <w:r>
+        <w:rPr>
+          <w:rFonts w:cs="Times New Roman"/>
+          <w:sz w:val="28"/>
+          <w:szCs w:val="28"/>
+        </w:rPr>
+        <w:t>.</w:t>
+      </w:r>
+    </w:p>
+    <w:p>
+      <w:pPr>
+        <w:rPr>
+          <w:rFonts w:cs="Times New Roman"/>
+          <w:sz w:val="28"/>
+          <w:szCs w:val="28"/>
+        </w:rPr>
+      </w:pPr>
+      <w:proofErr w:type="spellStart"/>
+      <w:r>
+        <w:rPr>
+          <w:rFonts w:cs="Times New Roman"/>
+          <w:sz w:val="28"/>
+          <w:szCs w:val="28"/>
+        </w:rPr>
+        <w:t>Возвращает</w:t>
+      </w:r>
+      <w:proofErr w:type="spellEnd"/>
+      <w:r>
+        <w:rPr>
+          <w:rFonts w:cs="Times New Roman"/>
+          <w:sz w:val="28"/>
+          <w:szCs w:val="28"/>
+        </w:rPr>
+        <w:t xml:space="preserve">: </w:t>
+      </w:r>
+      <w:proofErr w:type="spellStart"/>
+      <w:r>
+        <w:rPr>
+          <w:rFonts w:cs="Times New Roman"/>
+          <w:sz w:val="28"/>
+          <w:szCs w:val="28"/>
+        </w:rPr>
+        <w:t>корректное</w:t>
+      </w:r>
+      <w:proofErr w:type="spellEnd"/>
+      <w:r>
+        <w:rPr>
+          <w:rFonts w:cs="Times New Roman"/>
+          <w:sz w:val="28"/>
+          <w:szCs w:val="28"/>
+        </w:rPr>
+        <w:t xml:space="preserve"> </w:t>
+      </w:r>
+      <w:proofErr w:type="spellStart"/>
+      <w:r>
+        <w:rPr>
+          <w:rFonts w:cs="Times New Roman"/>
+          <w:sz w:val="28"/>
+          <w:szCs w:val="28"/>
+        </w:rPr>
+        <w:t>положительное</w:t>
+      </w:r>
+      <w:proofErr w:type="spellEnd"/>
+      <w:r>
+        <w:rPr>
+          <w:rFonts w:cs="Times New Roman"/>
+          <w:sz w:val="28"/>
+          <w:szCs w:val="28"/>
+        </w:rPr>
+        <w:t xml:space="preserve"> </w:t>
+      </w:r>
+      <w:proofErr w:type="spellStart"/>
+      <w:r>
+        <w:rPr>
+          <w:rFonts w:cs="Times New Roman"/>
+          <w:sz w:val="28"/>
+          <w:szCs w:val="28"/>
+        </w:rPr>
+        <w:t>количество</w:t>
+      </w:r>
+      <w:proofErr w:type="spellEnd"/>
+      <w:r>
+        <w:rPr>
+          <w:rFonts w:cs="Times New Roman"/>
+          <w:sz w:val="28"/>
+          <w:szCs w:val="28"/>
+        </w:rPr>
+        <w:t>.</w:t>
+      </w:r>
+    </w:p>
+    <w:p>
+      <w:pPr>
+        <w:pStyle w:val="21"/>
+        <w:rPr>
+          <w:rFonts w:ascii="Times New Roman" w:hAnsi="Times New Roman" w:cs="Times New Roman"/>
+          <w:sz w:val="28"/>
+          <w:szCs w:val="28"/>
+        </w:rPr>
+      </w:pPr>
+      <w:r>
+        <w:rPr>
+          <w:rFonts w:ascii="Times New Roman" w:hAnsi="Times New Roman" w:cs="Times New Roman"/>
+          <w:sz w:val="28"/>
+          <w:szCs w:val="28"/>
+        </w:rPr>
+        <w:lastRenderedPageBreak/>
+        <w:t xml:space="preserve">2.6. </w:t>
+      </w:r>
+      <w:proofErr w:type="spellStart"/>
+      <w:proofErr w:type="gramStart"/>
+      <w:r>
+        <w:rPr>
+          <w:rFonts w:ascii="Times New Roman" w:hAnsi="Times New Roman" w:cs="Times New Roman"/>
+          <w:sz w:val="28"/>
+          <w:szCs w:val="28"/>
+        </w:rPr>
+        <w:t>ReadOrder</w:t>
+      </w:r>
+      <w:proofErr w:type="spellEnd"/>
+      <w:r>
+        <w:rPr>
+          <w:rFonts w:ascii="Times New Roman" w:hAnsi="Times New Roman" w:cs="Times New Roman"/>
+          <w:sz w:val="28"/>
+          <w:szCs w:val="28"/>
+        </w:rPr>
+        <w:t>(</w:t>
+      </w:r>
+      <w:proofErr w:type="gramEnd"/>
+      <w:r>
+        <w:rPr>
+          <w:rFonts w:ascii="Times New Roman" w:hAnsi="Times New Roman" w:cs="Times New Roman"/>
+          <w:sz w:val="28"/>
+          <w:szCs w:val="28"/>
+        </w:rPr>
+        <w:t>)</w:t>
+      </w:r>
+    </w:p>
+    <w:p>
+      <w:pPr>
+        <w:rPr>
+          <w:rFonts w:cs="Times New Roman"/>
+          <w:sz w:val="28"/>
+          <w:szCs w:val="28"/>
+        </w:rPr>
+      </w:pPr>
+      <w:proofErr w:type="spellStart"/>
+      <w:r>
+        <w:rPr>
+          <w:rFonts w:cs="Times New Roman"/>
+          <w:sz w:val="28"/>
+          <w:szCs w:val="28"/>
+        </w:rPr>
+        <w:t>Класс</w:t>
+      </w:r>
+      <w:proofErr w:type="spellEnd"/>
+      <w:r>
+        <w:rPr>
+          <w:rFonts w:cs="Times New Roman"/>
+          <w:sz w:val="28"/>
+          <w:szCs w:val="28"/>
+        </w:rPr>
+        <w:t>: Program</w:t>
+      </w:r>
+    </w:p>
+    <w:p>
+      <w:pPr>
+        <w:rPr>
+          <w:rFonts w:cs="Times New Roman"/>
+          <w:sz w:val="28"/>
+          <w:szCs w:val="28"/>
+        </w:rPr>
+      </w:pPr>
+      <w:proofErr w:type="spellStart"/>
+      <w:r>
+        <w:rPr>
+          <w:rFonts w:cs="Times New Roman"/>
+          <w:sz w:val="28"/>
+          <w:szCs w:val="28"/>
+        </w:rPr>
+        <w:t>Тип</w:t>
+      </w:r>
+      <w:proofErr w:type="spellEnd"/>
+      <w:r>
+        <w:rPr>
+          <w:rFonts w:cs="Times New Roman"/>
+          <w:sz w:val="28"/>
+          <w:szCs w:val="28"/>
+        </w:rPr>
+        <w:t>: static Dictionary&lt;int, int&gt;</w:t>
+      </w:r>
+    </w:p>
+    <w:p>
+      <w:pPr>
+        <w:rPr>
+          <w:rFonts w:cs="Times New Roman"/>
+          <w:sz w:val="28"/>
+          <w:szCs w:val="28"/>
+          <w:lang w:val="ru-RU"/>
+        </w:rPr>
+      </w:pPr>
+      <w:r>
+        <w:rPr>
+          <w:rFonts w:cs="Times New Roman"/>
+          <w:sz w:val="28"/>
+          <w:szCs w:val="28"/>
+          <w:lang w:val="ru-RU"/>
+        </w:rPr>
+        <w:t>Назначение: формирует заказ пользователя.</w:t>
+      </w:r>
+    </w:p>
+    <w:p>
+      <w:pPr>
+        <w:rPr>
+          <w:rFonts w:cs="Times New Roman"/>
+          <w:sz w:val="28"/>
+          <w:szCs w:val="28"/>
+          <w:lang w:val="ru-RU"/>
+        </w:rPr>
+      </w:pPr>
+      <w:r>
+        <w:rPr>
+          <w:rFonts w:cs="Times New Roman"/>
+          <w:sz w:val="28"/>
+          <w:szCs w:val="28"/>
+          <w:lang w:val="ru-RU"/>
+        </w:rPr>
+        <w:t>Аргументы: нет.</w:t>
+      </w:r>
+    </w:p>
+    <w:p>
+      <w:pPr>
+        <w:rPr>
+          <w:rFonts w:cs="Times New Roman"/>
+          <w:sz w:val="28"/>
+          <w:szCs w:val="28"/>
+        </w:rPr>
+      </w:pPr>
+      <w:proofErr w:type="spellStart"/>
+      <w:r>
+        <w:rPr>
+          <w:rFonts w:cs="Times New Roman"/>
+          <w:sz w:val="28"/>
+          <w:szCs w:val="28"/>
+        </w:rPr>
+        <w:t>Что</w:t>
+      </w:r>
+      <w:proofErr w:type="spellEnd"/>
+      <w:r>
+        <w:rPr>
+          <w:rFonts w:cs="Times New Roman"/>
+          <w:sz w:val="28"/>
+          <w:szCs w:val="28"/>
+        </w:rPr>
+        <w:t xml:space="preserve"> </w:t>
+      </w:r>
+      <w:proofErr w:type="spellStart"/>
+      <w:r>
+        <w:rPr>
+          <w:rFonts w:cs="Times New Roman"/>
+          <w:sz w:val="28"/>
+          <w:szCs w:val="28"/>
+        </w:rPr>
+        <w:t>делает</w:t>
+      </w:r>
+      <w:proofErr w:type="spellEnd"/>
+      <w:r>
+        <w:rPr>
+          <w:rFonts w:cs="Times New Roman"/>
+          <w:sz w:val="28"/>
+          <w:szCs w:val="28"/>
+        </w:rPr>
+        <w:t>:</w:t>
+      </w:r>
+    </w:p>
+    <w:p>
+      <w:pPr>
+        <w:pStyle w:val="a0"/>
+        <w:rPr>
+          <w:rFonts w:cs="Times New Roman"/>
+          <w:sz w:val="28"/>
+          <w:szCs w:val="28"/>
+          <w:lang w:val="ru-RU"/>
+        </w:rPr>
+      </w:pPr>
+      <w:r>
+        <w:rPr>
+          <w:rFonts w:cs="Times New Roman"/>
+          <w:sz w:val="28"/>
+          <w:szCs w:val="28"/>
+          <w:lang w:val="ru-RU"/>
+        </w:rPr>
+        <w:t xml:space="preserve">создаёт словарь </w:t>
+      </w:r>
+      <w:r>
+        <w:rPr>
+          <w:rFonts w:cs="Times New Roman"/>
+          <w:sz w:val="28"/>
+          <w:szCs w:val="28"/>
+        </w:rPr>
+        <w:t>order</w:t>
+      </w:r>
+      <w:r>
+        <w:rPr>
+          <w:rFonts w:cs="Times New Roman"/>
+          <w:sz w:val="28"/>
+          <w:szCs w:val="28"/>
+          <w:lang w:val="ru-RU"/>
+        </w:rPr>
+        <w:t xml:space="preserve"> для хранения выбранных книг и количества;</w:t>
+      </w:r>
+    </w:p>
+    <w:p>
+      <w:pPr>
+        <w:pStyle w:val="a0"/>
+        <w:rPr>
+          <w:rFonts w:cs="Times New Roman"/>
+          <w:sz w:val="28"/>
+          <w:szCs w:val="28"/>
+        </w:rPr>
+      </w:pPr>
+      <w:proofErr w:type="spellStart"/>
+      <w:r>
+        <w:rPr>
+          <w:rFonts w:cs="Times New Roman"/>
+          <w:sz w:val="28"/>
+          <w:szCs w:val="28"/>
+        </w:rPr>
+        <w:t>запрашивает</w:t>
+      </w:r>
+      <w:proofErr w:type="spellEnd"/>
+      <w:r>
+        <w:rPr>
+          <w:rFonts w:cs="Times New Roman"/>
+          <w:sz w:val="28"/>
+          <w:szCs w:val="28"/>
+        </w:rPr>
+        <w:t xml:space="preserve"> </w:t>
+      </w:r>
+      <w:proofErr w:type="spellStart"/>
+      <w:r>
+        <w:rPr>
+          <w:rFonts w:cs="Times New Roman"/>
+          <w:sz w:val="28"/>
+          <w:szCs w:val="28"/>
+        </w:rPr>
+        <w:t>номер</w:t>
+      </w:r>
+      <w:proofErr w:type="spellEnd"/>
+      <w:r>
+        <w:rPr>
+          <w:rFonts w:cs="Times New Roman"/>
+          <w:sz w:val="28"/>
+          <w:szCs w:val="28"/>
+        </w:rPr>
+        <w:t xml:space="preserve"> </w:t>
+      </w:r>
+      <w:proofErr w:type="spellStart"/>
+      <w:r>
+        <w:rPr>
+          <w:rFonts w:cs="Times New Roman"/>
+          <w:sz w:val="28"/>
+          <w:szCs w:val="28"/>
+        </w:rPr>
+        <w:t>книги</w:t>
+      </w:r>
+      <w:proofErr w:type="spellEnd"/>
+      <w:r>
+        <w:rPr>
+          <w:rFonts w:cs="Times New Roman"/>
+          <w:sz w:val="28"/>
+          <w:szCs w:val="28"/>
+        </w:rPr>
+        <w:t>;</w:t>
+      </w:r>
+    </w:p>
+    <w:p>
+      <w:pPr>
+        <w:pStyle w:val="a0"/>
+        <w:rPr>
+          <w:rFonts w:cs="Times New Roman"/>
+          <w:sz w:val="28"/>
+          <w:szCs w:val="28"/>
+          <w:lang w:val="ru-RU"/>
+        </w:rPr>
+      </w:pPr>
+      <w:r>
+        <w:rPr>
+          <w:rFonts w:cs="Times New Roman"/>
+          <w:sz w:val="28"/>
+          <w:szCs w:val="28"/>
+          <w:lang w:val="ru-RU"/>
+        </w:rPr>
+        <w:t>если введён 0 — завершает оформление заказа;</w:t>
+      </w:r>
+    </w:p>
+    <w:p>
+      <w:pPr>
+        <w:pStyle w:val="a0"/>
+        <w:rPr>
+          <w:rFonts w:cs="Times New Roman"/>
+          <w:sz w:val="28"/>
+          <w:szCs w:val="28"/>
+        </w:rPr>
+      </w:pPr>
+      <w:proofErr w:type="spellStart"/>
+      <w:r>
+        <w:rPr>
+          <w:rFonts w:cs="Times New Roman"/>
+          <w:sz w:val="28"/>
+          <w:szCs w:val="28"/>
+        </w:rPr>
+        <w:t>запрашивает</w:t>
+      </w:r>
+      <w:proofErr w:type="spellEnd"/>
+      <w:r>
+        <w:rPr>
+          <w:rFonts w:cs="Times New Roman"/>
+          <w:sz w:val="28"/>
+          <w:szCs w:val="28"/>
+        </w:rPr>
+        <w:t xml:space="preserve"> </w:t>
+      </w:r>
+      <w:proofErr w:type="spellStart"/>
+      <w:r>
+        <w:rPr>
+          <w:rFonts w:cs="Times New Roman"/>
+          <w:sz w:val="28"/>
+          <w:szCs w:val="28"/>
+        </w:rPr>
+        <w:t>количество</w:t>
+      </w:r>
+      <w:proofErr w:type="spellEnd"/>
+      <w:r>
+        <w:rPr>
+          <w:rFonts w:cs="Times New Roman"/>
+          <w:sz w:val="28"/>
+          <w:szCs w:val="28"/>
+        </w:rPr>
+        <w:t xml:space="preserve"> </w:t>
+      </w:r>
+      <w:proofErr w:type="spellStart"/>
+      <w:r>
+        <w:rPr>
+          <w:rFonts w:cs="Times New Roman"/>
+          <w:sz w:val="28"/>
+          <w:szCs w:val="28"/>
+        </w:rPr>
+        <w:t>экземпляров</w:t>
+      </w:r>
+      <w:proofErr w:type="spellEnd"/>
+      <w:r>
+        <w:rPr>
+          <w:rFonts w:cs="Times New Roman"/>
+          <w:sz w:val="28"/>
+          <w:szCs w:val="28"/>
+        </w:rPr>
+        <w:t>;</w:t>
+      </w:r>
+    </w:p>
+    <w:p>
+      <w:pPr>
+        <w:pStyle w:val="a0"/>
+        <w:rPr>
+          <w:rFonts w:cs="Times New Roman"/>
+          <w:sz w:val="28"/>
+          <w:szCs w:val="28"/>
+          <w:lang w:val="ru-RU"/>
+        </w:rPr>
+      </w:pPr>
+      <w:r>
+        <w:rPr>
+          <w:rFonts w:cs="Times New Roman"/>
+          <w:sz w:val="28"/>
+          <w:szCs w:val="28"/>
+          <w:lang w:val="ru-RU"/>
+        </w:rPr>
+        <w:t>переводит номер книги в индекс массива;</w:t>
+      </w:r>
+    </w:p>
+    <w:p>
+      <w:pPr>
+        <w:pStyle w:val="a0"/>
+        <w:rPr>
+          <w:rFonts w:cs="Times New Roman"/>
+          <w:sz w:val="28"/>
+          <w:szCs w:val="28"/>
+        </w:rPr>
+      </w:pPr>
+      <w:proofErr w:type="spellStart"/>
+      <w:r>
+        <w:rPr>
+          <w:rFonts w:cs="Times New Roman"/>
+          <w:sz w:val="28"/>
+          <w:szCs w:val="28"/>
+        </w:rPr>
+        <w:t>добавляет</w:t>
+      </w:r>
+      <w:proofErr w:type="spellEnd"/>
+      <w:r>
+        <w:rPr>
+          <w:rFonts w:cs="Times New Roman"/>
+          <w:sz w:val="28"/>
+          <w:szCs w:val="28"/>
+        </w:rPr>
+        <w:t xml:space="preserve"> </w:t>
+      </w:r>
+      <w:proofErr w:type="spellStart"/>
+      <w:r>
+        <w:rPr>
+          <w:rFonts w:cs="Times New Roman"/>
+          <w:sz w:val="28"/>
+          <w:szCs w:val="28"/>
+        </w:rPr>
+        <w:t>количество</w:t>
+      </w:r>
+      <w:proofErr w:type="spellEnd"/>
+      <w:r>
+        <w:rPr>
+          <w:rFonts w:cs="Times New Roman"/>
+          <w:sz w:val="28"/>
+          <w:szCs w:val="28"/>
+        </w:rPr>
+        <w:t xml:space="preserve"> в </w:t>
+      </w:r>
+      <w:proofErr w:type="spellStart"/>
+      <w:r>
+        <w:rPr>
+          <w:rFonts w:cs="Times New Roman"/>
+          <w:sz w:val="28"/>
+          <w:szCs w:val="28"/>
+        </w:rPr>
+        <w:t>заказ</w:t>
+      </w:r>
+      <w:proofErr w:type="spellEnd"/>
+      <w:r>
+        <w:rPr>
+          <w:rFonts w:cs="Times New Roman"/>
+          <w:sz w:val="28"/>
+          <w:szCs w:val="28"/>
+        </w:rPr>
+        <w:t>;</w:t>
+      </w:r>
+    </w:p>
+    <w:p>
+      <w:pPr>
+        <w:pStyle w:val="a0"/>
+        <w:rPr>
+          <w:rFonts w:cs="Times New Roman"/>
+          <w:sz w:val="28"/>
+          <w:szCs w:val="28"/>
+          <w:lang w:val="ru-RU"/>
+        </w:rPr>
+      </w:pPr>
+      <w:r>
+        <w:rPr>
+          <w:rFonts w:cs="Times New Roman"/>
+          <w:sz w:val="28"/>
+          <w:szCs w:val="28"/>
+          <w:lang w:val="ru-RU"/>
+        </w:rPr>
+        <w:t>если одна книга выбрана повторно, суммирует количество.</w:t>
+      </w:r>
+    </w:p>
+    <w:p>
+      <w:pPr>
+        <w:rPr>
+          <w:rFonts w:cs="Times New Roman"/>
+          <w:sz w:val="28"/>
+          <w:szCs w:val="28"/>
+          <w:lang w:val="ru-RU"/>
+        </w:rPr>
+      </w:pPr>
+      <w:r>
+        <w:rPr>
+          <w:rFonts w:cs="Times New Roman"/>
+          <w:sz w:val="28"/>
+          <w:szCs w:val="28"/>
+          <w:lang w:val="ru-RU"/>
+        </w:rPr>
+        <w:t xml:space="preserve">Возвращает: </w:t>
+      </w:r>
+      <w:proofErr w:type="gramStart"/>
+      <w:r>
+        <w:rPr>
+          <w:rFonts w:cs="Times New Roman"/>
+          <w:sz w:val="28"/>
+          <w:szCs w:val="28"/>
+        </w:rPr>
+        <w:t>Dictionary</w:t>
+      </w:r>
+      <w:r>
+        <w:rPr>
+          <w:rFonts w:cs="Times New Roman"/>
+          <w:sz w:val="28"/>
+          <w:szCs w:val="28"/>
+          <w:lang w:val="ru-RU"/>
+        </w:rPr>
+        <w:t>&lt;</w:t>
+      </w:r>
+      <w:proofErr w:type="gramEnd"/>
+      <w:r>
+        <w:rPr>
+          <w:rFonts w:cs="Times New Roman"/>
+          <w:sz w:val="28"/>
+          <w:szCs w:val="28"/>
+        </w:rPr>
+        <w:t>int</w:t>
+      </w:r>
+      <w:r>
+        <w:rPr>
+          <w:rFonts w:cs="Times New Roman"/>
+          <w:sz w:val="28"/>
+          <w:szCs w:val="28"/>
+          <w:lang w:val="ru-RU"/>
+        </w:rPr>
+        <w:t xml:space="preserve">, </w:t>
+      </w:r>
+      <w:r>
+        <w:rPr>
+          <w:rFonts w:cs="Times New Roman"/>
+          <w:sz w:val="28"/>
+          <w:szCs w:val="28"/>
+        </w:rPr>
+        <w:t>int</w:t>
+      </w:r>
+      <w:r>
+        <w:rPr>
+          <w:rFonts w:cs="Times New Roman"/>
+          <w:sz w:val="28"/>
+          <w:szCs w:val="28"/>
+          <w:lang w:val="ru-RU"/>
+        </w:rPr>
+        <w:t>&gt; с заказанными книгами.</w:t>
+      </w:r>
+    </w:p>
+    <w:p>
+      <w:pPr>
+        <w:pStyle w:val="21"/>
+        <w:rPr>
+          <w:rFonts w:ascii="Times New Roman" w:hAnsi="Times New Roman" w:cs="Times New Roman"/>
+          <w:sz w:val="28"/>
+          <w:szCs w:val="28"/>
+        </w:rPr>
+      </w:pPr>
+      <w:r>
+        <w:rPr>
+          <w:rFonts w:ascii="Times New Roman" w:hAnsi="Times New Roman" w:cs="Times New Roman"/>
+          <w:sz w:val="28"/>
+          <w:szCs w:val="28"/>
+        </w:rPr>
+        <w:t xml:space="preserve">2.7. </w:t>
+      </w:r>
+      <w:proofErr w:type="spellStart"/>
+      <w:proofErr w:type="gramStart"/>
+      <w:r>
+        <w:rPr>
+          <w:rFonts w:ascii="Times New Roman" w:hAnsi="Times New Roman" w:cs="Times New Roman"/>
+          <w:sz w:val="28"/>
+          <w:szCs w:val="28"/>
+        </w:rPr>
+        <w:t>TryIssueBooks</w:t>
+      </w:r>
+      <w:proofErr w:type="spellEnd"/>
+      <w:r>
+        <w:rPr>
+          <w:rFonts w:ascii="Times New Roman" w:hAnsi="Times New Roman" w:cs="Times New Roman"/>
+          <w:sz w:val="28"/>
+          <w:szCs w:val="28"/>
+        </w:rPr>
+        <w:t>(</w:t>
+      </w:r>
+      <w:proofErr w:type="gramEnd"/>
+      <w:r>
+        <w:rPr>
+          <w:rFonts w:ascii="Times New Roman" w:hAnsi="Times New Roman" w:cs="Times New Roman"/>
+          <w:sz w:val="28"/>
+          <w:szCs w:val="28"/>
+        </w:rPr>
+        <w:t>)</w:t>
+      </w:r>
+    </w:p>
+    <w:p>
+      <w:pPr>
+        <w:rPr>
+          <w:rFonts w:cs="Times New Roman"/>
+          <w:sz w:val="28"/>
+          <w:szCs w:val="28"/>
+        </w:rPr>
+      </w:pPr>
+      <w:proofErr w:type="spellStart"/>
+      <w:r>
+        <w:rPr>
+          <w:rFonts w:cs="Times New Roman"/>
+          <w:sz w:val="28"/>
+          <w:szCs w:val="28"/>
+        </w:rPr>
+        <w:t>Класс</w:t>
+      </w:r>
+      <w:proofErr w:type="spellEnd"/>
+      <w:r>
+        <w:rPr>
+          <w:rFonts w:cs="Times New Roman"/>
+          <w:sz w:val="28"/>
+          <w:szCs w:val="28"/>
+        </w:rPr>
+        <w:t>: Program</w:t>
+      </w:r>
+    </w:p>
+    <w:p>
+      <w:pPr>
+        <w:rPr>
+          <w:rFonts w:cs="Times New Roman"/>
+          <w:sz w:val="28"/>
+          <w:szCs w:val="28"/>
+        </w:rPr>
+      </w:pPr>
+      <w:proofErr w:type="spellStart"/>
+      <w:r>
+        <w:rPr>
+          <w:rFonts w:cs="Times New Roman"/>
+          <w:sz w:val="28"/>
+          <w:szCs w:val="28"/>
+        </w:rPr>
+        <w:t>Тип</w:t>
+      </w:r>
+      <w:proofErr w:type="spellEnd"/>
+      <w:r>
+        <w:rPr>
+          <w:rFonts w:cs="Times New Roman"/>
+          <w:sz w:val="28"/>
+          <w:szCs w:val="28"/>
+        </w:rPr>
+        <w:t>: static bool</w:t>
+      </w:r>
+    </w:p>
+    <w:p>
+      <w:pPr>
+        <w:rPr>
+          <w:rFonts w:cs="Times New Roman"/>
+          <w:sz w:val="28"/>
+          <w:szCs w:val="28"/>
+          <w:lang w:val="ru-RU"/>
+        </w:rPr>
+      </w:pPr>
+      <w:r>
+        <w:rPr>
+          <w:rFonts w:cs="Times New Roman"/>
+          <w:sz w:val="28"/>
+          <w:szCs w:val="28"/>
+          <w:lang w:val="ru-RU"/>
+        </w:rPr>
+        <w:t>Назначение: проверяет возможность выдачи книг, списывает экземпляры и рассчитывает стоимость.</w:t>
+      </w:r>
+    </w:p>
+    <w:p>
+      <w:pPr>
+        <w:rPr>
+          <w:rFonts w:cs="Times New Roman"/>
+          <w:sz w:val="28"/>
+          <w:szCs w:val="28"/>
+        </w:rPr>
+      </w:pPr>
+      <w:proofErr w:type="spellStart"/>
+      <w:r>
+        <w:rPr>
+          <w:rFonts w:cs="Times New Roman"/>
+          <w:sz w:val="28"/>
+          <w:szCs w:val="28"/>
+        </w:rPr>
+        <w:t>Аргументы</w:t>
+      </w:r>
+      <w:proofErr w:type="spellEnd"/>
+      <w:r>
+        <w:rPr>
+          <w:rFonts w:cs="Times New Roman"/>
+          <w:sz w:val="28"/>
+          <w:szCs w:val="28"/>
+        </w:rPr>
+        <w:t>:</w:t>
+      </w:r>
+    </w:p>
+    <w:p>
+      <w:pPr>
+        <w:pStyle w:val="a0"/>
+        <w:rPr>
+          <w:rFonts w:cs="Times New Roman"/>
+          <w:sz w:val="28"/>
+          <w:szCs w:val="28"/>
+          <w:lang w:val="ru-RU"/>
+        </w:rPr>
+      </w:pPr>
+      <w:r>
+        <w:rPr>
+          <w:rFonts w:cs="Times New Roman"/>
+          <w:sz w:val="28"/>
+          <w:szCs w:val="28"/>
+        </w:rPr>
+        <w:t>order</w:t>
+      </w:r>
+      <w:r>
+        <w:rPr>
+          <w:rFonts w:cs="Times New Roman"/>
+          <w:sz w:val="28"/>
+          <w:szCs w:val="28"/>
+          <w:lang w:val="ru-RU"/>
+        </w:rPr>
+        <w:t xml:space="preserve"> — словарь с заказанными книгами;</w:t>
+      </w:r>
+    </w:p>
+    <w:p>
+      <w:pPr>
+        <w:pStyle w:val="a0"/>
+        <w:rPr>
+          <w:rFonts w:cs="Times New Roman"/>
+          <w:sz w:val="28"/>
+          <w:szCs w:val="28"/>
+        </w:rPr>
+      </w:pPr>
+      <w:proofErr w:type="spellStart"/>
+      <w:r>
+        <w:rPr>
+          <w:rFonts w:cs="Times New Roman"/>
+          <w:sz w:val="28"/>
+          <w:szCs w:val="28"/>
+        </w:rPr>
+        <w:t>totalCost</w:t>
+      </w:r>
+      <w:proofErr w:type="spellEnd"/>
+      <w:r>
+        <w:rPr>
+          <w:rFonts w:cs="Times New Roman"/>
+          <w:sz w:val="28"/>
+          <w:szCs w:val="28"/>
+        </w:rPr>
+        <w:t xml:space="preserve"> — </w:t>
+      </w:r>
+      <w:proofErr w:type="spellStart"/>
+      <w:r>
+        <w:rPr>
+          <w:rFonts w:cs="Times New Roman"/>
+          <w:sz w:val="28"/>
+          <w:szCs w:val="28"/>
+        </w:rPr>
+        <w:t>итоговая</w:t>
+      </w:r>
+      <w:proofErr w:type="spellEnd"/>
+      <w:r>
+        <w:rPr>
+          <w:rFonts w:cs="Times New Roman"/>
+          <w:sz w:val="28"/>
+          <w:szCs w:val="28"/>
+        </w:rPr>
+        <w:t xml:space="preserve"> </w:t>
+      </w:r>
+      <w:proofErr w:type="spellStart"/>
+      <w:r>
+        <w:rPr>
+          <w:rFonts w:cs="Times New Roman"/>
+          <w:sz w:val="28"/>
+          <w:szCs w:val="28"/>
+        </w:rPr>
+        <w:t>стоимость</w:t>
+      </w:r>
+      <w:proofErr w:type="spellEnd"/>
+      <w:r>
+        <w:rPr>
+          <w:rFonts w:cs="Times New Roman"/>
+          <w:sz w:val="28"/>
+          <w:szCs w:val="28"/>
+        </w:rPr>
+        <w:t xml:space="preserve"> </w:t>
+      </w:r>
+      <w:proofErr w:type="spellStart"/>
+      <w:r>
+        <w:rPr>
+          <w:rFonts w:cs="Times New Roman"/>
+          <w:sz w:val="28"/>
+          <w:szCs w:val="28"/>
+        </w:rPr>
+        <w:t>выдачи</w:t>
+      </w:r>
+      <w:proofErr w:type="spellEnd"/>
+      <w:r>
+        <w:rPr>
+          <w:rFonts w:cs="Times New Roman"/>
+          <w:sz w:val="28"/>
+          <w:szCs w:val="28"/>
+        </w:rPr>
+        <w:t>;</w:t>
+      </w:r>
+    </w:p>
+    <w:p>
+      <w:pPr>
+        <w:pStyle w:val="a0"/>
+        <w:rPr>
+          <w:rFonts w:cs="Times New Roman"/>
+          <w:sz w:val="28"/>
+          <w:szCs w:val="28"/>
+          <w:lang w:val="ru-RU"/>
+        </w:rPr>
+      </w:pPr>
+      <w:proofErr w:type="spellStart"/>
+      <w:r>
+        <w:rPr>
+          <w:rFonts w:cs="Times New Roman"/>
+          <w:sz w:val="28"/>
+          <w:szCs w:val="28"/>
+        </w:rPr>
+        <w:t>missingBook</w:t>
+      </w:r>
+      <w:proofErr w:type="spellEnd"/>
+      <w:r>
+        <w:rPr>
+          <w:rFonts w:cs="Times New Roman"/>
+          <w:sz w:val="28"/>
+          <w:szCs w:val="28"/>
+          <w:lang w:val="ru-RU"/>
+        </w:rPr>
+        <w:t xml:space="preserve"> — индекс книги, которой недостаточно.</w:t>
+      </w:r>
+    </w:p>
+    <w:p>
+      <w:pPr>
+        <w:rPr>
+          <w:rFonts w:cs="Times New Roman"/>
+          <w:sz w:val="28"/>
+          <w:szCs w:val="28"/>
+        </w:rPr>
+      </w:pPr>
+      <w:proofErr w:type="spellStart"/>
+      <w:r>
+        <w:rPr>
+          <w:rFonts w:cs="Times New Roman"/>
+          <w:sz w:val="28"/>
+          <w:szCs w:val="28"/>
+        </w:rPr>
+        <w:t>Что</w:t>
+      </w:r>
+      <w:proofErr w:type="spellEnd"/>
+      <w:r>
+        <w:rPr>
+          <w:rFonts w:cs="Times New Roman"/>
+          <w:sz w:val="28"/>
+          <w:szCs w:val="28"/>
+        </w:rPr>
+        <w:t xml:space="preserve"> </w:t>
+      </w:r>
+      <w:proofErr w:type="spellStart"/>
+      <w:r>
+        <w:rPr>
+          <w:rFonts w:cs="Times New Roman"/>
+          <w:sz w:val="28"/>
+          <w:szCs w:val="28"/>
+        </w:rPr>
+        <w:t>делает</w:t>
+      </w:r>
+      <w:proofErr w:type="spellEnd"/>
+      <w:r>
+        <w:rPr>
+          <w:rFonts w:cs="Times New Roman"/>
+          <w:sz w:val="28"/>
+          <w:szCs w:val="28"/>
+        </w:rPr>
+        <w:t>:</w:t>
+      </w:r>
+    </w:p>
+    <w:p>
+      <w:pPr>
+        <w:pStyle w:val="a0"/>
+        <w:rPr>
+          <w:rFonts w:cs="Times New Roman"/>
+          <w:sz w:val="28"/>
+          <w:szCs w:val="28"/>
+          <w:lang w:val="ru-RU"/>
+        </w:rPr>
+      </w:pPr>
+      <w:r>
+        <w:rPr>
+          <w:rFonts w:cs="Times New Roman"/>
+          <w:sz w:val="28"/>
+          <w:szCs w:val="28"/>
+          <w:lang w:val="ru-RU"/>
+        </w:rPr>
+        <w:t>проверяет наличие всех заказанных экземпляров;</w:t>
+      </w:r>
+    </w:p>
+    <w:p>
+      <w:pPr>
+        <w:pStyle w:val="a0"/>
+        <w:rPr>
+          <w:rFonts w:cs="Times New Roman"/>
+          <w:sz w:val="28"/>
+          <w:szCs w:val="28"/>
+          <w:lang w:val="ru-RU"/>
+        </w:rPr>
+      </w:pPr>
+      <w:r>
+        <w:rPr>
+          <w:rFonts w:cs="Times New Roman"/>
+          <w:sz w:val="28"/>
+          <w:szCs w:val="28"/>
+          <w:lang w:val="ru-RU"/>
+        </w:rPr>
+        <w:t xml:space="preserve">если какой-либо книги не хватает, возвращает </w:t>
+      </w:r>
+      <w:r>
+        <w:rPr>
+          <w:rFonts w:cs="Times New Roman"/>
+          <w:sz w:val="28"/>
+          <w:szCs w:val="28"/>
+        </w:rPr>
+        <w:t>false</w:t>
+      </w:r>
+      <w:r>
+        <w:rPr>
+          <w:rFonts w:cs="Times New Roman"/>
+          <w:sz w:val="28"/>
+          <w:szCs w:val="28"/>
+          <w:lang w:val="ru-RU"/>
+        </w:rPr>
+        <w:t xml:space="preserve"> и указывает её индекс;</w:t>
+      </w:r>
+    </w:p>
+    <w:p>
+      <w:pPr>
+        <w:pStyle w:val="a0"/>
+        <w:rPr>
+          <w:rFonts w:cs="Times New Roman"/>
+          <w:sz w:val="28"/>
+          <w:szCs w:val="28"/>
+          <w:lang w:val="ru-RU"/>
+        </w:rPr>
+      </w:pPr>
+      <w:r>
+        <w:rPr>
+          <w:rFonts w:cs="Times New Roman"/>
+          <w:sz w:val="28"/>
+          <w:szCs w:val="28"/>
+          <w:lang w:val="ru-RU"/>
+        </w:rPr>
+        <w:lastRenderedPageBreak/>
+        <w:t>если всех книг достаточно, уменьшает количество экземпляров в библиотеке;</w:t>
+      </w:r>
+    </w:p>
+    <w:p>
+      <w:pPr>
+        <w:pStyle w:val="a0"/>
+        <w:rPr>
+          <w:rFonts w:cs="Times New Roman"/>
+          <w:sz w:val="28"/>
+          <w:szCs w:val="28"/>
+          <w:lang w:val="ru-RU"/>
+        </w:rPr>
+      </w:pPr>
+      <w:r>
+        <w:rPr>
+          <w:rFonts w:cs="Times New Roman"/>
+          <w:sz w:val="28"/>
+          <w:szCs w:val="28"/>
+          <w:lang w:val="ru-RU"/>
+        </w:rPr>
+        <w:t>для каждой позиции рассчитывает стоимость: цена × количество;</w:t>
+      </w:r>
+    </w:p>
+    <w:p>
+      <w:pPr>
+        <w:pStyle w:val="a0"/>
+        <w:rPr>
+          <w:rFonts w:cs="Times New Roman"/>
+          <w:sz w:val="28"/>
+          <w:szCs w:val="28"/>
+        </w:rPr>
+      </w:pPr>
+      <w:proofErr w:type="spellStart"/>
+      <w:r>
+        <w:rPr>
+          <w:rFonts w:cs="Times New Roman"/>
+          <w:sz w:val="28"/>
+          <w:szCs w:val="28"/>
+        </w:rPr>
+        <w:t>суммирует</w:t>
+      </w:r>
+      <w:proofErr w:type="spellEnd"/>
+      <w:r>
+        <w:rPr>
+          <w:rFonts w:cs="Times New Roman"/>
+          <w:sz w:val="28"/>
+          <w:szCs w:val="28"/>
+        </w:rPr>
+        <w:t xml:space="preserve"> </w:t>
+      </w:r>
+      <w:proofErr w:type="spellStart"/>
+      <w:r>
+        <w:rPr>
+          <w:rFonts w:cs="Times New Roman"/>
+          <w:sz w:val="28"/>
+          <w:szCs w:val="28"/>
+        </w:rPr>
+        <w:t>стоимость</w:t>
+      </w:r>
+      <w:proofErr w:type="spellEnd"/>
+      <w:r>
+        <w:rPr>
+          <w:rFonts w:cs="Times New Roman"/>
+          <w:sz w:val="28"/>
+          <w:szCs w:val="28"/>
+        </w:rPr>
+        <w:t xml:space="preserve"> </w:t>
+      </w:r>
+      <w:proofErr w:type="spellStart"/>
+      <w:r>
+        <w:rPr>
+          <w:rFonts w:cs="Times New Roman"/>
+          <w:sz w:val="28"/>
+          <w:szCs w:val="28"/>
+        </w:rPr>
+        <w:t>всех</w:t>
+      </w:r>
+      <w:proofErr w:type="spellEnd"/>
+      <w:r>
+        <w:rPr>
+          <w:rFonts w:cs="Times New Roman"/>
+          <w:sz w:val="28"/>
+          <w:szCs w:val="28"/>
+        </w:rPr>
+        <w:t xml:space="preserve"> </w:t>
+      </w:r>
+      <w:proofErr w:type="spellStart"/>
+      <w:r>
+        <w:rPr>
+          <w:rFonts w:cs="Times New Roman"/>
+          <w:sz w:val="28"/>
+          <w:szCs w:val="28"/>
+        </w:rPr>
+        <w:t>позиций</w:t>
+      </w:r>
+      <w:proofErr w:type="spellEnd"/>
+      <w:r>
+        <w:rPr>
+          <w:rFonts w:cs="Times New Roman"/>
+          <w:sz w:val="28"/>
+          <w:szCs w:val="28"/>
+        </w:rPr>
+        <w:t>.</w:t>
+      </w:r>
+    </w:p>
+    <w:p>
+      <w:pPr>
+        <w:rPr>
+          <w:rFonts w:cs="Times New Roman"/>
+          <w:sz w:val="28"/>
+          <w:szCs w:val="28"/>
+          <w:lang w:val="ru-RU"/>
+        </w:rPr>
+      </w:pPr>
+      <w:r>
+        <w:rPr>
+          <w:rFonts w:cs="Times New Roman"/>
+          <w:sz w:val="28"/>
+          <w:szCs w:val="28"/>
+          <w:lang w:val="ru-RU"/>
+        </w:rPr>
+        <w:t xml:space="preserve">Возвращает: </w:t>
+      </w:r>
+      <w:r>
+        <w:rPr>
+          <w:rFonts w:cs="Times New Roman"/>
+          <w:sz w:val="28"/>
+          <w:szCs w:val="28"/>
+        </w:rPr>
+        <w:t>true</w:t>
+      </w:r>
+      <w:r>
+        <w:rPr>
+          <w:rFonts w:cs="Times New Roman"/>
+          <w:sz w:val="28"/>
+          <w:szCs w:val="28"/>
+          <w:lang w:val="ru-RU"/>
+        </w:rPr>
+        <w:t xml:space="preserve"> при успешной выдаче и </w:t>
+      </w:r>
+      <w:r>
+        <w:rPr>
+          <w:rFonts w:cs="Times New Roman"/>
+          <w:sz w:val="28"/>
+          <w:szCs w:val="28"/>
+        </w:rPr>
+        <w:t>false</w:t>
+      </w:r>
+      <w:r>
+        <w:rPr>
+          <w:rFonts w:cs="Times New Roman"/>
+          <w:sz w:val="28"/>
+          <w:szCs w:val="28"/>
+          <w:lang w:val="ru-RU"/>
+        </w:rPr>
+        <w:t xml:space="preserve"> при нехватке книг.</w:t>
+      </w:r>
+    </w:p>
+    <w:p>
+      <w:pPr>
+        <w:pStyle w:val="21"/>
+        <w:rPr>
+          <w:rFonts w:ascii="Times New Roman" w:hAnsi="Times New Roman" w:cs="Times New Roman"/>
+          <w:sz w:val="28"/>
+          <w:szCs w:val="28"/>
+        </w:rPr>
+      </w:pPr>
+      <w:r>
+        <w:rPr>
+          <w:rFonts w:ascii="Times New Roman" w:hAnsi="Times New Roman" w:cs="Times New Roman"/>
+          <w:sz w:val="28"/>
+          <w:szCs w:val="28"/>
+        </w:rPr>
+        <w:t xml:space="preserve">2.8. </w:t>
+      </w:r>
+      <w:proofErr w:type="gramStart"/>
+      <w:r>
+        <w:rPr>
+          <w:rFonts w:ascii="Times New Roman" w:hAnsi="Times New Roman" w:cs="Times New Roman"/>
+          <w:sz w:val="28"/>
+          <w:szCs w:val="28"/>
+        </w:rPr>
+        <w:t>P</w:t>
+      </w:r>
+      <w:proofErr w:type="spellStart"/>
+      <w:r>
+        <w:rPr>
+          <w:rFonts w:ascii="Times New Roman" w:hAnsi="Times New Roman" w:cs="Times New Roman"/>
+          <w:sz w:val="28"/>
+          <w:szCs w:val="28"/>
+        </w:rPr>
+        <w:t>rintRemaining</w:t>
+      </w:r>
+      <w:proofErr w:type="spellEnd"/>
+      <w:r>
+        <w:rPr>
+          <w:rFonts w:ascii="Times New Roman" w:hAnsi="Times New Roman" w:cs="Times New Roman"/>
+          <w:sz w:val="28"/>
+          <w:szCs w:val="28"/>
+        </w:rPr>
+        <w:t>(</w:t>
+      </w:r>
+      <w:proofErr w:type="gramEnd"/>
+      <w:r>
+        <w:rPr>
+          <w:rFonts w:ascii="Times New Roman" w:hAnsi="Times New Roman" w:cs="Times New Roman"/>
+          <w:sz w:val="28"/>
+          <w:szCs w:val="28"/>
+        </w:rPr>
+        <w:t>)</w:t>
+      </w:r>
+    </w:p>
+    <w:p>
+      <w:pPr>
+        <w:rPr>
+          <w:rFonts w:cs="Times New Roman"/>
+          <w:sz w:val="28"/>
+          <w:szCs w:val="28"/>
+        </w:rPr>
+      </w:pPr>
+      <w:proofErr w:type="spellStart"/>
+      <w:r>
+        <w:rPr>
+          <w:rFonts w:cs="Times New Roman"/>
+          <w:sz w:val="28"/>
+          <w:szCs w:val="28"/>
+        </w:rPr>
+        <w:t>Класс</w:t>
+      </w:r>
+      <w:proofErr w:type="spellEnd"/>
+      <w:r>
+        <w:rPr>
+          <w:rFonts w:cs="Times New Roman"/>
+          <w:sz w:val="28"/>
+          <w:szCs w:val="28"/>
+        </w:rPr>
+        <w:t>: Program</w:t>
+      </w:r>
+    </w:p>
+    <w:p>
+      <w:pPr>
+        <w:rPr>
+          <w:rFonts w:cs="Times New Roman"/>
+          <w:sz w:val="28"/>
+          <w:szCs w:val="28"/>
+        </w:rPr>
+      </w:pPr>
+      <w:proofErr w:type="spellStart"/>
+      <w:r>
+        <w:rPr>
+          <w:rFonts w:cs="Times New Roman"/>
+          <w:sz w:val="28"/>
+          <w:szCs w:val="28"/>
+        </w:rPr>
+        <w:t>Тип</w:t>
+      </w:r>
+      <w:proofErr w:type="spellEnd"/>
+      <w:r>
+        <w:rPr>
+          <w:rFonts w:cs="Times New Roman"/>
+          <w:sz w:val="28"/>
+          <w:szCs w:val="28"/>
+        </w:rPr>
+        <w:t>: static void</w:t>
+      </w:r>
+    </w:p>
+    <w:p>
+      <w:pPr>
+        <w:rPr>
+          <w:rFonts w:cs="Times New Roman"/>
+          <w:sz w:val="28"/>
+          <w:szCs w:val="28"/>
+          <w:lang w:val="ru-RU"/>
+        </w:rPr>
+      </w:pPr>
+      <w:r>
+        <w:rPr>
+          <w:rFonts w:cs="Times New Roman"/>
+          <w:sz w:val="28"/>
+          <w:szCs w:val="28"/>
+          <w:lang w:val="ru-RU"/>
+        </w:rPr>
+        <w:t>Назначение: выводит остатки книг после оформления заказа.</w:t>
+      </w:r>
+    </w:p>
+    <w:p>
+      <w:pPr>
+        <w:rPr>
+          <w:rFonts w:cs="Times New Roman"/>
+          <w:sz w:val="28"/>
+          <w:szCs w:val="28"/>
+        </w:rPr>
+      </w:pPr>
+      <w:proofErr w:type="spellStart"/>
+      <w:r>
+        <w:rPr>
+          <w:rFonts w:cs="Times New Roman"/>
+          <w:sz w:val="28"/>
+          <w:szCs w:val="28"/>
+        </w:rPr>
+        <w:t>Аргументы</w:t>
+      </w:r>
+      <w:proofErr w:type="spellEnd"/>
+      <w:r>
+        <w:rPr>
+          <w:rFonts w:cs="Times New Roman"/>
+          <w:sz w:val="28"/>
+          <w:szCs w:val="28"/>
+        </w:rPr>
+        <w:t xml:space="preserve">: </w:t>
+      </w:r>
+      <w:proofErr w:type="spellStart"/>
+      <w:r>
+        <w:rPr>
+          <w:rFonts w:cs="Times New Roman"/>
+          <w:sz w:val="28"/>
+          <w:szCs w:val="28"/>
+        </w:rPr>
+        <w:t>нет</w:t>
+      </w:r>
+      <w:proofErr w:type="spellEnd"/>
+      <w:r>
+        <w:rPr>
+          <w:rFonts w:cs="Times New Roman"/>
+          <w:sz w:val="28"/>
+          <w:szCs w:val="28"/>
+        </w:rPr>
+        <w:t>.</w:t>
+      </w:r>
+    </w:p>
+    <w:p>
+      <w:pPr>
+        <w:rPr>
+          <w:rFonts w:cs="Times New Roman"/>
+          <w:sz w:val="28"/>
+          <w:szCs w:val="28"/>
+        </w:rPr>
+      </w:pPr>
+      <w:proofErr w:type="spellStart"/>
+      <w:r>
+        <w:rPr>
+          <w:rFonts w:cs="Times New Roman"/>
+          <w:sz w:val="28"/>
+          <w:szCs w:val="28"/>
+        </w:rPr>
+        <w:t>Что</w:t>
+      </w:r>
+      <w:proofErr w:type="spellEnd"/>
+      <w:r>
+        <w:rPr>
+          <w:rFonts w:cs="Times New Roman"/>
+          <w:sz w:val="28"/>
+          <w:szCs w:val="28"/>
+        </w:rPr>
+        <w:t xml:space="preserve"> </w:t>
+      </w:r>
+      <w:proofErr w:type="spellStart"/>
+      <w:r>
+        <w:rPr>
+          <w:rFonts w:cs="Times New Roman"/>
+          <w:sz w:val="28"/>
+          <w:szCs w:val="28"/>
+        </w:rPr>
+        <w:t>делает</w:t>
+      </w:r>
+      <w:proofErr w:type="spellEnd"/>
+      <w:r>
+        <w:rPr>
+          <w:rFonts w:cs="Times New Roman"/>
+          <w:sz w:val="28"/>
+          <w:szCs w:val="28"/>
+        </w:rPr>
+        <w:t>:</w:t>
+      </w:r>
+    </w:p>
+    <w:p>
+      <w:pPr>
+        <w:pStyle w:val="a0"/>
+        <w:rPr>
+          <w:rFonts w:cs="Times New Roman"/>
+          <w:sz w:val="28"/>
+          <w:szCs w:val="28"/>
+        </w:rPr>
+      </w:pPr>
+      <w:proofErr w:type="spellStart"/>
+      <w:r>
+        <w:rPr>
+          <w:rFonts w:cs="Times New Roman"/>
+          <w:sz w:val="28"/>
+          <w:szCs w:val="28"/>
+        </w:rPr>
+        <w:t>выводит</w:t>
+      </w:r>
+      <w:proofErr w:type="spellEnd"/>
+      <w:r>
+        <w:rPr>
+          <w:rFonts w:cs="Times New Roman"/>
+          <w:sz w:val="28"/>
+          <w:szCs w:val="28"/>
+        </w:rPr>
+        <w:t xml:space="preserve"> </w:t>
+      </w:r>
+      <w:proofErr w:type="spellStart"/>
+      <w:r>
+        <w:rPr>
+          <w:rFonts w:cs="Times New Roman"/>
+          <w:sz w:val="28"/>
+          <w:szCs w:val="28"/>
+        </w:rPr>
+        <w:t>заголовок</w:t>
+      </w:r>
+      <w:proofErr w:type="spellEnd"/>
+      <w:r>
+        <w:rPr>
+          <w:rFonts w:cs="Times New Roman"/>
+          <w:sz w:val="28"/>
+          <w:szCs w:val="28"/>
+        </w:rPr>
+        <w:t xml:space="preserve"> «</w:t>
+      </w:r>
+      <w:proofErr w:type="spellStart"/>
+      <w:r>
+        <w:rPr>
+          <w:rFonts w:cs="Times New Roman"/>
+          <w:sz w:val="28"/>
+          <w:szCs w:val="28"/>
+        </w:rPr>
+        <w:t>Оставшиеся</w:t>
+      </w:r>
+      <w:proofErr w:type="spellEnd"/>
+      <w:r>
+        <w:rPr>
+          <w:rFonts w:cs="Times New Roman"/>
+          <w:sz w:val="28"/>
+          <w:szCs w:val="28"/>
+        </w:rPr>
+        <w:t xml:space="preserve"> </w:t>
+      </w:r>
+      <w:proofErr w:type="spellStart"/>
+      <w:r>
+        <w:rPr>
+          <w:rFonts w:cs="Times New Roman"/>
+          <w:sz w:val="28"/>
+          <w:szCs w:val="28"/>
+        </w:rPr>
+        <w:t>книги</w:t>
+      </w:r>
+      <w:proofErr w:type="spellEnd"/>
+      <w:r>
+        <w:rPr>
+          <w:rFonts w:cs="Times New Roman"/>
+          <w:sz w:val="28"/>
+          <w:szCs w:val="28"/>
+        </w:rPr>
+        <w:t>»;</w:t>
+      </w:r>
+    </w:p>
+    <w:p>
+      <w:pPr>
+        <w:pStyle w:val="a0"/>
+        <w:rPr>
+          <w:rFonts w:cs="Times New Roman"/>
+          <w:sz w:val="28"/>
+          <w:szCs w:val="28"/>
+        </w:rPr>
+      </w:pPr>
+      <w:proofErr w:type="spellStart"/>
+      <w:r>
+        <w:rPr>
+          <w:rFonts w:cs="Times New Roman"/>
+          <w:sz w:val="28"/>
+          <w:szCs w:val="28"/>
+        </w:rPr>
+        <w:t>перебирает</w:t>
+      </w:r>
+      <w:proofErr w:type="spellEnd"/>
+      <w:r>
+        <w:rPr>
+          <w:rFonts w:cs="Times New Roman"/>
+          <w:sz w:val="28"/>
+          <w:szCs w:val="28"/>
+        </w:rPr>
+        <w:t xml:space="preserve"> </w:t>
+      </w:r>
+      <w:proofErr w:type="spellStart"/>
+      <w:r>
+        <w:rPr>
+          <w:rFonts w:cs="Times New Roman"/>
+          <w:sz w:val="28"/>
+          <w:szCs w:val="28"/>
+        </w:rPr>
+        <w:t>все</w:t>
+      </w:r>
+      <w:proofErr w:type="spellEnd"/>
+      <w:r>
+        <w:rPr>
+          <w:rFonts w:cs="Times New Roman"/>
+          <w:sz w:val="28"/>
+          <w:szCs w:val="28"/>
+        </w:rPr>
+        <w:t xml:space="preserve"> </w:t>
+      </w:r>
+      <w:proofErr w:type="spellStart"/>
+      <w:r>
+        <w:rPr>
+          <w:rFonts w:cs="Times New Roman"/>
+          <w:sz w:val="28"/>
+          <w:szCs w:val="28"/>
+        </w:rPr>
+        <w:t>книги</w:t>
+      </w:r>
+      <w:proofErr w:type="spellEnd"/>
+      <w:r>
+        <w:rPr>
+          <w:rFonts w:cs="Times New Roman"/>
+          <w:sz w:val="28"/>
+          <w:szCs w:val="28"/>
+        </w:rPr>
+        <w:t>;</w:t>
+      </w:r>
+    </w:p>
+    <w:p>
+      <w:pPr>
+        <w:pStyle w:val="a0"/>
+        <w:rPr>
+          <w:rFonts w:cs="Times New Roman"/>
+          <w:sz w:val="28"/>
+          <w:szCs w:val="28"/>
+          <w:lang w:val="ru-RU"/>
+        </w:rPr>
+      </w:pPr>
+      <w:r>
+        <w:rPr>
+          <w:rFonts w:cs="Times New Roman"/>
+          <w:sz w:val="28"/>
+          <w:szCs w:val="28"/>
+          <w:lang w:val="ru-RU"/>
+        </w:rPr>
+        <w:t>выводит название и оставшееся количество экземпляров.</w:t>
+      </w:r>
+    </w:p>
+    <w:p>
+      <w:pPr>
+        <w:rPr>
+          <w:rFonts w:cs="Times New Roman"/>
+          <w:sz w:val="28"/>
+          <w:szCs w:val="28"/>
+        </w:rPr>
+      </w:pPr>
+      <w:proofErr w:type="spellStart"/>
+      <w:r>
+        <w:rPr>
+          <w:rFonts w:cs="Times New Roman"/>
+          <w:sz w:val="28"/>
+          <w:szCs w:val="28"/>
+        </w:rPr>
+        <w:t>Возвращает</w:t>
+      </w:r>
+      <w:proofErr w:type="spellEnd"/>
+      <w:r>
+        <w:rPr>
+          <w:rFonts w:cs="Times New Roman"/>
+          <w:sz w:val="28"/>
+          <w:szCs w:val="28"/>
+        </w:rPr>
+        <w:t xml:space="preserve">: </w:t>
+      </w:r>
+      <w:proofErr w:type="spellStart"/>
+      <w:r>
+        <w:rPr>
+          <w:rFonts w:cs="Times New Roman"/>
+          <w:sz w:val="28"/>
+          <w:szCs w:val="28"/>
+        </w:rPr>
+        <w:t>ничего</w:t>
+      </w:r>
+      <w:proofErr w:type="spellEnd"/>
+      <w:r>
+        <w:rPr>
+          <w:rFonts w:cs="Times New Roman"/>
+          <w:sz w:val="28"/>
+          <w:szCs w:val="28"/>
+        </w:rPr>
+        <w:t xml:space="preserve"> (void).</w:t>
+      </w:r>
+    </w:p>
+    <w:p>
+      <w:pPr>
+        <w:pStyle w:val="21"/>
+        <w:rPr>
+          <w:rFonts w:ascii="Times New Roman" w:hAnsi="Times New Roman" w:cs="Times New Roman"/>
+          <w:sz w:val="28"/>
+          <w:szCs w:val="28"/>
+        </w:rPr>
+      </w:pPr>
+      <w:r>
+        <w:rPr>
+          <w:rFonts w:ascii="Times New Roman" w:hAnsi="Times New Roman" w:cs="Times New Roman"/>
+          <w:sz w:val="28"/>
+          <w:szCs w:val="28"/>
+        </w:rPr>
+        <w:t>2.9. Main(</w:t>
+      </w:r>
+      <w:proofErr w:type="gramStart"/>
+      <w:r>
+        <w:rPr>
+          <w:rFonts w:ascii="Times New Roman" w:hAnsi="Times New Roman" w:cs="Times New Roman"/>
+          <w:sz w:val="28"/>
+          <w:szCs w:val="28"/>
+        </w:rPr>
+        <w:t>string[</w:t>
+      </w:r>
+      <w:proofErr w:type="gramEnd"/>
+      <w:r>
+        <w:rPr>
+          <w:rFonts w:ascii="Times New Roman" w:hAnsi="Times New Roman" w:cs="Times New Roman"/>
+          <w:sz w:val="28"/>
+          <w:szCs w:val="28"/>
+        </w:rPr>
+        <w:t xml:space="preserve">] </w:t>
+      </w:r>
+      <w:proofErr w:type="spellStart"/>
+      <w:r>
+        <w:rPr>
+          <w:rFonts w:ascii="Times New Roman" w:hAnsi="Times New Roman" w:cs="Times New Roman"/>
+          <w:sz w:val="28"/>
+          <w:szCs w:val="28"/>
+        </w:rPr>
+        <w:t>args</w:t>
+      </w:r>
+      <w:proofErr w:type="spellEnd"/>
+      <w:r>
+        <w:rPr>
+          <w:rFonts w:ascii="Times New Roman" w:hAnsi="Times New Roman" w:cs="Times New Roman"/>
+          <w:sz w:val="28"/>
+          <w:szCs w:val="28"/>
+        </w:rPr>
+        <w:t>)</w:t>
+      </w:r>
+    </w:p>
+    <w:p>
+      <w:pPr>
+        <w:rPr>
+          <w:rFonts w:cs="Times New Roman"/>
+          <w:sz w:val="28"/>
+          <w:szCs w:val="28"/>
+          <w:lang w:val="ru-RU"/>
+        </w:rPr>
+      </w:pPr>
+      <w:r>
+        <w:rPr>
+          <w:rFonts w:cs="Times New Roman"/>
+          <w:sz w:val="28"/>
+          <w:szCs w:val="28"/>
+          <w:lang w:val="ru-RU"/>
+        </w:rPr>
+        <w:t xml:space="preserve">Класс: </w:t>
+      </w:r>
+      <w:r>
+        <w:rPr>
+          <w:rFonts w:cs="Times New Roman"/>
+          <w:sz w:val="28"/>
+          <w:szCs w:val="28"/>
+        </w:rPr>
+        <w:t>Program</w:t>
+      </w:r>
+    </w:p>
+    <w:p>
+      <w:pPr>
+        <w:rPr>
+          <w:rFonts w:cs="Times New Roman"/>
+          <w:sz w:val="28"/>
+          <w:szCs w:val="28"/>
+          <w:lang w:val="ru-RU"/>
+        </w:rPr>
+      </w:pPr>
+      <w:r>
+        <w:rPr>
+          <w:rFonts w:cs="Times New Roman"/>
+          <w:sz w:val="28"/>
+          <w:szCs w:val="28"/>
+          <w:lang w:val="ru-RU"/>
+        </w:rPr>
+        <w:t xml:space="preserve">Тип: </w:t>
+      </w:r>
+      <w:r>
+        <w:rPr>
+          <w:rFonts w:cs="Times New Roman"/>
+          <w:sz w:val="28"/>
+          <w:szCs w:val="28"/>
+        </w:rPr>
+        <w:t>static</w:t>
+      </w:r>
+      <w:r>
+        <w:rPr>
+          <w:rFonts w:cs="Times New Roman"/>
+          <w:sz w:val="28"/>
+          <w:szCs w:val="28"/>
+          <w:lang w:val="ru-RU"/>
+        </w:rPr>
+        <w:t xml:space="preserve"> </w:t>
+      </w:r>
+      <w:r>
+        <w:rPr>
+          <w:rFonts w:cs="Times New Roman"/>
+          <w:sz w:val="28"/>
+          <w:szCs w:val="28"/>
+        </w:rPr>
+        <w:t>void</w:t>
+      </w:r>
+    </w:p>
+    <w:p>
+      <w:pPr>
+        <w:rPr>
+          <w:rFonts w:cs="Times New Roman"/>
+          <w:sz w:val="28"/>
+          <w:szCs w:val="28"/>
+          <w:lang w:val="ru-RU"/>
+        </w:rPr>
+      </w:pPr>
+      <w:r>
+        <w:rPr>
+          <w:rFonts w:cs="Times New Roman"/>
+          <w:sz w:val="28"/>
+          <w:szCs w:val="28"/>
+          <w:lang w:val="ru-RU"/>
+        </w:rPr>
+        <w:t>Назначение: точка входа в программу.</w:t>
+      </w:r>
+    </w:p>
+    <w:p>
+      <w:pPr>
+        <w:rPr>
+          <w:rFonts w:cs="Times New Roman"/>
+          <w:sz w:val="28"/>
+          <w:szCs w:val="28"/>
+        </w:rPr>
+      </w:pPr>
+      <w:proofErr w:type="spellStart"/>
+      <w:r>
+        <w:rPr>
+          <w:rFonts w:cs="Times New Roman"/>
+          <w:sz w:val="28"/>
+          <w:szCs w:val="28"/>
+        </w:rPr>
+        <w:t>Что</w:t>
+      </w:r>
+      <w:proofErr w:type="spellEnd"/>
+      <w:r>
+        <w:rPr>
+          <w:rFonts w:cs="Times New Roman"/>
+          <w:sz w:val="28"/>
+          <w:szCs w:val="28"/>
+        </w:rPr>
+        <w:t xml:space="preserve"> </w:t>
+      </w:r>
+      <w:proofErr w:type="spellStart"/>
+      <w:r>
+        <w:rPr>
+          <w:rFonts w:cs="Times New Roman"/>
+          <w:sz w:val="28"/>
+          <w:szCs w:val="28"/>
+        </w:rPr>
+        <w:t>делает</w:t>
+      </w:r>
+      <w:proofErr w:type="spellEnd"/>
+      <w:r>
+        <w:rPr>
+          <w:rFonts w:cs="Times New Roman"/>
+          <w:sz w:val="28"/>
+          <w:szCs w:val="28"/>
+        </w:rPr>
+        <w:t>:</w:t>
+      </w:r>
+    </w:p>
+    <w:p>
+      <w:pPr>
+        <w:pStyle w:val="a0"/>
+        <w:rPr>
+          <w:rFonts w:cs="Times New Roman"/>
+          <w:sz w:val="28"/>
+          <w:szCs w:val="28"/>
+          <w:lang w:val="ru-RU"/>
+        </w:rPr>
+      </w:pPr>
+      <w:r>
+        <w:rPr>
+          <w:rFonts w:cs="Times New Roman"/>
+          <w:sz w:val="28"/>
+          <w:szCs w:val="28"/>
+          <w:lang w:val="ru-RU"/>
+        </w:rPr>
+        <w:t xml:space="preserve">вызывает </w:t>
+      </w:r>
+      <w:proofErr w:type="spellStart"/>
+      <w:proofErr w:type="gramStart"/>
+      <w:r>
+        <w:rPr>
+          <w:rFonts w:cs="Times New Roman"/>
+          <w:sz w:val="28"/>
+          <w:szCs w:val="28"/>
+        </w:rPr>
+        <w:t>PrintBooks</w:t>
+      </w:r>
+      <w:proofErr w:type="spellEnd"/>
+      <w:r>
+        <w:rPr>
+          <w:rFonts w:cs="Times New Roman"/>
+          <w:sz w:val="28"/>
+          <w:szCs w:val="28"/>
+          <w:lang w:val="ru-RU"/>
+        </w:rPr>
+        <w:t>(</w:t>
+      </w:r>
+      <w:proofErr w:type="gramEnd"/>
+      <w:r>
+        <w:rPr>
+          <w:rFonts w:cs="Times New Roman"/>
+          <w:sz w:val="28"/>
+          <w:szCs w:val="28"/>
+          <w:lang w:val="ru-RU"/>
+        </w:rPr>
+        <w:t>) — выводит список книг;</w:t>
+      </w:r>
+    </w:p>
+    <w:p>
+      <w:pPr>
+        <w:pStyle w:val="a0"/>
+        <w:rPr>
+          <w:rFonts w:cs="Times New Roman"/>
+          <w:sz w:val="28"/>
+          <w:szCs w:val="28"/>
+        </w:rPr>
+      </w:pPr>
+      <w:proofErr w:type="spellStart"/>
+      <w:r>
+        <w:rPr>
+          <w:rFonts w:cs="Times New Roman"/>
+          <w:sz w:val="28"/>
+          <w:szCs w:val="28"/>
+        </w:rPr>
+        <w:t>вызывает</w:t>
+      </w:r>
+      <w:proofErr w:type="spellEnd"/>
+      <w:r>
+        <w:rPr>
+          <w:rFonts w:cs="Times New Roman"/>
+          <w:sz w:val="28"/>
+          <w:szCs w:val="28"/>
+        </w:rPr>
+        <w:t xml:space="preserve"> </w:t>
+      </w:r>
+      <w:proofErr w:type="spellStart"/>
+      <w:proofErr w:type="gramStart"/>
+      <w:r>
+        <w:rPr>
+          <w:rFonts w:cs="Times New Roman"/>
+          <w:sz w:val="28"/>
+          <w:szCs w:val="28"/>
+        </w:rPr>
+        <w:t>ReadOrder</w:t>
+      </w:r>
+      <w:proofErr w:type="spellEnd"/>
+      <w:r>
+        <w:rPr>
+          <w:rFonts w:cs="Times New Roman"/>
+          <w:sz w:val="28"/>
+          <w:szCs w:val="28"/>
+        </w:rPr>
+        <w:t>(</w:t>
+      </w:r>
+      <w:proofErr w:type="gramEnd"/>
+      <w:r>
+        <w:rPr>
+          <w:rFonts w:cs="Times New Roman"/>
+          <w:sz w:val="28"/>
+          <w:szCs w:val="28"/>
+        </w:rPr>
+        <w:t xml:space="preserve">) — </w:t>
+      </w:r>
+      <w:proofErr w:type="spellStart"/>
+      <w:r>
+        <w:rPr>
+          <w:rFonts w:cs="Times New Roman"/>
+          <w:sz w:val="28"/>
+          <w:szCs w:val="28"/>
+        </w:rPr>
+        <w:t>формирует</w:t>
+      </w:r>
+      <w:proofErr w:type="spellEnd"/>
+      <w:r>
+        <w:rPr>
+          <w:rFonts w:cs="Times New Roman"/>
+          <w:sz w:val="28"/>
+          <w:szCs w:val="28"/>
+        </w:rPr>
+        <w:t xml:space="preserve"> </w:t>
+      </w:r>
+      <w:proofErr w:type="spellStart"/>
+      <w:r>
+        <w:rPr>
+          <w:rFonts w:cs="Times New Roman"/>
+          <w:sz w:val="28"/>
+          <w:szCs w:val="28"/>
+        </w:rPr>
+        <w:t>заказ</w:t>
+      </w:r>
+      <w:proofErr w:type="spellEnd"/>
+      <w:r>
+        <w:rPr>
+          <w:rFonts w:cs="Times New Roman"/>
+          <w:sz w:val="28"/>
+          <w:szCs w:val="28"/>
+        </w:rPr>
+        <w:t>;</w:t>
+      </w:r>
+    </w:p>
+    <w:p>
+      <w:pPr>
+        <w:pStyle w:val="a0"/>
+        <w:rPr>
+          <w:rFonts w:cs="Times New Roman"/>
+          <w:sz w:val="28"/>
+          <w:szCs w:val="28"/>
+          <w:lang w:val="ru-RU"/>
+        </w:rPr>
+      </w:pPr>
+      <w:r>
+        <w:rPr>
+          <w:rFonts w:cs="Times New Roman"/>
+          <w:sz w:val="28"/>
+          <w:szCs w:val="28"/>
+          <w:lang w:val="ru-RU"/>
+        </w:rPr>
+        <w:t xml:space="preserve">вызывает </w:t>
+      </w:r>
+      <w:proofErr w:type="spellStart"/>
+      <w:proofErr w:type="gramStart"/>
+      <w:r>
+        <w:rPr>
+          <w:rFonts w:cs="Times New Roman"/>
+          <w:sz w:val="28"/>
+          <w:szCs w:val="28"/>
+        </w:rPr>
+        <w:t>TryIssueBooks</w:t>
+      </w:r>
+      <w:proofErr w:type="spellEnd"/>
+      <w:r>
+        <w:rPr>
+          <w:rFonts w:cs="Times New Roman"/>
+          <w:sz w:val="28"/>
+          <w:szCs w:val="28"/>
+          <w:lang w:val="ru-RU"/>
+        </w:rPr>
+        <w:t>(</w:t>
+      </w:r>
+      <w:proofErr w:type="gramEnd"/>
+      <w:r>
+        <w:rPr>
+          <w:rFonts w:cs="Times New Roman"/>
+          <w:sz w:val="28"/>
+          <w:szCs w:val="28"/>
+          <w:lang w:val="ru-RU"/>
+        </w:rPr>
+        <w:t>) — проверяет наличие, выдаёт книги и считает стоимость;</w:t>
+      </w:r>
+    </w:p>
+    <w:p>
+      <w:pPr>
+        <w:pStyle w:val="a0"/>
+        <w:rPr>
+          <w:rFonts w:cs="Times New Roman"/>
+          <w:sz w:val="28"/>
+          <w:szCs w:val="28"/>
+          <w:lang w:val="ru-RU"/>
+        </w:rPr>
+      </w:pPr>
+      <w:r>
+        <w:rPr>
+          <w:rFonts w:cs="Times New Roman"/>
+          <w:sz w:val="28"/>
+          <w:szCs w:val="28"/>
+          <w:lang w:val="ru-RU"/>
+        </w:rPr>
+        <w:t>выводит сообщение о результате выдачи;</w:t>
+      </w:r>
+    </w:p>
+    <w:p>
+      <w:pPr>
+        <w:pStyle w:val="a0"/>
+        <w:rPr>
+          <w:rFonts w:cs="Times New Roman"/>
+          <w:sz w:val="28"/>
+          <w:szCs w:val="28"/>
+        </w:rPr>
+      </w:pPr>
+      <w:proofErr w:type="spellStart"/>
+      <w:r>
+        <w:rPr>
+          <w:rFonts w:cs="Times New Roman"/>
+          <w:sz w:val="28"/>
+          <w:szCs w:val="28"/>
+        </w:rPr>
+        <w:t>вызывает</w:t>
+      </w:r>
+      <w:proofErr w:type="spellEnd"/>
+      <w:r>
+        <w:rPr>
+          <w:rFonts w:cs="Times New Roman"/>
+          <w:sz w:val="28"/>
+          <w:szCs w:val="28"/>
+        </w:rPr>
+        <w:t xml:space="preserve"> </w:t>
+      </w:r>
+      <w:proofErr w:type="spellStart"/>
+      <w:proofErr w:type="gramStart"/>
+      <w:r>
+        <w:rPr>
+          <w:rFonts w:cs="Times New Roman"/>
+          <w:sz w:val="28"/>
+          <w:szCs w:val="28"/>
+        </w:rPr>
+        <w:t>PrintRemaining</w:t>
+      </w:r>
+      <w:proofErr w:type="spellEnd"/>
+      <w:r>
+        <w:rPr>
+          <w:rFonts w:cs="Times New Roman"/>
+          <w:sz w:val="28"/>
+          <w:szCs w:val="28"/>
+        </w:rPr>
+        <w:t>(</w:t>
+      </w:r>
+      <w:proofErr w:type="gramEnd"/>
+      <w:r>
+        <w:rPr>
+          <w:rFonts w:cs="Times New Roman"/>
+          <w:sz w:val="28"/>
+          <w:szCs w:val="28"/>
+        </w:rPr>
+        <w:t xml:space="preserve">) — </w:t>
+      </w:r>
+      <w:proofErr w:type="spellStart"/>
+      <w:r>
+        <w:rPr>
+          <w:rFonts w:cs="Times New Roman"/>
+          <w:sz w:val="28"/>
+          <w:szCs w:val="28"/>
+        </w:rPr>
+        <w:t>показывает</w:t>
+      </w:r>
+      <w:proofErr w:type="spellEnd"/>
+      <w:r>
+        <w:rPr>
+          <w:rFonts w:cs="Times New Roman"/>
+          <w:sz w:val="28"/>
+          <w:szCs w:val="28"/>
+        </w:rPr>
+        <w:t xml:space="preserve"> </w:t>
+      </w:r>
+      <w:proofErr w:type="spellStart"/>
+      <w:r>
+        <w:rPr>
+          <w:rFonts w:cs="Times New Roman"/>
+          <w:sz w:val="28"/>
+          <w:szCs w:val="28"/>
+        </w:rPr>
+        <w:t>остатки</w:t>
+      </w:r>
+      <w:proofErr w:type="spellEnd"/>
+      <w:r>
+        <w:rPr>
+          <w:rFonts w:cs="Times New Roman"/>
+          <w:sz w:val="28"/>
+          <w:szCs w:val="28"/>
+        </w:rPr>
+        <w:t>.</w:t>
+      </w:r>
+    </w:p>
+    <w:p>
+      <w:pPr>
+        <w:pStyle w:val="1"/>
+        <w:rPr>
+          <w:rFonts w:ascii="Times New Roman" w:hAnsi="Times New Roman" w:cs="Times New Roman"/>
+        </w:rPr>
+      </w:pPr>
+      <w:r>
+        <w:rPr>
+          <w:rFonts w:ascii="Times New Roman" w:hAnsi="Times New Roman" w:cs="Times New Roman"/>
+        </w:rPr>
+        <w:lastRenderedPageBreak/>
+        <w:t xml:space="preserve">3. </w:t>
+      </w:r>
+      <w:proofErr w:type="spellStart"/>
+      <w:r>
+        <w:rPr>
+          <w:rFonts w:ascii="Times New Roman" w:hAnsi="Times New Roman" w:cs="Times New Roman"/>
+        </w:rPr>
+        <w:t>Блок-схема</w:t>
+      </w:r>
+      <w:proofErr w:type="spellEnd"/>
+      <w:r>
+        <w:rPr>
+          <w:rFonts w:ascii="Times New Roman" w:hAnsi="Times New Roman" w:cs="Times New Roman"/>
+        </w:rPr>
+        <w:t xml:space="preserve"> </w:t>
+      </w:r>
+      <w:proofErr w:type="spellStart"/>
+      <w:r>
+        <w:rPr>
+          <w:rFonts w:ascii="Times New Roman" w:hAnsi="Times New Roman" w:cs="Times New Roman"/>
+        </w:rPr>
+        <w:t>функции</w:t>
+      </w:r>
+      <w:proofErr w:type="spellEnd"/>
+      <w:r>
+        <w:rPr>
+          <w:rFonts w:ascii="Times New Roman" w:hAnsi="Times New Roman" w:cs="Times New Roman"/>
+        </w:rPr>
+        <w:t xml:space="preserve"> Main</w:t>
+      </w:r>
+    </w:p>
+    <w:p>
+      <w:pPr>
+        <w:rPr>
+          <w:rFonts w:cs="Times New Roman"/>
+          <w:sz w:val="28"/>
+          <w:szCs w:val="28"/>
+        </w:rPr>
+      </w:pPr>
+      <w:r>
+        <w:rPr>
+          <w:rFonts w:cs="Times New Roman"/>
+          <w:sz w:val="28"/>
+          <w:szCs w:val="28"/>
+        </w:rPr>
+        <w:t>┌───────────────┐</w:t>
+      </w:r>
+    </w:p>
+    <w:p>
+      <w:pPr>
+        <w:rPr>
+          <w:rFonts w:cs="Times New Roman"/>
+          <w:sz w:val="28"/>
+          <w:szCs w:val="28"/>
+        </w:rPr>
+      </w:pPr>
+      <w:r>
+        <w:rPr>
+          <w:rFonts w:cs="Times New Roman"/>
+          <w:sz w:val="28"/>
+          <w:szCs w:val="28"/>
+        </w:rPr>
+        <w:t xml:space="preserve">│    </w:t>
+      </w:r>
+      <w:proofErr w:type="spellStart"/>
+      <w:r>
+        <w:rPr>
+          <w:rFonts w:cs="Times New Roman"/>
+          <w:sz w:val="28"/>
+          <w:szCs w:val="28"/>
+        </w:rPr>
+        <w:t>Начало</w:t>
+      </w:r>
+      <w:proofErr w:type="spellEnd"/>
+      <w:r>
+        <w:rPr>
+          <w:rFonts w:cs="Times New Roman"/>
+          <w:sz w:val="28"/>
+          <w:szCs w:val="28"/>
+        </w:rPr>
+        <w:t xml:space="preserve">     │</w:t>
+      </w:r>
+    </w:p>
+    <w:p>
+      <w:pPr>
+        <w:rPr>
+          <w:rFonts w:cs="Times New Roman"/>
+          <w:sz w:val="28"/>
+          <w:szCs w:val="28"/>
+        </w:rPr>
+      </w:pPr>
+      <w:r>
+        <w:rPr>
+          <w:rFonts w:cs="Times New Roman"/>
+          <w:sz w:val="28"/>
+          <w:szCs w:val="28"/>
+        </w:rPr>
+        <w:t>└───────┬───────┘</w:t>
+      </w:r>
+    </w:p>
+    <w:p>
+      <w:pPr>
+        <w:rPr>
+          <w:rFonts w:cs="Times New Roman"/>
+          <w:sz w:val="28"/>
+          <w:szCs w:val="28"/>
+        </w:rPr>
+      </w:pPr>
+      <w:r>
+        <w:rPr>
+          <w:rFonts w:cs="Times New Roman"/>
+          <w:sz w:val="28"/>
+          <w:szCs w:val="28"/>
+        </w:rPr>
+        <w:t xml:space="preserve">        │</w:t>
+      </w:r>
+    </w:p>
+    <w:p>
+      <w:pPr>
+        <w:rPr>
+          <w:rFonts w:cs="Times New Roman"/>
+          <w:sz w:val="28"/>
+          <w:szCs w:val="28"/>
+        </w:rPr>
+      </w:pPr>
+      <w:r>
+        <w:rPr>
+          <w:rFonts w:cs="Times New Roman"/>
+          <w:sz w:val="28"/>
+          <w:szCs w:val="28"/>
+        </w:rPr>
+        <w:t xml:space="preserve">        ▼</w:t>
+      </w:r>
+    </w:p>
+    <w:p>
+      <w:pPr>
+        <w:rPr>
+          <w:rFonts w:cs="Times New Roman"/>
+          <w:sz w:val="28"/>
+          <w:szCs w:val="28"/>
+        </w:rPr>
+      </w:pPr>
+      <w:r>
+        <w:rPr>
+          <w:rFonts w:cs="Times New Roman"/>
+          <w:sz w:val="28"/>
+          <w:szCs w:val="28"/>
+        </w:rPr>
+        <w:t>┌───────────────────────┐</w:t>
+      </w:r>
+    </w:p>
+    <w:p>
+      <w:pPr>
+        <w:rPr>
+          <w:rFonts w:cs="Times New Roman"/>
+          <w:sz w:val="28"/>
+          <w:szCs w:val="28"/>
+        </w:rPr>
+      </w:pPr>
+      <w:r>
+        <w:rPr>
+          <w:rFonts w:cs="Times New Roman"/>
+          <w:sz w:val="28"/>
+          <w:szCs w:val="28"/>
+        </w:rPr>
+        <w:t xml:space="preserve">│ </w:t>
+      </w:r>
+      <w:proofErr w:type="spellStart"/>
+      <w:proofErr w:type="gramStart"/>
+      <w:r>
+        <w:rPr>
+          <w:rFonts w:cs="Times New Roman"/>
+          <w:sz w:val="28"/>
+          <w:szCs w:val="28"/>
+        </w:rPr>
+        <w:t>PrintBooks</w:t>
+      </w:r>
+      <w:proofErr w:type="spellEnd"/>
+      <w:r>
+        <w:rPr>
+          <w:rFonts w:cs="Times New Roman"/>
+          <w:sz w:val="28"/>
+          <w:szCs w:val="28"/>
+        </w:rPr>
+        <w:t>(</w:t>
+      </w:r>
+      <w:proofErr w:type="gramEnd"/>
+      <w:r>
+        <w:rPr>
+          <w:rFonts w:cs="Times New Roman"/>
+          <w:sz w:val="28"/>
+          <w:szCs w:val="28"/>
+        </w:rPr>
+        <w:t>)          │</w:t>
+      </w:r>
+    </w:p>
+    <w:p>
+      <w:pPr>
+        <w:rPr>
+          <w:rFonts w:cs="Times New Roman"/>
+          <w:sz w:val="28"/>
+          <w:szCs w:val="28"/>
+        </w:rPr>
+      </w:pPr>
+      <w:r>
+        <w:rPr>
+          <w:rFonts w:cs="Times New Roman"/>
+          <w:sz w:val="28"/>
+          <w:szCs w:val="28"/>
+        </w:rPr>
+        <w:t xml:space="preserve">│ </w:t>
+      </w:r>
+      <w:proofErr w:type="spellStart"/>
+      <w:r>
+        <w:rPr>
+          <w:rFonts w:cs="Times New Roman"/>
+          <w:sz w:val="28"/>
+          <w:szCs w:val="28"/>
+        </w:rPr>
+        <w:t>Вывод</w:t>
+      </w:r>
+      <w:proofErr w:type="spellEnd"/>
+      <w:r>
+        <w:rPr>
+          <w:rFonts w:cs="Times New Roman"/>
+          <w:sz w:val="28"/>
+          <w:szCs w:val="28"/>
+        </w:rPr>
+        <w:t xml:space="preserve"> </w:t>
+      </w:r>
+      <w:proofErr w:type="spellStart"/>
+      <w:r>
+        <w:rPr>
+          <w:rFonts w:cs="Times New Roman"/>
+          <w:sz w:val="28"/>
+          <w:szCs w:val="28"/>
+        </w:rPr>
+        <w:t>списка</w:t>
+      </w:r>
+      <w:proofErr w:type="spellEnd"/>
+      <w:r>
+        <w:rPr>
+          <w:rFonts w:cs="Times New Roman"/>
+          <w:sz w:val="28"/>
+          <w:szCs w:val="28"/>
+        </w:rPr>
+        <w:t xml:space="preserve"> </w:t>
+      </w:r>
+      <w:proofErr w:type="spellStart"/>
+      <w:r>
+        <w:rPr>
+          <w:rFonts w:cs="Times New Roman"/>
+          <w:sz w:val="28"/>
+          <w:szCs w:val="28"/>
+        </w:rPr>
+        <w:t>книг</w:t>
+      </w:r>
+      <w:proofErr w:type="spellEnd"/>
+      <w:r>
+        <w:rPr>
+          <w:rFonts w:cs="Times New Roman"/>
+          <w:sz w:val="28"/>
+          <w:szCs w:val="28"/>
+        </w:rPr>
+        <w:t xml:space="preserve">     │</w:t>
+      </w:r>
+    </w:p>
+    <w:p>
+      <w:pPr>
+        <w:rPr>
+          <w:rFonts w:cs="Times New Roman"/>
+          <w:sz w:val="28"/>
+          <w:szCs w:val="28"/>
+        </w:rPr>
+      </w:pPr>
+      <w:r>
+        <w:rPr>
+          <w:rFonts w:cs="Times New Roman"/>
+          <w:sz w:val="28"/>
+          <w:szCs w:val="28"/>
+        </w:rPr>
+        <w:t>└──────────┬────────────┘</w:t>
+      </w:r>
+    </w:p>
+    <w:p>
+      <w:pPr>
+        <w:rPr>
+          <w:rFonts w:cs="Times New Roman"/>
+          <w:sz w:val="28"/>
+          <w:szCs w:val="28"/>
+        </w:rPr>
+      </w:pPr>
+      <w:r>
+        <w:rPr>
+          <w:rFonts w:cs="Times New Roman"/>
+          <w:sz w:val="28"/>
+          <w:szCs w:val="28"/>
+        </w:rPr>
+        <w:t xml:space="preserve">           │</w:t>
+      </w:r>
+    </w:p>
+    <w:p>
+      <w:pPr>
+        <w:rPr>
+          <w:rFonts w:cs="Times New Roman"/>
+          <w:sz w:val="28"/>
+          <w:szCs w:val="28"/>
+        </w:rPr>
+      </w:pPr>
+      <w:r>
+        <w:rPr>
+          <w:rFonts w:cs="Times New Roman"/>
+          <w:sz w:val="28"/>
+          <w:szCs w:val="28"/>
+        </w:rPr>
+        <w:t xml:space="preserve">           ▼</w:t>
+      </w:r>
+    </w:p>
+    <w:p>
+      <w:pPr>
+        <w:rPr>
+          <w:rFonts w:cs="Times New Roman"/>
+          <w:sz w:val="28"/>
+          <w:szCs w:val="28"/>
+        </w:rPr>
+      </w:pPr>
+      <w:r>
+        <w:rPr>
+          <w:rFonts w:cs="Times New Roman"/>
+          <w:sz w:val="28"/>
+          <w:szCs w:val="28"/>
+        </w:rPr>
+        <w:t>┌───────────────────────┐</w:t>
+      </w:r>
+    </w:p>
+    <w:p>
+      <w:pPr>
+        <w:rPr>
+          <w:rFonts w:cs="Times New Roman"/>
+          <w:sz w:val="28"/>
+          <w:szCs w:val="28"/>
+        </w:rPr>
+      </w:pPr>
+      <w:r>
+        <w:rPr>
+          <w:rFonts w:cs="Times New Roman"/>
+          <w:sz w:val="28"/>
+          <w:szCs w:val="28"/>
+        </w:rPr>
+        <w:t xml:space="preserve">│ </w:t>
+      </w:r>
+      <w:proofErr w:type="spellStart"/>
+      <w:proofErr w:type="gramStart"/>
+      <w:r>
+        <w:rPr>
+          <w:rFonts w:cs="Times New Roman"/>
+          <w:sz w:val="28"/>
+          <w:szCs w:val="28"/>
+        </w:rPr>
+        <w:t>ReadOrder</w:t>
+      </w:r>
+      <w:proofErr w:type="spellEnd"/>
+      <w:r>
+        <w:rPr>
+          <w:rFonts w:cs="Times New Roman"/>
+          <w:sz w:val="28"/>
+          <w:szCs w:val="28"/>
+        </w:rPr>
+        <w:t>(</w:t>
+      </w:r>
+      <w:proofErr w:type="gramEnd"/>
+      <w:r>
+        <w:rPr>
+          <w:rFonts w:cs="Times New Roman"/>
+          <w:sz w:val="28"/>
+          <w:szCs w:val="28"/>
+        </w:rPr>
+        <w:t>)           │</w:t>
+      </w:r>
+    </w:p>
+    <w:p>
+      <w:pPr>
+        <w:rPr>
+          <w:rFonts w:cs="Times New Roman"/>
+          <w:sz w:val="28"/>
+          <w:szCs w:val="28"/>
+        </w:rPr>
+      </w:pPr>
+      <w:r>
+        <w:rPr>
+          <w:rFonts w:cs="Times New Roman"/>
+          <w:sz w:val="28"/>
+          <w:szCs w:val="28"/>
+        </w:rPr>
+        <w:t xml:space="preserve">│ </w:t>
+      </w:r>
+      <w:proofErr w:type="spellStart"/>
+      <w:r>
+        <w:rPr>
+          <w:rFonts w:cs="Times New Roman"/>
+          <w:sz w:val="28"/>
+          <w:szCs w:val="28"/>
+        </w:rPr>
+        <w:t>Формирование</w:t>
+      </w:r>
+      <w:proofErr w:type="spellEnd"/>
+      <w:r>
+        <w:rPr>
+          <w:rFonts w:cs="Times New Roman"/>
+          <w:sz w:val="28"/>
+          <w:szCs w:val="28"/>
+        </w:rPr>
+        <w:t xml:space="preserve"> </w:t>
+      </w:r>
+      <w:proofErr w:type="spellStart"/>
+      <w:r>
+        <w:rPr>
+          <w:rFonts w:cs="Times New Roman"/>
+          <w:sz w:val="28"/>
+          <w:szCs w:val="28"/>
+        </w:rPr>
+        <w:t>заказа</w:t>
+      </w:r>
+      <w:proofErr w:type="spellEnd"/>
+      <w:r>
+        <w:rPr>
+          <w:rFonts w:cs="Times New Roman"/>
+          <w:sz w:val="28"/>
+          <w:szCs w:val="28"/>
+        </w:rPr>
+        <w:t xml:space="preserve">   │</w:t>
+      </w:r>
+    </w:p>
+    <w:p>
+      <w:pPr>
+        <w:rPr>
+          <w:rFonts w:cs="Times New Roman"/>
+          <w:sz w:val="28"/>
+          <w:szCs w:val="28"/>
+        </w:rPr>
+      </w:pPr>
+      <w:r>
+        <w:rPr>
+          <w:rFonts w:cs="Times New Roman"/>
+          <w:sz w:val="28"/>
+          <w:szCs w:val="28"/>
+        </w:rPr>
+        <w:t>└──────────┬────────────┘</w:t>
+      </w:r>
+    </w:p>
+    <w:p>
+      <w:pPr>
+        <w:rPr>
+          <w:rFonts w:cs="Times New Roman"/>
+          <w:sz w:val="28"/>
+          <w:szCs w:val="28"/>
+        </w:rPr>
+      </w:pPr>
+      <w:r>
+        <w:rPr>
+          <w:rFonts w:cs="Times New Roman"/>
+          <w:sz w:val="28"/>
+          <w:szCs w:val="28"/>
+        </w:rPr>
+        <w:t xml:space="preserve">           │</w:t>
+      </w:r>
+    </w:p>
+    <w:p>
+      <w:pPr>
+        <w:rPr>
+          <w:rFonts w:cs="Times New Roman"/>
+          <w:sz w:val="28"/>
+          <w:szCs w:val="28"/>
+        </w:rPr>
+      </w:pPr>
+      <w:r>
+        <w:rPr>
+          <w:rFonts w:cs="Times New Roman"/>
+          <w:sz w:val="28"/>
+          <w:szCs w:val="28"/>
+        </w:rPr>
+        <w:t xml:space="preserve">           ▼</w:t>
+      </w:r>
+    </w:p>
+    <w:p>
+      <w:pPr>
+        <w:rPr>
+          <w:rFonts w:cs="Times New Roman"/>
+          <w:sz w:val="28"/>
+          <w:szCs w:val="28"/>
+        </w:rPr>
+      </w:pPr>
+      <w:r>
+        <w:rPr>
+          <w:rFonts w:cs="Times New Roman"/>
+          <w:sz w:val="28"/>
+          <w:szCs w:val="28"/>
+        </w:rPr>
+        <w:t>┌───────────────────────┐</w:t>
+      </w:r>
+    </w:p>
+    <w:p>
+      <w:pPr>
+        <w:rPr>
+          <w:rFonts w:cs="Times New Roman"/>
+          <w:sz w:val="28"/>
+          <w:szCs w:val="28"/>
+        </w:rPr>
+      </w:pPr>
+      <w:r>
+        <w:rPr>
+          <w:rFonts w:cs="Times New Roman"/>
+          <w:sz w:val="28"/>
+          <w:szCs w:val="28"/>
+        </w:rPr>
+        <w:t xml:space="preserve">│ </w:t>
+      </w:r>
+      <w:proofErr w:type="spellStart"/>
+      <w:proofErr w:type="gramStart"/>
+      <w:r>
+        <w:rPr>
+          <w:rFonts w:cs="Times New Roman"/>
+          <w:sz w:val="28"/>
+          <w:szCs w:val="28"/>
+        </w:rPr>
+        <w:t>TryIssueBooks</w:t>
+      </w:r>
+      <w:proofErr w:type="spellEnd"/>
+      <w:r>
+        <w:rPr>
+          <w:rFonts w:cs="Times New Roman"/>
+          <w:sz w:val="28"/>
+          <w:szCs w:val="28"/>
+        </w:rPr>
+        <w:t>(</w:t>
+      </w:r>
+      <w:proofErr w:type="gramEnd"/>
+      <w:r>
+        <w:rPr>
+          <w:rFonts w:cs="Times New Roman"/>
+          <w:sz w:val="28"/>
+          <w:szCs w:val="28"/>
+        </w:rPr>
+        <w:t>)       │</w:t>
+      </w:r>
+    </w:p>
+    <w:p>
+      <w:pPr>
+        <w:rPr>
+          <w:rFonts w:cs="Times New Roman"/>
+          <w:sz w:val="28"/>
+          <w:szCs w:val="28"/>
+        </w:rPr>
+      </w:pPr>
+      <w:r>
+        <w:rPr>
+          <w:rFonts w:cs="Times New Roman"/>
+          <w:sz w:val="28"/>
+          <w:szCs w:val="28"/>
+        </w:rPr>
+        <w:t xml:space="preserve">│ </w:t>
+      </w:r>
+      <w:proofErr w:type="spellStart"/>
+      <w:r>
+        <w:rPr>
+          <w:rFonts w:cs="Times New Roman"/>
+          <w:sz w:val="28"/>
+          <w:szCs w:val="28"/>
+        </w:rPr>
+        <w:t>Проверка</w:t>
+      </w:r>
+      <w:proofErr w:type="spellEnd"/>
+      <w:r>
+        <w:rPr>
+          <w:rFonts w:cs="Times New Roman"/>
+          <w:sz w:val="28"/>
+          <w:szCs w:val="28"/>
+        </w:rPr>
+        <w:t xml:space="preserve"> и </w:t>
+      </w:r>
+      <w:proofErr w:type="spellStart"/>
+      <w:r>
+        <w:rPr>
+          <w:rFonts w:cs="Times New Roman"/>
+          <w:sz w:val="28"/>
+          <w:szCs w:val="28"/>
+        </w:rPr>
+        <w:t>выдача</w:t>
+      </w:r>
+      <w:proofErr w:type="spellEnd"/>
+      <w:r>
+        <w:rPr>
+          <w:rFonts w:cs="Times New Roman"/>
+          <w:sz w:val="28"/>
+          <w:szCs w:val="28"/>
+        </w:rPr>
+        <w:t xml:space="preserve">     │</w:t>
+      </w:r>
+    </w:p>
+    <w:p>
+      <w:pPr>
+        <w:rPr>
+          <w:rFonts w:cs="Times New Roman"/>
+          <w:sz w:val="28"/>
+          <w:szCs w:val="28"/>
+        </w:rPr>
+      </w:pPr>
+      <w:r>
+        <w:rPr>
+          <w:rFonts w:cs="Times New Roman"/>
+          <w:sz w:val="28"/>
+          <w:szCs w:val="28"/>
+        </w:rPr>
+        <w:t>└──────────┬────────────┘</w:t>
+      </w:r>
+    </w:p>
+    <w:p>
+      <w:pPr>
+        <w:rPr>
+          <w:rFonts w:cs="Times New Roman"/>
+          <w:sz w:val="28"/>
+          <w:szCs w:val="28"/>
+        </w:rPr>
+      </w:pPr>
+      <w:r>
+        <w:rPr>
+          <w:rFonts w:cs="Times New Roman"/>
+          <w:sz w:val="28"/>
+          <w:szCs w:val="28"/>
+        </w:rPr>
+        <w:t xml:space="preserve">           │</w:t>
+      </w:r>
+    </w:p>
+    <w:p>
+      <w:pPr>
+        <w:rPr>
+          <w:rFonts w:cs="Times New Roman"/>
+          <w:sz w:val="28"/>
+          <w:szCs w:val="28"/>
+        </w:rPr>
+      </w:pPr>
+      <w:r>
+        <w:rPr>
+          <w:rFonts w:cs="Times New Roman"/>
+          <w:sz w:val="28"/>
+          <w:szCs w:val="28"/>
+        </w:rPr>
+        <w:lastRenderedPageBreak/>
+        <w:t xml:space="preserve">           ▼</w:t>
+      </w:r>
+    </w:p>
+    <w:p>
+      <w:pPr>
+        <w:rPr>
+          <w:rFonts w:cs="Times New Roman"/>
+          <w:sz w:val="28"/>
+          <w:szCs w:val="28"/>
+        </w:rPr>
+      </w:pPr>
+      <w:r>
+        <w:rPr>
+          <w:rFonts w:cs="Times New Roman"/>
+          <w:sz w:val="28"/>
+          <w:szCs w:val="28"/>
+        </w:rPr>
+        <w:t>┌───────────────────────┐</w:t>
+      </w:r>
+    </w:p>
+    <w:p>
+      <w:pPr>
+        <w:rPr>
+          <w:rFonts w:cs="Times New Roman"/>
+          <w:sz w:val="28"/>
+          <w:szCs w:val="28"/>
+        </w:rPr>
+      </w:pPr>
+      <w:r>
+        <w:rPr>
+          <w:rFonts w:cs="Times New Roman"/>
+          <w:sz w:val="28"/>
+          <w:szCs w:val="28"/>
+        </w:rPr>
+        <w:t xml:space="preserve">│ </w:t>
+      </w:r>
+      <w:proofErr w:type="spellStart"/>
+      <w:proofErr w:type="gramStart"/>
+      <w:r>
+        <w:rPr>
+          <w:rFonts w:cs="Times New Roman"/>
+          <w:sz w:val="28"/>
+          <w:szCs w:val="28"/>
+        </w:rPr>
+        <w:t>PrintRemaining</w:t>
+      </w:r>
+      <w:proofErr w:type="spellEnd"/>
+      <w:r>
+        <w:rPr>
+          <w:rFonts w:cs="Times New Roman"/>
+          <w:sz w:val="28"/>
+          <w:szCs w:val="28"/>
+        </w:rPr>
+        <w:t>(</w:t>
+      </w:r>
+      <w:proofErr w:type="gramEnd"/>
+      <w:r>
+        <w:rPr>
+          <w:rFonts w:cs="Times New Roman"/>
+          <w:sz w:val="28"/>
+          <w:szCs w:val="28"/>
+        </w:rPr>
+        <w:t>)      │</w:t>
+      </w:r>
+    </w:p>
+    <w:p>
+      <w:pPr>
+        <w:rPr>
+          <w:rFonts w:cs="Times New Roman"/>
+          <w:sz w:val="28"/>
+          <w:szCs w:val="28"/>
+        </w:rPr>
+      </w:pPr>
+      <w:r>
+        <w:rPr>
+          <w:rFonts w:cs="Times New Roman"/>
+          <w:sz w:val="28"/>
+          <w:szCs w:val="28"/>
+        </w:rPr>
+        <w:t xml:space="preserve">│ </w:t>
+      </w:r>
+      <w:proofErr w:type="spellStart"/>
+      <w:r>
+        <w:rPr>
+          <w:rFonts w:cs="Times New Roman"/>
+          <w:sz w:val="28"/>
+          <w:szCs w:val="28"/>
+        </w:rPr>
+        <w:t>Вывод</w:t>
+      </w:r>
+      <w:proofErr w:type="spellEnd"/>
+      <w:r>
+        <w:rPr>
+          <w:rFonts w:cs="Times New Roman"/>
+          <w:sz w:val="28"/>
+          <w:szCs w:val="28"/>
+        </w:rPr>
+        <w:t xml:space="preserve"> </w:t>
+      </w:r>
+      <w:proofErr w:type="spellStart"/>
+      <w:r>
+        <w:rPr>
+          <w:rFonts w:cs="Times New Roman"/>
+          <w:sz w:val="28"/>
+          <w:szCs w:val="28"/>
+        </w:rPr>
+        <w:t>остатков</w:t>
+      </w:r>
+      <w:proofErr w:type="spellEnd"/>
+      <w:r>
+        <w:rPr>
+          <w:rFonts w:cs="Times New Roman"/>
+          <w:sz w:val="28"/>
+          <w:szCs w:val="28"/>
+        </w:rPr>
+        <w:t xml:space="preserve">        │</w:t>
+      </w:r>
+    </w:p>
+    <w:p>
+      <w:pPr>
+        <w:rPr>
+          <w:rFonts w:cs="Times New Roman"/>
+          <w:sz w:val="28"/>
+          <w:szCs w:val="28"/>
+        </w:rPr>
+      </w:pPr>
+      <w:r>
+        <w:rPr>
+          <w:rFonts w:cs="Times New Roman"/>
+          <w:sz w:val="28"/>
+          <w:szCs w:val="28"/>
+        </w:rPr>
+        <w:t>└──────────┬────────────┘</w:t>
+      </w:r>
+    </w:p>
+    <w:p>
+      <w:pPr>
+        <w:rPr>
+          <w:rFonts w:cs="Times New Roman"/>
+          <w:sz w:val="28"/>
+          <w:szCs w:val="28"/>
+        </w:rPr>
+      </w:pPr>
+      <w:r>
+        <w:rPr>
+          <w:rFonts w:cs="Times New Roman"/>
+          <w:sz w:val="28"/>
+          <w:szCs w:val="28"/>
+        </w:rPr>
+        <w:t xml:space="preserve">           │</w:t>
+      </w:r>
+    </w:p>
+    <w:p>
+      <w:pPr>
+        <w:rPr>
+          <w:rFonts w:cs="Times New Roman"/>
+          <w:sz w:val="28"/>
+          <w:szCs w:val="28"/>
+        </w:rPr>
+      </w:pPr>
+      <w:r>
+        <w:rPr>
+          <w:rFonts w:cs="Times New Roman"/>
+          <w:sz w:val="28"/>
+          <w:szCs w:val="28"/>
+        </w:rPr>
+        <w:t xml:space="preserve">           ▼</w:t>
+      </w:r>
+    </w:p>
+    <w:p>
+      <w:pPr>
+        <w:rPr>
+          <w:rFonts w:cs="Times New Roman"/>
+          <w:sz w:val="28"/>
+          <w:szCs w:val="28"/>
+        </w:rPr>
+      </w:pPr>
+      <w:r>
+        <w:rPr>
+          <w:rFonts w:cs="Times New Roman"/>
+          <w:sz w:val="28"/>
+          <w:szCs w:val="28"/>
+        </w:rPr>
+        <w:t>┌───────────────┐</w:t>
+      </w:r>
+    </w:p>
+    <w:p>
+      <w:pPr>
+        <w:rPr>
+          <w:rFonts w:cs="Times New Roman"/>
+          <w:sz w:val="28"/>
+          <w:szCs w:val="28"/>
+        </w:rPr>
+      </w:pPr>
+      <w:r>
+        <w:rPr>
+          <w:rFonts w:cs="Times New Roman"/>
+          <w:sz w:val="28"/>
+          <w:szCs w:val="28"/>
+        </w:rPr>
+        <w:t xml:space="preserve">│     </w:t>
+      </w:r>
+      <w:proofErr w:type="spellStart"/>
+      <w:r>
+        <w:rPr>
+          <w:rFonts w:cs="Times New Roman"/>
+          <w:sz w:val="28"/>
+          <w:szCs w:val="28"/>
+        </w:rPr>
+        <w:t>Конец</w:t>
+      </w:r>
+      <w:proofErr w:type="spellEnd"/>
+      <w:r>
+        <w:rPr>
+          <w:rFonts w:cs="Times New Roman"/>
+          <w:sz w:val="28"/>
+          <w:szCs w:val="28"/>
+        </w:rPr>
+        <w:t xml:space="preserve">     │</w:t>
+      </w:r>
+    </w:p>
+    <w:p>
+      <w:pPr>
+        <w:rPr>
+          <w:rFonts w:cs="Times New Roman"/>
+          <w:sz w:val="28"/>
+          <w:szCs w:val="28"/>
+        </w:rPr>
+      </w:pPr>
+      <w:r>
+        <w:rPr>
+          <w:rFonts w:cs="Times New Roman"/>
+          <w:sz w:val="28"/>
+          <w:szCs w:val="28"/>
+        </w:rPr>
+        <w:t>└───────────────┘</w:t>
+      </w:r>
+    </w:p>
+    <w:p>
+      <w:pPr>
+        <w:pStyle w:val="1"/>
+        <w:rPr>
+          <w:rFonts w:ascii="Times New Roman" w:hAnsi="Times New Roman" w:cs="Times New Roman"/>
+        </w:rPr>
+      </w:pPr>
+      <w:r>
+        <w:rPr>
+          <w:rFonts w:ascii="Times New Roman" w:hAnsi="Times New Roman" w:cs="Times New Roman"/>
+        </w:rPr>
+        <w:t xml:space="preserve">4. </w:t>
+      </w:r>
+      <w:proofErr w:type="spellStart"/>
+      <w:r>
+        <w:rPr>
+          <w:rFonts w:ascii="Times New Roman" w:hAnsi="Times New Roman" w:cs="Times New Roman"/>
+        </w:rPr>
+        <w:t>Блок-схема</w:t>
+      </w:r>
+      <w:proofErr w:type="spellEnd"/>
+      <w:r>
+        <w:rPr>
+          <w:rFonts w:ascii="Times New Roman" w:hAnsi="Times New Roman" w:cs="Times New Roman"/>
+        </w:rPr>
+        <w:t xml:space="preserve"> </w:t>
+      </w:r>
+      <w:proofErr w:type="spellStart"/>
+      <w:r>
+        <w:rPr>
+          <w:rFonts w:ascii="Times New Roman" w:hAnsi="Times New Roman" w:cs="Times New Roman"/>
+        </w:rPr>
+        <w:t>функции</w:t>
+      </w:r>
+      <w:proofErr w:type="spellEnd"/>
+      <w:r>
+        <w:rPr>
+          <w:rFonts w:ascii="Times New Roman" w:hAnsi="Times New Roman" w:cs="Times New Roman"/>
+        </w:rPr>
+        <w:t xml:space="preserve"> </w:t>
+      </w:r>
+      <w:proofErr w:type="spellStart"/>
+      <w:r>
+        <w:rPr>
+          <w:rFonts w:ascii="Times New Roman" w:hAnsi="Times New Roman" w:cs="Times New Roman"/>
+        </w:rPr>
+        <w:t>PrintBooks</w:t>
+      </w:r>
+      <w:proofErr w:type="spellEnd"/>
+    </w:p>
+    <w:p>
+      <w:pPr>
+        <w:rPr>
+          <w:rFonts w:cs="Times New Roman"/>
+          <w:sz w:val="28"/>
+          <w:szCs w:val="28"/>
+        </w:rPr>
+      </w:pPr>
+      <w:proofErr w:type="spellStart"/>
+      <w:r>
+        <w:rPr>
+          <w:rFonts w:cs="Times New Roman"/>
+          <w:sz w:val="28"/>
+          <w:szCs w:val="28"/>
+        </w:rPr>
+        <w:t>Начало</w:t>
+      </w:r>
+      <w:proofErr w:type="spellEnd"/>
+    </w:p>
+    <w:p>
+      <w:pPr>
+        <w:rPr>
+          <w:rFonts w:cs="Times New Roman"/>
+          <w:sz w:val="28"/>
+          <w:szCs w:val="28"/>
+        </w:rPr>
+      </w:pPr>
+      <w:r>
+        <w:rPr>
+          <w:rFonts w:cs="Times New Roman"/>
+          <w:sz w:val="28"/>
+          <w:szCs w:val="28"/>
+        </w:rPr>
+        <w:t xml:space="preserve">  ↓</w:t>
+      </w:r>
+    </w:p>
+    <w:p>
+      <w:pPr>
+        <w:rPr>
+          <w:rFonts w:cs="Times New Roman"/>
+          <w:sz w:val="28"/>
+          <w:szCs w:val="28"/>
+        </w:rPr>
+      </w:pPr>
+      <w:proofErr w:type="spellStart"/>
+      <w:r>
+        <w:rPr>
+          <w:rFonts w:cs="Times New Roman"/>
+          <w:sz w:val="28"/>
+          <w:szCs w:val="28"/>
+        </w:rPr>
+        <w:t>Вывод</w:t>
+      </w:r>
+      <w:proofErr w:type="spellEnd"/>
+      <w:r>
+        <w:rPr>
+          <w:rFonts w:cs="Times New Roman"/>
+          <w:sz w:val="28"/>
+          <w:szCs w:val="28"/>
+        </w:rPr>
+        <w:t xml:space="preserve"> «</w:t>
+      </w:r>
+      <w:proofErr w:type="spellStart"/>
+      <w:r>
+        <w:rPr>
+          <w:rFonts w:cs="Times New Roman"/>
+          <w:sz w:val="28"/>
+          <w:szCs w:val="28"/>
+        </w:rPr>
+        <w:t>Книги</w:t>
+      </w:r>
+      <w:proofErr w:type="spellEnd"/>
+      <w:r>
+        <w:rPr>
+          <w:rFonts w:cs="Times New Roman"/>
+          <w:sz w:val="28"/>
+          <w:szCs w:val="28"/>
+        </w:rPr>
+        <w:t xml:space="preserve"> в </w:t>
+      </w:r>
+      <w:proofErr w:type="spellStart"/>
+      <w:r>
+        <w:rPr>
+          <w:rFonts w:cs="Times New Roman"/>
+          <w:sz w:val="28"/>
+          <w:szCs w:val="28"/>
+        </w:rPr>
+        <w:t>библиотеке</w:t>
+      </w:r>
+      <w:proofErr w:type="spellEnd"/>
+      <w:r>
+        <w:rPr>
+          <w:rFonts w:cs="Times New Roman"/>
+          <w:sz w:val="28"/>
+          <w:szCs w:val="28"/>
+        </w:rPr>
+        <w:t>»</w:t>
+      </w:r>
+    </w:p>
+    <w:p>
+      <w:pPr>
+        <w:rPr>
+          <w:rFonts w:cs="Times New Roman"/>
+          <w:sz w:val="28"/>
+          <w:szCs w:val="28"/>
+        </w:rPr>
+      </w:pPr>
+      <w:r>
+        <w:rPr>
+          <w:rFonts w:cs="Times New Roman"/>
+          <w:sz w:val="28"/>
+          <w:szCs w:val="28"/>
+        </w:rPr>
+        <w:t xml:space="preserve">  ↓</w:t>
+      </w:r>
+    </w:p>
+    <w:p>
+      <w:pPr>
+        <w:rPr>
+          <w:rFonts w:cs="Times New Roman"/>
+          <w:sz w:val="28"/>
+          <w:szCs w:val="28"/>
+        </w:rPr>
+      </w:pPr>
+      <w:proofErr w:type="spellStart"/>
+      <w:r>
+        <w:rPr>
+          <w:rFonts w:cs="Times New Roman"/>
+          <w:sz w:val="28"/>
+          <w:szCs w:val="28"/>
+        </w:rPr>
+        <w:t>i</w:t>
+      </w:r>
+      <w:proofErr w:type="spellEnd"/>
+      <w:r>
+        <w:rPr>
+          <w:rFonts w:cs="Times New Roman"/>
+          <w:sz w:val="28"/>
+          <w:szCs w:val="28"/>
+        </w:rPr>
+        <w:t xml:space="preserve"> = 0</w:t>
+      </w:r>
+    </w:p>
+    <w:p>
+      <w:pPr>
+        <w:rPr>
+          <w:rFonts w:cs="Times New Roman"/>
+          <w:sz w:val="28"/>
+          <w:szCs w:val="28"/>
+        </w:rPr>
+      </w:pPr>
+      <w:r>
+        <w:rPr>
+          <w:rFonts w:cs="Times New Roman"/>
+          <w:sz w:val="28"/>
+          <w:szCs w:val="28"/>
+        </w:rPr>
+        <w:t xml:space="preserve">  ↓</w:t>
+      </w:r>
+    </w:p>
+    <w:p>
+      <w:pPr>
+        <w:rPr>
+          <w:rFonts w:cs="Times New Roman"/>
+          <w:sz w:val="28"/>
+          <w:szCs w:val="28"/>
+        </w:rPr>
+      </w:pPr>
+      <w:proofErr w:type="spellStart"/>
+      <w:r>
+        <w:rPr>
+          <w:rFonts w:cs="Times New Roman"/>
+          <w:sz w:val="28"/>
+          <w:szCs w:val="28"/>
+        </w:rPr>
+        <w:t>Проверка</w:t>
+      </w:r>
+      <w:proofErr w:type="spellEnd"/>
+      <w:r>
+        <w:rPr>
+          <w:rFonts w:cs="Times New Roman"/>
+          <w:sz w:val="28"/>
+          <w:szCs w:val="28"/>
+        </w:rPr>
+        <w:t xml:space="preserve">: </w:t>
+      </w:r>
+      <w:proofErr w:type="spellStart"/>
+      <w:r>
+        <w:rPr>
+          <w:rFonts w:cs="Times New Roman"/>
+          <w:sz w:val="28"/>
+          <w:szCs w:val="28"/>
+        </w:rPr>
+        <w:t>i</w:t>
+      </w:r>
+      <w:proofErr w:type="spellEnd"/>
+      <w:r>
+        <w:rPr>
+          <w:rFonts w:cs="Times New Roman"/>
+          <w:sz w:val="28"/>
+          <w:szCs w:val="28"/>
+        </w:rPr>
+        <w:t xml:space="preserve"> &lt; </w:t>
+      </w:r>
+      <w:proofErr w:type="spellStart"/>
+      <w:proofErr w:type="gramStart"/>
+      <w:r>
+        <w:rPr>
+          <w:rFonts w:cs="Times New Roman"/>
+          <w:sz w:val="28"/>
+          <w:szCs w:val="28"/>
+        </w:rPr>
+        <w:t>books.Length</w:t>
+      </w:r>
+      <w:proofErr w:type="spellEnd"/>
+      <w:proofErr w:type="gramEnd"/>
+      <w:r>
+        <w:rPr>
+          <w:rFonts w:cs="Times New Roman"/>
+          <w:sz w:val="28"/>
+          <w:szCs w:val="28"/>
+        </w:rPr>
+        <w:t>?</w:t>
+      </w:r>
+    </w:p>
+    <w:p>
+      <w:pPr>
+        <w:rPr>
+          <w:rFonts w:cs="Times New Roman"/>
+          <w:sz w:val="28"/>
+          <w:szCs w:val="28"/>
+        </w:rPr>
+      </w:pPr>
+      <w:r>
+        <w:rPr>
+          <w:rFonts w:cs="Times New Roman"/>
+          <w:sz w:val="28"/>
+          <w:szCs w:val="28"/>
+        </w:rPr>
+        <w:t xml:space="preserve">  ├─ </w:t>
+      </w:r>
+      <w:proofErr w:type="spellStart"/>
+      <w:r>
+        <w:rPr>
+          <w:rFonts w:cs="Times New Roman"/>
+          <w:sz w:val="28"/>
+          <w:szCs w:val="28"/>
+        </w:rPr>
+        <w:t>Нет</w:t>
+      </w:r>
+      <w:proofErr w:type="spellEnd"/>
+      <w:r>
+        <w:rPr>
+          <w:rFonts w:cs="Times New Roman"/>
+          <w:sz w:val="28"/>
+          <w:szCs w:val="28"/>
+        </w:rPr>
+        <w:t xml:space="preserve"> → </w:t>
+      </w:r>
+      <w:proofErr w:type="spellStart"/>
+      <w:r>
+        <w:rPr>
+          <w:rFonts w:cs="Times New Roman"/>
+          <w:sz w:val="28"/>
+          <w:szCs w:val="28"/>
+        </w:rPr>
+        <w:t>Конец</w:t>
+      </w:r>
+      <w:proofErr w:type="spellEnd"/>
+    </w:p>
+    <w:p>
+      <w:pPr>
+        <w:rPr>
+          <w:rFonts w:cs="Times New Roman"/>
+          <w:sz w:val="28"/>
+          <w:szCs w:val="28"/>
+        </w:rPr>
+      </w:pPr>
+      <w:r>
+        <w:rPr>
+          <w:rFonts w:cs="Times New Roman"/>
+          <w:sz w:val="28"/>
+          <w:szCs w:val="28"/>
+        </w:rPr>
+        <w:t xml:space="preserve">  └─ </w:t>
+      </w:r>
+      <w:proofErr w:type="spellStart"/>
+      <w:r>
+        <w:rPr>
+          <w:rFonts w:cs="Times New Roman"/>
+          <w:sz w:val="28"/>
+          <w:szCs w:val="28"/>
+        </w:rPr>
+        <w:t>Да</w:t>
+      </w:r>
+      <w:proofErr w:type="spellEnd"/>
+    </w:p>
+    <w:p>
+      <w:pPr>
+        <w:rPr>
+          <w:rFonts w:cs="Times New Roman"/>
+          <w:sz w:val="28"/>
+          <w:szCs w:val="28"/>
+        </w:rPr>
+      </w:pPr>
+      <w:r>
+        <w:rPr>
+          <w:rFonts w:cs="Times New Roman"/>
+          <w:sz w:val="28"/>
+          <w:szCs w:val="28"/>
+        </w:rPr>
+        <w:t xml:space="preserve">       ↓</w:t>
+      </w:r>
+    </w:p>
+    <w:p>
+      <w:pPr>
+        <w:rPr>
+          <w:rFonts w:cs="Times New Roman"/>
+          <w:sz w:val="28"/>
+          <w:szCs w:val="28"/>
+          <w:lang w:val="ru-RU"/>
+        </w:rPr>
+      </w:pPr>
+      <w:r>
+        <w:rPr>
+          <w:rFonts w:cs="Times New Roman"/>
+          <w:sz w:val="28"/>
+          <w:szCs w:val="28"/>
+          <w:lang w:val="ru-RU"/>
+        </w:rPr>
+        <w:t xml:space="preserve">  Вывод номера, названия, цены и количества</w:t>
+      </w:r>
+    </w:p>
+    <w:p>
+      <w:pPr>
+        <w:rPr>
+          <w:rFonts w:cs="Times New Roman"/>
+          <w:sz w:val="28"/>
+          <w:szCs w:val="28"/>
+          <w:lang w:val="ru-RU"/>
+        </w:rPr>
+      </w:pPr>
+      <w:r>
+        <w:rPr>
+          <w:rFonts w:cs="Times New Roman"/>
+          <w:sz w:val="28"/>
+          <w:szCs w:val="28"/>
+          <w:lang w:val="ru-RU"/>
+        </w:rPr>
+        <w:t xml:space="preserve">       ↓</w:t>
+      </w:r>
+    </w:p>
+    <w:p>
+      <w:pPr>
+        <w:rPr>
+          <w:rFonts w:cs="Times New Roman"/>
+          <w:sz w:val="28"/>
+          <w:szCs w:val="28"/>
+          <w:lang w:val="ru-RU"/>
+        </w:rPr>
+      </w:pPr>
+      <w:r>
+        <w:rPr>
+          <w:rFonts w:cs="Times New Roman"/>
+          <w:sz w:val="28"/>
+          <w:szCs w:val="28"/>
+          <w:lang w:val="ru-RU"/>
+        </w:rPr>
+        <w:lastRenderedPageBreak/>
+        <w:t xml:space="preserve">  </w:t>
+      </w:r>
+      <w:proofErr w:type="spellStart"/>
+      <w:r>
+        <w:rPr>
+          <w:rFonts w:cs="Times New Roman"/>
+          <w:sz w:val="28"/>
+          <w:szCs w:val="28"/>
+        </w:rPr>
+        <w:t>i</w:t>
+      </w:r>
+      <w:proofErr w:type="spellEnd"/>
+      <w:r>
+        <w:rPr>
+          <w:rFonts w:cs="Times New Roman"/>
+          <w:sz w:val="28"/>
+          <w:szCs w:val="28"/>
+          <w:lang w:val="ru-RU"/>
+        </w:rPr>
+        <w:t xml:space="preserve"> = </w:t>
+      </w:r>
+      <w:proofErr w:type="spellStart"/>
+      <w:r>
+        <w:rPr>
+          <w:rFonts w:cs="Times New Roman"/>
+          <w:sz w:val="28"/>
+          <w:szCs w:val="28"/>
+        </w:rPr>
+        <w:t>i</w:t>
+      </w:r>
+      <w:proofErr w:type="spellEnd"/>
+      <w:r>
+        <w:rPr>
+          <w:rFonts w:cs="Times New Roman"/>
+          <w:sz w:val="28"/>
+          <w:szCs w:val="28"/>
+          <w:lang w:val="ru-RU"/>
+        </w:rPr>
+        <w:t xml:space="preserve"> + 1</w:t>
+      </w:r>
+    </w:p>
+    <w:p>
+      <w:pPr>
+        <w:rPr>
+          <w:rFonts w:cs="Times New Roman"/>
+          <w:sz w:val="28"/>
+          <w:szCs w:val="28"/>
+          <w:lang w:val="ru-RU"/>
+        </w:rPr>
+      </w:pPr>
+      <w:r>
+        <w:rPr>
+          <w:rFonts w:cs="Times New Roman"/>
+          <w:sz w:val="28"/>
+          <w:szCs w:val="28"/>
+          <w:lang w:val="ru-RU"/>
+        </w:rPr>
+        <w:t xml:space="preserve">       ↓</w:t>
+      </w:r>
+    </w:p>
+    <w:p>
+      <w:pPr>
+        <w:rPr>
+          <w:rFonts w:cs="Times New Roman"/>
+          <w:sz w:val="28"/>
+          <w:szCs w:val="28"/>
+          <w:lang w:val="ru-RU"/>
+        </w:rPr>
+      </w:pPr>
+      <w:r>
+        <w:rPr>
+          <w:rFonts w:cs="Times New Roman"/>
+          <w:sz w:val="28"/>
+          <w:szCs w:val="28"/>
+          <w:lang w:val="ru-RU"/>
+        </w:rPr>
+        <w:t xml:space="preserve">  Возврат к проверке </w:t>
+      </w:r>
+      <w:proofErr w:type="spellStart"/>
+      <w:r>
+        <w:rPr>
+          <w:rFonts w:cs="Times New Roman"/>
+          <w:sz w:val="28"/>
+          <w:szCs w:val="28"/>
+        </w:rPr>
+        <w:t>i</w:t>
+      </w:r>
+      <w:proofErr w:type="spellEnd"/>
+      <w:r>
+        <w:rPr>
+          <w:rFonts w:cs="Times New Roman"/>
+          <w:sz w:val="28"/>
+          <w:szCs w:val="28"/>
+          <w:lang w:val="ru-RU"/>
+        </w:rPr>
+        <w:t xml:space="preserve"> </w:t>
+      </w:r>
+      <w:proofErr w:type="gramStart"/>
+      <w:r>
+        <w:rPr>
+          <w:rFonts w:cs="Times New Roman"/>
+          <w:sz w:val="28"/>
+          <w:szCs w:val="28"/>
+          <w:lang w:val="ru-RU"/>
+        </w:rPr>
+        <w:t xml:space="preserve">&lt; </w:t>
+      </w:r>
+      <w:r>
+        <w:rPr>
+          <w:rFonts w:cs="Times New Roman"/>
+          <w:sz w:val="28"/>
+          <w:szCs w:val="28"/>
+        </w:rPr>
+        <w:t>books</w:t>
+      </w:r>
+      <w:proofErr w:type="gramEnd"/>
+      <w:r>
+        <w:rPr>
+          <w:rFonts w:cs="Times New Roman"/>
+          <w:sz w:val="28"/>
+          <w:szCs w:val="28"/>
+          <w:lang w:val="ru-RU"/>
+        </w:rPr>
+        <w:t>.</w:t>
+      </w:r>
+      <w:r>
+        <w:rPr>
+          <w:rFonts w:cs="Times New Roman"/>
+          <w:sz w:val="28"/>
+          <w:szCs w:val="28"/>
+        </w:rPr>
+        <w:t>Length</w:t>
+      </w:r>
+    </w:p>
+    <w:p>
+      <w:pPr>
+        <w:pStyle w:val="1"/>
+        <w:rPr>
+          <w:rFonts w:ascii="Times New Roman" w:hAnsi="Times New Roman" w:cs="Times New Roman"/>
+          <w:lang w:val="ru-RU"/>
+        </w:rPr>
+      </w:pPr>
+      <w:r>
+        <w:rPr>
+          <w:rFonts w:ascii="Times New Roman" w:hAnsi="Times New Roman" w:cs="Times New Roman"/>
+          <w:lang w:val="ru-RU"/>
+        </w:rPr>
+        <w:t xml:space="preserve">5. Блок-схема функции </w:t>
+      </w:r>
+      <w:proofErr w:type="spellStart"/>
+      <w:r>
+        <w:rPr>
+          <w:rFonts w:ascii="Times New Roman" w:hAnsi="Times New Roman" w:cs="Times New Roman"/>
+        </w:rPr>
+        <w:t>ReadOrder</w:t>
+      </w:r>
+      <w:proofErr w:type="spellEnd"/>
+    </w:p>
+    <w:p>
+      <w:pPr>
+        <w:rPr>
+          <w:rFonts w:cs="Times New Roman"/>
+          <w:sz w:val="28"/>
+          <w:szCs w:val="28"/>
+          <w:lang w:val="ru-RU"/>
+        </w:rPr>
+      </w:pPr>
+      <w:r>
+        <w:rPr>
+          <w:rFonts w:cs="Times New Roman"/>
+          <w:sz w:val="28"/>
+          <w:szCs w:val="28"/>
+          <w:lang w:val="ru-RU"/>
+        </w:rPr>
+        <w:t>Начало</w:t>
+      </w:r>
+    </w:p>
+    <w:p>
+      <w:pPr>
+        <w:rPr>
+          <w:rFonts w:cs="Times New Roman"/>
+          <w:sz w:val="28"/>
+          <w:szCs w:val="28"/>
+          <w:lang w:val="ru-RU"/>
+        </w:rPr>
+      </w:pPr>
+      <w:r>
+        <w:rPr>
+          <w:rFonts w:cs="Times New Roman"/>
+          <w:sz w:val="28"/>
+          <w:szCs w:val="28"/>
+          <w:lang w:val="ru-RU"/>
+        </w:rPr>
+        <w:t xml:space="preserve">  ↓</w:t>
+      </w:r>
+    </w:p>
+    <w:p>
+      <w:pPr>
+        <w:rPr>
+          <w:rFonts w:cs="Times New Roman"/>
+          <w:sz w:val="28"/>
+          <w:szCs w:val="28"/>
+          <w:lang w:val="ru-RU"/>
+        </w:rPr>
+      </w:pPr>
+      <w:r>
+        <w:rPr>
+          <w:rFonts w:cs="Times New Roman"/>
+          <w:sz w:val="28"/>
+          <w:szCs w:val="28"/>
+          <w:lang w:val="ru-RU"/>
+        </w:rPr>
+        <w:t>Создание пустого заказа</w:t>
+      </w:r>
+    </w:p>
+    <w:p>
+      <w:pPr>
+        <w:rPr>
+          <w:rFonts w:cs="Times New Roman"/>
+          <w:sz w:val="28"/>
+          <w:szCs w:val="28"/>
+          <w:lang w:val="ru-RU"/>
+        </w:rPr>
+      </w:pPr>
+      <w:r>
+        <w:rPr>
+          <w:rFonts w:cs="Times New Roman"/>
+          <w:sz w:val="28"/>
+          <w:szCs w:val="28"/>
+          <w:lang w:val="ru-RU"/>
+        </w:rPr>
+        <w:t xml:space="preserve">  ↓</w:t>
+      </w:r>
+    </w:p>
+    <w:p>
+      <w:pPr>
+        <w:rPr>
+          <w:rFonts w:cs="Times New Roman"/>
+          <w:sz w:val="28"/>
+          <w:szCs w:val="28"/>
+          <w:lang w:val="ru-RU"/>
+        </w:rPr>
+      </w:pPr>
+      <w:r>
+        <w:rPr>
+          <w:rFonts w:cs="Times New Roman"/>
+          <w:sz w:val="28"/>
+          <w:szCs w:val="28"/>
+          <w:lang w:val="ru-RU"/>
+        </w:rPr>
+        <w:t>Ввод номера книги</w:t>
+      </w:r>
+    </w:p>
+    <w:p>
+      <w:pPr>
+        <w:rPr>
+          <w:rFonts w:cs="Times New Roman"/>
+          <w:sz w:val="28"/>
+          <w:szCs w:val="28"/>
+          <w:lang w:val="ru-RU"/>
+        </w:rPr>
+      </w:pPr>
+      <w:r>
+        <w:rPr>
+          <w:rFonts w:cs="Times New Roman"/>
+          <w:sz w:val="28"/>
+          <w:szCs w:val="28"/>
+          <w:lang w:val="ru-RU"/>
+        </w:rPr>
+        <w:t xml:space="preserve">  ↓</w:t>
+      </w:r>
+    </w:p>
+    <w:p>
+      <w:pPr>
+        <w:rPr>
+          <w:rFonts w:cs="Times New Roman"/>
+          <w:sz w:val="28"/>
+          <w:szCs w:val="28"/>
+          <w:lang w:val="ru-RU"/>
+        </w:rPr>
+      </w:pPr>
+      <w:r>
+        <w:rPr>
+          <w:rFonts w:cs="Times New Roman"/>
+          <w:sz w:val="28"/>
+          <w:szCs w:val="28"/>
+          <w:lang w:val="ru-RU"/>
+        </w:rPr>
+        <w:t>Номер = 0?</w:t>
+      </w:r>
+    </w:p>
+    <w:p>
+      <w:pPr>
+        <w:rPr>
+          <w:rFonts w:cs="Times New Roman"/>
+          <w:sz w:val="28"/>
+          <w:szCs w:val="28"/>
+          <w:lang w:val="ru-RU"/>
+        </w:rPr>
+      </w:pPr>
+      <w:r>
+        <w:rPr>
+          <w:rFonts w:cs="Times New Roman"/>
+          <w:sz w:val="28"/>
+          <w:szCs w:val="28"/>
+          <w:lang w:val="ru-RU"/>
+        </w:rPr>
+        <w:t xml:space="preserve">  ├─ Да → Конец ввода → </w:t>
+      </w:r>
+      <w:r>
+        <w:rPr>
+          <w:rFonts w:cs="Times New Roman"/>
+          <w:sz w:val="28"/>
+          <w:szCs w:val="28"/>
+        </w:rPr>
+        <w:t>return</w:t>
+      </w:r>
+      <w:r>
+        <w:rPr>
+          <w:rFonts w:cs="Times New Roman"/>
+          <w:sz w:val="28"/>
+          <w:szCs w:val="28"/>
+          <w:lang w:val="ru-RU"/>
+        </w:rPr>
+        <w:t xml:space="preserve"> </w:t>
+      </w:r>
+      <w:r>
+        <w:rPr>
+          <w:rFonts w:cs="Times New Roman"/>
+          <w:sz w:val="28"/>
+          <w:szCs w:val="28"/>
+        </w:rPr>
+        <w:t>order</w:t>
+      </w:r>
+    </w:p>
+    <w:p>
+      <w:pPr>
+        <w:rPr>
+          <w:rFonts w:cs="Times New Roman"/>
+          <w:sz w:val="28"/>
+          <w:szCs w:val="28"/>
+          <w:lang w:val="ru-RU"/>
+        </w:rPr>
+      </w:pPr>
+      <w:r>
+        <w:rPr>
+          <w:rFonts w:cs="Times New Roman"/>
+          <w:sz w:val="28"/>
+          <w:szCs w:val="28"/>
+          <w:lang w:val="ru-RU"/>
+        </w:rPr>
+        <w:t xml:space="preserve">  └─ Нет</w:t>
+      </w:r>
+    </w:p>
+    <w:p>
+      <w:pPr>
+        <w:rPr>
+          <w:rFonts w:cs="Times New Roman"/>
+          <w:sz w:val="28"/>
+          <w:szCs w:val="28"/>
+          <w:lang w:val="ru-RU"/>
+        </w:rPr>
+      </w:pPr>
+      <w:r>
+        <w:rPr>
+          <w:rFonts w:cs="Times New Roman"/>
+          <w:sz w:val="28"/>
+          <w:szCs w:val="28"/>
+          <w:lang w:val="ru-RU"/>
+        </w:rPr>
+        <w:t xml:space="preserve">       ↓</w:t>
+      </w:r>
+    </w:p>
+    <w:p>
+      <w:pPr>
+        <w:rPr>
+          <w:rFonts w:cs="Times New Roman"/>
+          <w:sz w:val="28"/>
+          <w:szCs w:val="28"/>
+          <w:lang w:val="ru-RU"/>
+        </w:rPr>
+      </w:pPr>
+      <w:r>
+        <w:rPr>
+          <w:rFonts w:cs="Times New Roman"/>
+          <w:sz w:val="28"/>
+          <w:szCs w:val="28"/>
+          <w:lang w:val="ru-RU"/>
+        </w:rPr>
+        <w:t xml:space="preserve">  Ввод количества</w:t>
+      </w:r>
+    </w:p>
+    <w:p>
+      <w:pPr>
+        <w:rPr>
+          <w:rFonts w:cs="Times New Roman"/>
+          <w:sz w:val="28"/>
+          <w:szCs w:val="28"/>
+          <w:lang w:val="ru-RU"/>
+        </w:rPr>
+      </w:pPr>
+      <w:r>
+        <w:rPr>
+          <w:rFonts w:cs="Times New Roman"/>
+          <w:sz w:val="28"/>
+          <w:szCs w:val="28"/>
+          <w:lang w:val="ru-RU"/>
+        </w:rPr>
+        <w:t xml:space="preserve">       ↓</w:t>
+      </w:r>
+    </w:p>
+    <w:p>
+      <w:pPr>
+        <w:rPr>
+          <w:rFonts w:cs="Times New Roman"/>
+          <w:sz w:val="28"/>
+          <w:szCs w:val="28"/>
+          <w:lang w:val="ru-RU"/>
+        </w:rPr>
+      </w:pPr>
+      <w:r>
+        <w:rPr>
+          <w:rFonts w:cs="Times New Roman"/>
+          <w:sz w:val="28"/>
+          <w:szCs w:val="28"/>
+          <w:lang w:val="ru-RU"/>
+        </w:rPr>
+        <w:t xml:space="preserve">  Проверка корректности количества</w:t>
+      </w:r>
+    </w:p>
+    <w:p>
+      <w:pPr>
+        <w:rPr>
+          <w:rFonts w:cs="Times New Roman"/>
+          <w:sz w:val="28"/>
+          <w:szCs w:val="28"/>
+          <w:lang w:val="ru-RU"/>
+        </w:rPr>
+      </w:pPr>
+      <w:r>
+        <w:rPr>
+          <w:rFonts w:cs="Times New Roman"/>
+          <w:sz w:val="28"/>
+          <w:szCs w:val="28"/>
+          <w:lang w:val="ru-RU"/>
+        </w:rPr>
+        <w:t xml:space="preserve">       ├─ Ошибка → повторный ввод</w:t>
+      </w:r>
+    </w:p>
+    <w:p>
+      <w:pPr>
+        <w:rPr>
+          <w:rFonts w:cs="Times New Roman"/>
+          <w:sz w:val="28"/>
+          <w:szCs w:val="28"/>
+          <w:lang w:val="ru-RU"/>
+        </w:rPr>
+      </w:pPr>
+      <w:r>
+        <w:rPr>
+          <w:rFonts w:cs="Times New Roman"/>
+          <w:sz w:val="28"/>
+          <w:szCs w:val="28"/>
+          <w:lang w:val="ru-RU"/>
+        </w:rPr>
+        <w:t xml:space="preserve">       └─ Верно</w:t>
+      </w:r>
+    </w:p>
+    <w:p>
+      <w:pPr>
+        <w:rPr>
+          <w:rFonts w:cs="Times New Roman"/>
+          <w:sz w:val="28"/>
+          <w:szCs w:val="28"/>
+          <w:lang w:val="ru-RU"/>
+        </w:rPr>
+      </w:pPr>
+      <w:r>
+        <w:rPr>
+          <w:rFonts w:cs="Times New Roman"/>
+          <w:sz w:val="28"/>
+          <w:szCs w:val="28"/>
+          <w:lang w:val="ru-RU"/>
+        </w:rPr>
+        <w:t xml:space="preserve">             ↓</w:t>
+      </w:r>
+    </w:p>
+    <w:p>
+      <w:pPr>
+        <w:rPr>
+          <w:rFonts w:cs="Times New Roman"/>
+          <w:sz w:val="28"/>
+          <w:szCs w:val="28"/>
+          <w:lang w:val="ru-RU"/>
+        </w:rPr>
+      </w:pPr>
+      <w:r>
+        <w:rPr>
+          <w:rFonts w:cs="Times New Roman"/>
+          <w:sz w:val="28"/>
+          <w:szCs w:val="28"/>
+          <w:lang w:val="ru-RU"/>
+        </w:rPr>
+        <w:t xml:space="preserve">       Добавление книги в заказ</w:t>
+      </w:r>
+    </w:p>
+    <w:p>
+      <w:pPr>
+        <w:rPr>
+          <w:rFonts w:cs="Times New Roman"/>
+          <w:sz w:val="28"/>
+          <w:szCs w:val="28"/>
+          <w:lang w:val="ru-RU"/>
+        </w:rPr>
+      </w:pPr>
+      <w:r>
+        <w:rPr>
+          <w:rFonts w:cs="Times New Roman"/>
+          <w:sz w:val="28"/>
+          <w:szCs w:val="28"/>
+          <w:lang w:val="ru-RU"/>
+        </w:rPr>
+        <w:t xml:space="preserve">             ↓</w:t>
+      </w:r>
+    </w:p>
+    <w:p>
+      <w:pPr>
+        <w:rPr>
+          <w:rFonts w:cs="Times New Roman"/>
+          <w:sz w:val="28"/>
+          <w:szCs w:val="28"/>
+          <w:lang w:val="ru-RU"/>
+        </w:rPr>
+      </w:pPr>
+      <w:r>
+        <w:rPr>
+          <w:rFonts w:cs="Times New Roman"/>
+          <w:sz w:val="28"/>
+          <w:szCs w:val="28"/>
+          <w:lang w:val="ru-RU"/>
+        </w:rPr>
+        <w:t xml:space="preserve">       Возврат к вводу номера</w:t>
+      </w:r>
+    </w:p>
+    <w:p>
+      <w:pPr>
+        <w:pStyle w:val="1"/>
+        <w:rPr>
+          <w:rFonts w:ascii="Times New Roman" w:hAnsi="Times New Roman" w:cs="Times New Roman"/>
+          <w:lang w:val="ru-RU"/>
+        </w:rPr>
+      </w:pPr>
+      <w:r>
+        <w:rPr>
+          <w:rFonts w:ascii="Times New Roman" w:hAnsi="Times New Roman" w:cs="Times New Roman"/>
+          <w:lang w:val="ru-RU"/>
+        </w:rPr>
+        <w:lastRenderedPageBreak/>
+        <w:t xml:space="preserve">6. Блок-схема функции </w:t>
+      </w:r>
+      <w:proofErr w:type="spellStart"/>
+      <w:r>
+        <w:rPr>
+          <w:rFonts w:ascii="Times New Roman" w:hAnsi="Times New Roman" w:cs="Times New Roman"/>
+        </w:rPr>
+        <w:t>TryIssueBooks</w:t>
+      </w:r>
+      <w:proofErr w:type="spellEnd"/>
+    </w:p>
+    <w:p>
+      <w:pPr>
+        <w:rPr>
+          <w:rFonts w:cs="Times New Roman"/>
+          <w:sz w:val="28"/>
+          <w:szCs w:val="28"/>
+          <w:lang w:val="ru-RU"/>
+        </w:rPr>
+      </w:pPr>
+      <w:r>
+        <w:rPr>
+          <w:rFonts w:cs="Times New Roman"/>
+          <w:sz w:val="28"/>
+          <w:szCs w:val="28"/>
+          <w:lang w:val="ru-RU"/>
+        </w:rPr>
+        <w:t>Начало</w:t>
+      </w:r>
+    </w:p>
+    <w:p>
+      <w:pPr>
+        <w:rPr>
+          <w:rFonts w:cs="Times New Roman"/>
+          <w:sz w:val="28"/>
+          <w:szCs w:val="28"/>
+          <w:lang w:val="ru-RU"/>
+        </w:rPr>
+      </w:pPr>
+      <w:r>
+        <w:rPr>
+          <w:rFonts w:cs="Times New Roman"/>
+          <w:sz w:val="28"/>
+          <w:szCs w:val="28"/>
+          <w:lang w:val="ru-RU"/>
+        </w:rPr>
+        <w:t xml:space="preserve">  ↓</w:t>
+      </w:r>
+    </w:p>
+    <w:p>
+      <w:pPr>
+        <w:rPr>
+          <w:rFonts w:cs="Times New Roman"/>
+          <w:sz w:val="28"/>
+          <w:szCs w:val="28"/>
+          <w:lang w:val="ru-RU"/>
+        </w:rPr>
+      </w:pPr>
+      <w:proofErr w:type="spellStart"/>
+      <w:r>
+        <w:rPr>
+          <w:rFonts w:cs="Times New Roman"/>
+          <w:sz w:val="28"/>
+          <w:szCs w:val="28"/>
+        </w:rPr>
+        <w:t>totalCost</w:t>
+      </w:r>
+      <w:proofErr w:type="spellEnd"/>
+      <w:r>
+        <w:rPr>
+          <w:rFonts w:cs="Times New Roman"/>
+          <w:sz w:val="28"/>
+          <w:szCs w:val="28"/>
+          <w:lang w:val="ru-RU"/>
+        </w:rPr>
+        <w:t xml:space="preserve"> = 0</w:t>
+      </w:r>
+    </w:p>
+    <w:p>
+      <w:pPr>
+        <w:rPr>
+          <w:rFonts w:cs="Times New Roman"/>
+          <w:sz w:val="28"/>
+          <w:szCs w:val="28"/>
+          <w:lang w:val="ru-RU"/>
+        </w:rPr>
+      </w:pPr>
+      <w:proofErr w:type="spellStart"/>
+      <w:r>
+        <w:rPr>
+          <w:rFonts w:cs="Times New Roman"/>
+          <w:sz w:val="28"/>
+          <w:szCs w:val="28"/>
+        </w:rPr>
+        <w:t>missingBook</w:t>
+      </w:r>
+      <w:proofErr w:type="spellEnd"/>
+      <w:r>
+        <w:rPr>
+          <w:rFonts w:cs="Times New Roman"/>
+          <w:sz w:val="28"/>
+          <w:szCs w:val="28"/>
+          <w:lang w:val="ru-RU"/>
+        </w:rPr>
+        <w:t xml:space="preserve"> = -1</w:t>
+      </w:r>
+    </w:p>
+    <w:p>
+      <w:pPr>
+        <w:rPr>
+          <w:rFonts w:cs="Times New Roman"/>
+          <w:sz w:val="28"/>
+          <w:szCs w:val="28"/>
+          <w:lang w:val="ru-RU"/>
+        </w:rPr>
+      </w:pPr>
+      <w:r>
+        <w:rPr>
+          <w:rFonts w:cs="Times New Roman"/>
+          <w:sz w:val="28"/>
+          <w:szCs w:val="28"/>
+          <w:lang w:val="ru-RU"/>
+        </w:rPr>
+        <w:t xml:space="preserve">  ↓</w:t>
+      </w:r>
+    </w:p>
+    <w:p>
+      <w:pPr>
+        <w:rPr>
+          <w:rFonts w:cs="Times New Roman"/>
+          <w:sz w:val="28"/>
+          <w:szCs w:val="28"/>
+          <w:lang w:val="ru-RU"/>
+        </w:rPr>
+      </w:pPr>
+      <w:r>
+        <w:rPr>
+          <w:rFonts w:cs="Times New Roman"/>
+          <w:sz w:val="28"/>
+          <w:szCs w:val="28"/>
+          <w:lang w:val="ru-RU"/>
+        </w:rPr>
+        <w:t>Проверка каждой позиции заказа</w:t>
+      </w:r>
+    </w:p>
+    <w:p>
+      <w:pPr>
+        <w:rPr>
+          <w:rFonts w:cs="Times New Roman"/>
+          <w:sz w:val="28"/>
+          <w:szCs w:val="28"/>
+          <w:lang w:val="ru-RU"/>
+        </w:rPr>
+      </w:pPr>
+      <w:r>
+        <w:rPr>
+          <w:rFonts w:cs="Times New Roman"/>
+          <w:sz w:val="28"/>
+          <w:szCs w:val="28"/>
+          <w:lang w:val="ru-RU"/>
+        </w:rPr>
+        <w:t xml:space="preserve">  ↓</w:t>
+      </w:r>
+    </w:p>
+    <w:p>
+      <w:pPr>
+        <w:rPr>
+          <w:rFonts w:cs="Times New Roman"/>
+          <w:sz w:val="28"/>
+          <w:szCs w:val="28"/>
+          <w:lang w:val="ru-RU"/>
+        </w:rPr>
+      </w:pPr>
+      <w:r>
+        <w:rPr>
+          <w:rFonts w:cs="Times New Roman"/>
+          <w:sz w:val="28"/>
+          <w:szCs w:val="28"/>
+          <w:lang w:val="ru-RU"/>
+        </w:rPr>
+        <w:t>Хватает экземпляров?</w:t>
+      </w:r>
+    </w:p>
+    <w:p>
+      <w:pPr>
+        <w:rPr>
+          <w:rFonts w:cs="Times New Roman"/>
+          <w:sz w:val="28"/>
+          <w:szCs w:val="28"/>
+          <w:lang w:val="ru-RU"/>
+        </w:rPr>
+      </w:pPr>
+      <w:r>
+        <w:rPr>
+          <w:rFonts w:cs="Times New Roman"/>
+          <w:sz w:val="28"/>
+          <w:szCs w:val="28"/>
+          <w:lang w:val="ru-RU"/>
+        </w:rPr>
+        <w:t xml:space="preserve">  ├─ Нет → запомнить книгу → </w:t>
+      </w:r>
+      <w:r>
+        <w:rPr>
+          <w:rFonts w:cs="Times New Roman"/>
+          <w:sz w:val="28"/>
+          <w:szCs w:val="28"/>
+        </w:rPr>
+        <w:t>return</w:t>
+      </w:r>
+      <w:r>
+        <w:rPr>
+          <w:rFonts w:cs="Times New Roman"/>
+          <w:sz w:val="28"/>
+          <w:szCs w:val="28"/>
+          <w:lang w:val="ru-RU"/>
+        </w:rPr>
+        <w:t xml:space="preserve"> </w:t>
+      </w:r>
+      <w:r>
+        <w:rPr>
+          <w:rFonts w:cs="Times New Roman"/>
+          <w:sz w:val="28"/>
+          <w:szCs w:val="28"/>
+        </w:rPr>
+        <w:t>false</w:t>
+      </w:r>
+    </w:p>
+    <w:p>
+      <w:pPr>
+        <w:rPr>
+          <w:rFonts w:cs="Times New Roman"/>
+          <w:sz w:val="28"/>
+          <w:szCs w:val="28"/>
+          <w:lang w:val="ru-RU"/>
+        </w:rPr>
+      </w:pPr>
+      <w:r>
+        <w:rPr>
+          <w:rFonts w:cs="Times New Roman"/>
+          <w:sz w:val="28"/>
+          <w:szCs w:val="28"/>
+          <w:lang w:val="ru-RU"/>
+        </w:rPr>
+        <w:t xml:space="preserve">  └─ Да</w:t>
+      </w:r>
+    </w:p>
+    <w:p>
+      <w:pPr>
+        <w:rPr>
+          <w:rFonts w:cs="Times New Roman"/>
+          <w:sz w:val="28"/>
+          <w:szCs w:val="28"/>
+          <w:lang w:val="ru-RU"/>
+        </w:rPr>
+      </w:pPr>
+      <w:r>
+        <w:rPr>
+          <w:rFonts w:cs="Times New Roman"/>
+          <w:sz w:val="28"/>
+          <w:szCs w:val="28"/>
+          <w:lang w:val="ru-RU"/>
+        </w:rPr>
+        <w:t xml:space="preserve">       ↓</w:t>
+      </w:r>
+    </w:p>
+    <w:p>
+      <w:pPr>
+        <w:rPr>
+          <w:rFonts w:cs="Times New Roman"/>
+          <w:sz w:val="28"/>
+          <w:szCs w:val="28"/>
+          <w:lang w:val="ru-RU"/>
+        </w:rPr>
+      </w:pPr>
+      <w:r>
+        <w:rPr>
+          <w:rFonts w:cs="Times New Roman"/>
+          <w:sz w:val="28"/>
+          <w:szCs w:val="28"/>
+          <w:lang w:val="ru-RU"/>
+        </w:rPr>
+        <w:t>Списать заказанное количество</w:t>
+      </w:r>
+    </w:p>
+    <w:p>
+      <w:pPr>
+        <w:rPr>
+          <w:rFonts w:cs="Times New Roman"/>
+          <w:sz w:val="28"/>
+          <w:szCs w:val="28"/>
+          <w:lang w:val="ru-RU"/>
+        </w:rPr>
+      </w:pPr>
+      <w:r>
+        <w:rPr>
+          <w:rFonts w:cs="Times New Roman"/>
+          <w:sz w:val="28"/>
+          <w:szCs w:val="28"/>
+          <w:lang w:val="ru-RU"/>
+        </w:rPr>
+        <w:t xml:space="preserve">       ↓</w:t>
+      </w:r>
+    </w:p>
+    <w:p>
+      <w:pPr>
+        <w:rPr>
+          <w:rFonts w:cs="Times New Roman"/>
+          <w:sz w:val="28"/>
+          <w:szCs w:val="28"/>
+          <w:lang w:val="ru-RU"/>
+        </w:rPr>
+      </w:pPr>
+      <w:r>
+        <w:rPr>
+          <w:rFonts w:cs="Times New Roman"/>
+          <w:sz w:val="28"/>
+          <w:szCs w:val="28"/>
+          <w:lang w:val="ru-RU"/>
+        </w:rPr>
+        <w:t>Рассчитать стоимость позиции</w:t>
+      </w:r>
+    </w:p>
+    <w:p>
+      <w:pPr>
+        <w:rPr>
+          <w:rFonts w:cs="Times New Roman"/>
+          <w:sz w:val="28"/>
+          <w:szCs w:val="28"/>
+          <w:lang w:val="ru-RU"/>
+        </w:rPr>
+      </w:pPr>
+      <w:r>
+        <w:rPr>
+          <w:rFonts w:cs="Times New Roman"/>
+          <w:sz w:val="28"/>
+          <w:szCs w:val="28"/>
+          <w:lang w:val="ru-RU"/>
+        </w:rPr>
+        <w:t xml:space="preserve">       ↓</w:t>
+      </w:r>
+    </w:p>
+    <w:p>
+      <w:pPr>
+        <w:rPr>
+          <w:rFonts w:cs="Times New Roman"/>
+          <w:sz w:val="28"/>
+          <w:szCs w:val="28"/>
+          <w:lang w:val="ru-RU"/>
+        </w:rPr>
+      </w:pPr>
+      <w:r>
+        <w:rPr>
+          <w:rFonts w:cs="Times New Roman"/>
+          <w:sz w:val="28"/>
+          <w:szCs w:val="28"/>
+          <w:lang w:val="ru-RU"/>
+        </w:rPr>
+        <w:t xml:space="preserve">Суммировать </w:t>
+      </w:r>
+      <w:proofErr w:type="spellStart"/>
+      <w:r>
+        <w:rPr>
+          <w:rFonts w:cs="Times New Roman"/>
+          <w:sz w:val="28"/>
+          <w:szCs w:val="28"/>
+        </w:rPr>
+        <w:t>totalCost</w:t>
+      </w:r>
+      <w:proofErr w:type="spellEnd"/>
+    </w:p>
+    <w:p>
+      <w:pPr>
+        <w:rPr>
+          <w:rFonts w:cs="Times New Roman"/>
+          <w:sz w:val="28"/>
+          <w:szCs w:val="28"/>
+          <w:lang w:val="ru-RU"/>
+        </w:rPr>
+      </w:pPr>
+      <w:r>
+        <w:rPr>
+          <w:rFonts w:cs="Times New Roman"/>
+          <w:sz w:val="28"/>
+          <w:szCs w:val="28"/>
+          <w:lang w:val="ru-RU"/>
+        </w:rPr>
+        <w:t xml:space="preserve">       ↓</w:t>
+      </w:r>
+    </w:p>
+    <w:p>
+      <w:pPr>
+        <w:rPr>
+          <w:rFonts w:cs="Times New Roman"/>
+          <w:sz w:val="28"/>
+          <w:szCs w:val="28"/>
+          <w:lang w:val="ru-RU"/>
+        </w:rPr>
+      </w:pPr>
+      <w:r>
+        <w:rPr>
+          <w:rFonts w:cs="Times New Roman"/>
+          <w:sz w:val="28"/>
+          <w:szCs w:val="28"/>
+        </w:rPr>
+        <w:t>return</w:t>
+      </w:r>
+      <w:r>
+        <w:rPr>
+          <w:rFonts w:cs="Times New Roman"/>
+          <w:sz w:val="28"/>
+          <w:szCs w:val="28"/>
+          <w:lang w:val="ru-RU"/>
+        </w:rPr>
+        <w:t xml:space="preserve"> </w:t>
+      </w:r>
+      <w:r>
+        <w:rPr>
+          <w:rFonts w:cs="Times New Roman"/>
+          <w:sz w:val="28"/>
+          <w:szCs w:val="28"/>
+        </w:rPr>
+        <w:t>true</w:t>
+      </w:r>
+    </w:p>
+    <w:p>
+      <w:pPr>
+        <w:rPr>
+          <w:rFonts w:cs="Times New Roman"/>
+          <w:sz w:val="28"/>
+          <w:szCs w:val="28"/>
+          <w:lang w:val="ru-RU"/>
+        </w:rPr>
+      </w:pPr>
+      <w:r>
+        <w:rPr>
+          <w:rFonts w:cs="Times New Roman"/>
+          <w:sz w:val="28"/>
+          <w:szCs w:val="28"/>
+          <w:lang w:val="ru-RU"/>
+        </w:rPr>
+        <w:t xml:space="preserve">  ↓</w:t>
+      </w:r>
+    </w:p>
+    <w:p>
+      <w:pPr>
+        <w:rPr>
+          <w:rFonts w:cs="Times New Roman"/>
+          <w:sz w:val="28"/>
+          <w:szCs w:val="28"/>
+          <w:lang w:val="ru-RU"/>
+        </w:rPr>
+      </w:pPr>
+      <w:r>
+        <w:rPr>
+          <w:rFonts w:cs="Times New Roman"/>
+          <w:sz w:val="28"/>
+          <w:szCs w:val="28"/>
+          <w:lang w:val="ru-RU"/>
+        </w:rPr>
+        <w:t>Конец</w:t>
+      </w:r>
+    </w:p>
+    <w:p>
+      <w:pPr>
+        <w:pStyle w:val="1"/>
+        <w:rPr>
+          <w:rFonts w:ascii="Times New Roman" w:hAnsi="Times New Roman" w:cs="Times New Roman"/>
+          <w:lang w:val="ru-RU"/>
+        </w:rPr>
+      </w:pPr>
+      <w:r>
+        <w:rPr>
+          <w:rFonts w:ascii="Times New Roman" w:hAnsi="Times New Roman" w:cs="Times New Roman"/>
+          <w:lang w:val="ru-RU"/>
+        </w:rPr>
+        <w:t xml:space="preserve">7. Блок-схема функции </w:t>
+      </w:r>
+      <w:proofErr w:type="spellStart"/>
+      <w:r>
+        <w:rPr>
+          <w:rFonts w:ascii="Times New Roman" w:hAnsi="Times New Roman" w:cs="Times New Roman"/>
+        </w:rPr>
+        <w:t>PrintRemaining</w:t>
+      </w:r>
+      <w:proofErr w:type="spellEnd"/>
+    </w:p>
+    <w:p>
+      <w:pPr>
+        <w:rPr>
+          <w:rFonts w:cs="Times New Roman"/>
+          <w:sz w:val="28"/>
+          <w:szCs w:val="28"/>
+          <w:lang w:val="ru-RU"/>
+        </w:rPr>
+      </w:pPr>
+      <w:r>
+        <w:rPr>
+          <w:rFonts w:cs="Times New Roman"/>
+          <w:sz w:val="28"/>
+          <w:szCs w:val="28"/>
+          <w:lang w:val="ru-RU"/>
+        </w:rPr>
+        <w:t>Начало</w:t>
+      </w:r>
+    </w:p>
+    <w:p>
+      <w:pPr>
+        <w:rPr>
+          <w:rFonts w:cs="Times New Roman"/>
+          <w:sz w:val="28"/>
+          <w:szCs w:val="28"/>
+          <w:lang w:val="ru-RU"/>
+        </w:rPr>
+      </w:pPr>
+      <w:r>
+        <w:rPr>
+          <w:rFonts w:cs="Times New Roman"/>
+          <w:sz w:val="28"/>
+          <w:szCs w:val="28"/>
+          <w:lang w:val="ru-RU"/>
+        </w:rPr>
+        <w:lastRenderedPageBreak/>
+        <w:t xml:space="preserve">  ↓</w:t>
+      </w:r>
+    </w:p>
+    <w:p>
+      <w:pPr>
+        <w:rPr>
+          <w:rFonts w:cs="Times New Roman"/>
+          <w:sz w:val="28"/>
+          <w:szCs w:val="28"/>
+          <w:lang w:val="ru-RU"/>
+        </w:rPr>
+      </w:pPr>
+      <w:r>
+        <w:rPr>
+          <w:rFonts w:cs="Times New Roman"/>
+          <w:sz w:val="28"/>
+          <w:szCs w:val="28"/>
+          <w:lang w:val="ru-RU"/>
+        </w:rPr>
+        <w:t>Вывод «Оставшиеся книги»</w:t>
+      </w:r>
+    </w:p>
+    <w:p>
+      <w:pPr>
+        <w:rPr>
+          <w:rFonts w:cs="Times New Roman"/>
+          <w:sz w:val="28"/>
+          <w:szCs w:val="28"/>
+          <w:lang w:val="ru-RU"/>
+        </w:rPr>
+      </w:pPr>
+      <w:r>
+        <w:rPr>
+          <w:rFonts w:cs="Times New Roman"/>
+          <w:sz w:val="28"/>
+          <w:szCs w:val="28"/>
+          <w:lang w:val="ru-RU"/>
+        </w:rPr>
+        <w:t xml:space="preserve">  ↓</w:t>
+      </w:r>
+    </w:p>
+    <w:p>
+      <w:pPr>
+        <w:rPr>
+          <w:rFonts w:cs="Times New Roman"/>
+          <w:sz w:val="28"/>
+          <w:szCs w:val="28"/>
+          <w:lang w:val="ru-RU"/>
+        </w:rPr>
+      </w:pPr>
+      <w:proofErr w:type="spellStart"/>
+      <w:r>
+        <w:rPr>
+          <w:rFonts w:cs="Times New Roman"/>
+          <w:sz w:val="28"/>
+          <w:szCs w:val="28"/>
+        </w:rPr>
+        <w:t>i</w:t>
+      </w:r>
+      <w:proofErr w:type="spellEnd"/>
+      <w:r>
+        <w:rPr>
+          <w:rFonts w:cs="Times New Roman"/>
+          <w:sz w:val="28"/>
+          <w:szCs w:val="28"/>
+          <w:lang w:val="ru-RU"/>
+        </w:rPr>
+        <w:t xml:space="preserve"> = 0</w:t>
+      </w:r>
+    </w:p>
+    <w:p>
+      <w:pPr>
+        <w:rPr>
+          <w:rFonts w:cs="Times New Roman"/>
+          <w:sz w:val="28"/>
+          <w:szCs w:val="28"/>
+          <w:lang w:val="ru-RU"/>
+        </w:rPr>
+      </w:pPr>
+      <w:r>
+        <w:rPr>
+          <w:rFonts w:cs="Times New Roman"/>
+          <w:sz w:val="28"/>
+          <w:szCs w:val="28"/>
+          <w:lang w:val="ru-RU"/>
+        </w:rPr>
+        <w:t xml:space="preserve">  ↓</w:t>
+      </w:r>
+    </w:p>
+    <w:p>
+      <w:pPr>
+        <w:rPr>
+          <w:rFonts w:cs="Times New Roman"/>
+          <w:sz w:val="28"/>
+          <w:szCs w:val="28"/>
+          <w:lang w:val="ru-RU"/>
+        </w:rPr>
+      </w:pPr>
+      <w:r>
+        <w:rPr>
+          <w:rFonts w:cs="Times New Roman"/>
+          <w:sz w:val="28"/>
+          <w:szCs w:val="28"/>
+          <w:lang w:val="ru-RU"/>
+        </w:rPr>
+        <w:t xml:space="preserve">Проверка: </w:t>
+      </w:r>
+      <w:proofErr w:type="spellStart"/>
+      <w:r>
+        <w:rPr>
+          <w:rFonts w:cs="Times New Roman"/>
+          <w:sz w:val="28"/>
+          <w:szCs w:val="28"/>
+        </w:rPr>
+        <w:t>i</w:t>
+      </w:r>
+      <w:proofErr w:type="spellEnd"/>
+      <w:r>
+        <w:rPr>
+          <w:rFonts w:cs="Times New Roman"/>
+          <w:sz w:val="28"/>
+          <w:szCs w:val="28"/>
+          <w:lang w:val="ru-RU"/>
+        </w:rPr>
+        <w:t xml:space="preserve"> </w:t>
+      </w:r>
+      <w:proofErr w:type="gramStart"/>
+      <w:r>
+        <w:rPr>
+          <w:rFonts w:cs="Times New Roman"/>
+          <w:sz w:val="28"/>
+          <w:szCs w:val="28"/>
+          <w:lang w:val="ru-RU"/>
+        </w:rPr>
+        <w:t xml:space="preserve">&lt; </w:t>
+      </w:r>
+      <w:r>
+        <w:rPr>
+          <w:rFonts w:cs="Times New Roman"/>
+          <w:sz w:val="28"/>
+          <w:szCs w:val="28"/>
+        </w:rPr>
+        <w:t>books</w:t>
+      </w:r>
+      <w:proofErr w:type="gramEnd"/>
+      <w:r>
+        <w:rPr>
+          <w:rFonts w:cs="Times New Roman"/>
+          <w:sz w:val="28"/>
+          <w:szCs w:val="28"/>
+          <w:lang w:val="ru-RU"/>
+        </w:rPr>
+        <w:t>.</w:t>
+      </w:r>
+      <w:r>
+        <w:rPr>
+          <w:rFonts w:cs="Times New Roman"/>
+          <w:sz w:val="28"/>
+          <w:szCs w:val="28"/>
+        </w:rPr>
+        <w:t>Length</w:t>
+      </w:r>
+      <w:r>
+        <w:rPr>
+          <w:rFonts w:cs="Times New Roman"/>
+          <w:sz w:val="28"/>
+          <w:szCs w:val="28"/>
+          <w:lang w:val="ru-RU"/>
+        </w:rPr>
+        <w:t>?</w:t>
+      </w:r>
+    </w:p>
+    <w:p>
+      <w:pPr>
+        <w:rPr>
+          <w:rFonts w:cs="Times New Roman"/>
+          <w:sz w:val="28"/>
+          <w:szCs w:val="28"/>
+          <w:lang w:val="ru-RU"/>
+        </w:rPr>
+      </w:pPr>
+      <w:r>
+        <w:rPr>
+          <w:rFonts w:cs="Times New Roman"/>
+          <w:sz w:val="28"/>
+          <w:szCs w:val="28"/>
+          <w:lang w:val="ru-RU"/>
+        </w:rPr>
+        <w:t xml:space="preserve">  ├─ Нет → Конец</w:t>
+      </w:r>
+    </w:p>
+    <w:p>
+      <w:pPr>
+        <w:rPr>
+          <w:rFonts w:cs="Times New Roman"/>
+          <w:sz w:val="28"/>
+          <w:szCs w:val="28"/>
+          <w:lang w:val="ru-RU"/>
+        </w:rPr>
+      </w:pPr>
+      <w:r>
+        <w:rPr>
+          <w:rFonts w:cs="Times New Roman"/>
+          <w:sz w:val="28"/>
+          <w:szCs w:val="28"/>
+          <w:lang w:val="ru-RU"/>
+        </w:rPr>
+        <w:t xml:space="preserve">  └─ Да</w:t>
+      </w:r>
+    </w:p>
+    <w:p>
+      <w:pPr>
+        <w:rPr>
+          <w:rFonts w:cs="Times New Roman"/>
+          <w:sz w:val="28"/>
+          <w:szCs w:val="28"/>
+          <w:lang w:val="ru-RU"/>
+        </w:rPr>
+      </w:pPr>
+      <w:r>
+        <w:rPr>
+          <w:rFonts w:cs="Times New Roman"/>
+          <w:sz w:val="28"/>
+          <w:szCs w:val="28"/>
+          <w:lang w:val="ru-RU"/>
+        </w:rPr>
+        <w:t xml:space="preserve">       ↓</w:t>
+      </w:r>
+    </w:p>
+    <w:p>
+      <w:pPr>
+        <w:rPr>
+          <w:rFonts w:cs="Times New Roman"/>
+          <w:sz w:val="28"/>
+          <w:szCs w:val="28"/>
+          <w:lang w:val="ru-RU"/>
+        </w:rPr>
+      </w:pPr>
+      <w:r>
+        <w:rPr>
+          <w:rFonts w:cs="Times New Roman"/>
+          <w:sz w:val="28"/>
+          <w:szCs w:val="28"/>
+          <w:lang w:val="ru-RU"/>
+        </w:rPr>
+        <w:t xml:space="preserve">  Вывод названия и количества</w:t>
+      </w:r>
+    </w:p>
+    <w:p>
+      <w:pPr>
+        <w:rPr>
+          <w:rFonts w:cs="Times New Roman"/>
+          <w:sz w:val="28"/>
+          <w:szCs w:val="28"/>
+          <w:lang w:val="ru-RU"/>
+        </w:rPr>
+      </w:pPr>
+      <w:r>
+        <w:rPr>
+          <w:rFonts w:cs="Times New Roman"/>
+          <w:sz w:val="28"/>
+          <w:szCs w:val="28"/>
+          <w:lang w:val="ru-RU"/>
+        </w:rPr>
+        <w:t xml:space="preserve">       ↓</w:t>
+      </w:r>
+    </w:p>
+    <w:p>
+      <w:pPr>
+        <w:rPr>
+          <w:rFonts w:cs="Times New Roman"/>
+          <w:sz w:val="28"/>
+          <w:szCs w:val="28"/>
+        </w:rPr>
+      </w:pPr>
+      <w:r>
+        <w:rPr>
+          <w:rFonts w:cs="Times New Roman"/>
+          <w:sz w:val="28"/>
+          <w:szCs w:val="28"/>
+          <w:lang w:val="ru-RU"/>
+        </w:rPr>
+        <w:t xml:space="preserve">  </w:t>
+      </w:r>
+      <w:proofErr w:type="spellStart"/>
+      <w:r>
+        <w:rPr>
+          <w:rFonts w:cs="Times New Roman"/>
+          <w:sz w:val="28"/>
+          <w:szCs w:val="28"/>
+        </w:rPr>
+        <w:t>i</w:t>
+      </w:r>
+      <w:proofErr w:type="spellEnd"/>
+      <w:r>
+        <w:rPr>
+          <w:rFonts w:cs="Times New Roman"/>
+          <w:sz w:val="28"/>
+          <w:szCs w:val="28"/>
+        </w:rPr>
+        <w:t xml:space="preserve"> = </w:t>
+      </w:r>
+      <w:proofErr w:type="spellStart"/>
+      <w:r>
+        <w:rPr>
+          <w:rFonts w:cs="Times New Roman"/>
+          <w:sz w:val="28"/>
+          <w:szCs w:val="28"/>
+        </w:rPr>
+        <w:t>i</w:t>
+      </w:r>
+      <w:proofErr w:type="spellEnd"/>
+      <w:r>
+        <w:rPr>
+          <w:rFonts w:cs="Times New Roman"/>
+          <w:sz w:val="28"/>
+          <w:szCs w:val="28"/>
+        </w:rPr>
+        <w:t xml:space="preserve"> + 1</w:t>
+      </w:r>
+    </w:p>
+    <w:p>
+      <w:pPr>
+        <w:rPr>
+          <w:rFonts w:cs="Times New Roman"/>
+          <w:sz w:val="28"/>
+          <w:szCs w:val="28"/>
+        </w:rPr>
+      </w:pPr>
+      <w:r>
+        <w:rPr>
+          <w:rFonts w:cs="Times New Roman"/>
+          <w:sz w:val="28"/>
+          <w:szCs w:val="28"/>
+        </w:rPr>
+        <w:t xml:space="preserve">       ↓</w:t>
+      </w:r>
+    </w:p>
+    <w:p>
+      <w:pPr>
+        <w:rPr>
+          <w:rFonts w:cs="Times New Roman"/>
+          <w:sz w:val="28"/>
+          <w:szCs w:val="28"/>
+        </w:rPr>
+      </w:pPr>
+      <w:r>
+        <w:rPr>
+          <w:rFonts w:cs="Times New Roman"/>
+          <w:sz w:val="28"/>
+          <w:szCs w:val="28"/>
+        </w:rPr>
+        <w:t xml:space="preserve">  </w:t>
+      </w:r>
+      <w:proofErr w:type="spellStart"/>
+      <w:r>
+        <w:rPr>
+          <w:rFonts w:cs="Times New Roman"/>
+          <w:sz w:val="28"/>
+          <w:szCs w:val="28"/>
+        </w:rPr>
+        <w:t>Возврат</w:t>
+      </w:r>
+      <w:proofErr w:type="spellEnd"/>
+      <w:r>
+        <w:rPr>
+          <w:rFonts w:cs="Times New Roman"/>
+          <w:sz w:val="28"/>
+          <w:szCs w:val="28"/>
+        </w:rPr>
+        <w:t xml:space="preserve"> к </w:t>
+      </w:r>
+      <w:proofErr w:type="spellStart"/>
+      <w:r>
+        <w:rPr>
+          <w:rFonts w:cs="Times New Roman"/>
+          <w:sz w:val="28"/>
+          <w:szCs w:val="28"/>
+        </w:rPr>
+        <w:t>проверке</w:t>
+      </w:r>
+      <w:proofErr w:type="spellEnd"/>
+    </w:p>
+    <w:p>
+      <w:pPr>
+        <w:pStyle w:val="1"/>
+        <w:rPr>
+          <w:rFonts w:ascii="Times New Roman" w:hAnsi="Times New Roman" w:cs="Times New Roman"/>
+          <w:lang w:val="ru-RU"/>
+        </w:rPr>
+      </w:pPr>
+      <w:r>
+        <w:rPr>
+          <w:rFonts w:ascii="Times New Roman" w:hAnsi="Times New Roman" w:cs="Times New Roman"/>
+          <w:lang w:val="ru-RU"/>
+        </w:rPr>
+        <w:t>8. Пример работы программы</w:t>
+      </w:r>
+    </w:p>
+    <w:p>
+      <w:pPr>
+        <w:rPr>
+          <w:rFonts w:cs="Times New Roman"/>
+          <w:sz w:val="28"/>
+          <w:szCs w:val="28"/>
+          <w:lang w:val="ru-RU"/>
+        </w:rPr>
+      </w:pPr>
+      <w:r>
+        <w:rPr>
+          <w:rFonts w:cs="Times New Roman"/>
+          <w:sz w:val="28"/>
+          <w:szCs w:val="28"/>
+          <w:lang w:val="ru-RU"/>
+        </w:rPr>
+        <w:t>Книги в библиотеке:</w:t>
+      </w:r>
+    </w:p>
+    <w:p>
+      <w:pPr>
+        <w:rPr>
+          <w:rFonts w:cs="Times New Roman"/>
+          <w:sz w:val="28"/>
+          <w:szCs w:val="28"/>
+          <w:lang w:val="ru-RU"/>
+        </w:rPr>
+      </w:pPr>
+      <w:r>
+        <w:rPr>
+          <w:rFonts w:cs="Times New Roman"/>
+          <w:sz w:val="28"/>
+          <w:szCs w:val="28"/>
+          <w:lang w:val="ru-RU"/>
+        </w:rPr>
+        <w:t>1. Война и мир — 500 руб., 10 экз.</w:t>
+      </w:r>
+    </w:p>
+    <w:p>
+      <w:pPr>
+        <w:rPr>
+          <w:rFonts w:cs="Times New Roman"/>
+          <w:sz w:val="28"/>
+          <w:szCs w:val="28"/>
+          <w:lang w:val="ru-RU"/>
+        </w:rPr>
+      </w:pPr>
+      <w:r>
+        <w:rPr>
+          <w:rFonts w:cs="Times New Roman"/>
+          <w:sz w:val="28"/>
+          <w:szCs w:val="28"/>
+          <w:lang w:val="ru-RU"/>
+        </w:rPr>
+        <w:t>2. Анна Каренина — 400 руб., 8 экз.</w:t>
+      </w:r>
+    </w:p>
+    <w:p>
+      <w:pPr>
+        <w:rPr>
+          <w:rFonts w:cs="Times New Roman"/>
+          <w:sz w:val="28"/>
+          <w:szCs w:val="28"/>
+          <w:lang w:val="ru-RU"/>
+        </w:rPr>
+      </w:pPr>
+      <w:r>
+        <w:rPr>
+          <w:rFonts w:cs="Times New Roman"/>
+          <w:sz w:val="28"/>
+          <w:szCs w:val="28"/>
+          <w:lang w:val="ru-RU"/>
+        </w:rPr>
+        <w:t>3. Гарри Поттер — 350 руб., 12 экз.</w:t>
+      </w:r>
+    </w:p>
+    <w:p>
+      <w:pPr>
+        <w:rPr>
+          <w:rFonts w:cs="Times New Roman"/>
+          <w:sz w:val="28"/>
+          <w:szCs w:val="28"/>
+          <w:lang w:val="ru-RU"/>
+        </w:rPr>
+      </w:pPr>
+      <w:r>
+        <w:rPr>
+          <w:rFonts w:cs="Times New Roman"/>
+          <w:sz w:val="28"/>
+          <w:szCs w:val="28"/>
+          <w:lang w:val="ru-RU"/>
+        </w:rPr>
+        <w:t>4. Братья Карамазовы — 450 руб., 7 экз.</w:t>
+      </w:r>
+    </w:p>
+    <w:p>
+      <w:pPr>
+        <w:rPr>
+          <w:rFonts w:cs="Times New Roman"/>
+          <w:sz w:val="28"/>
+          <w:szCs w:val="28"/>
+          <w:lang w:val="ru-RU"/>
+        </w:rPr>
+      </w:pPr>
+      <w:r>
+        <w:rPr>
+          <w:rFonts w:cs="Times New Roman"/>
+          <w:sz w:val="28"/>
+          <w:szCs w:val="28"/>
+          <w:lang w:val="ru-RU"/>
+        </w:rPr>
+        <w:t>5. Мастер и Маргарита — 600 руб., 6 экз.</w:t>
+      </w:r>
+    </w:p>
+    <w:p>
+      <w:pPr>
+        <w:rPr>
+          <w:rFonts w:cs="Times New Roman"/>
+          <w:sz w:val="28"/>
+          <w:szCs w:val="28"/>
+          <w:lang w:val="ru-RU"/>
+        </w:rPr>
+      </w:pPr>
+    </w:p>
+    <w:p>
+      <w:pPr>
+        <w:rPr>
+          <w:rFonts w:cs="Times New Roman"/>
+          <w:sz w:val="28"/>
+          <w:szCs w:val="28"/>
+          <w:lang w:val="ru-RU"/>
+        </w:rPr>
+      </w:pPr>
+      <w:r>
+        <w:rPr>
+          <w:rFonts w:cs="Times New Roman"/>
+          <w:sz w:val="28"/>
+          <w:szCs w:val="28"/>
+          <w:lang w:val="ru-RU"/>
+        </w:rPr>
+        <w:t>Книги в библиотеке:</w:t>
+      </w:r>
+    </w:p>
+    <w:p>
+      <w:pPr>
+        <w:rPr>
+          <w:rFonts w:cs="Times New Roman"/>
+          <w:sz w:val="28"/>
+          <w:szCs w:val="28"/>
+          <w:lang w:val="ru-RU"/>
+        </w:rPr>
+      </w:pPr>
+      <w:r>
+        <w:rPr>
+          <w:rFonts w:cs="Times New Roman"/>
+          <w:sz w:val="28"/>
+          <w:szCs w:val="28"/>
+          <w:lang w:val="ru-RU"/>
+        </w:rPr>
+        <w:lastRenderedPageBreak/>
+        <w:t>1. Война и мир — 500 руб., 10 экз.</w:t>
+      </w:r>
+    </w:p>
+    <w:p>
+      <w:pPr>
+        <w:rPr>
+          <w:rFonts w:cs="Times New Roman"/>
+          <w:sz w:val="28"/>
+          <w:szCs w:val="28"/>
+          <w:lang w:val="ru-RU"/>
+        </w:rPr>
+      </w:pPr>
+      <w:r>
+        <w:rPr>
+          <w:rFonts w:cs="Times New Roman"/>
+          <w:sz w:val="28"/>
+          <w:szCs w:val="28"/>
+          <w:lang w:val="ru-RU"/>
+        </w:rPr>
+        <w:t>2. Анна Каренина — 400 руб., 8 экз.</w:t>
+      </w:r>
+    </w:p>
+    <w:p>
+      <w:pPr>
+        <w:rPr>
+          <w:rFonts w:cs="Times New Roman"/>
+          <w:sz w:val="28"/>
+          <w:szCs w:val="28"/>
+          <w:lang w:val="ru-RU"/>
+        </w:rPr>
+      </w:pPr>
+      <w:r>
+        <w:rPr>
+          <w:rFonts w:cs="Times New Roman"/>
+          <w:sz w:val="28"/>
+          <w:szCs w:val="28"/>
+          <w:lang w:val="ru-RU"/>
+        </w:rPr>
+        <w:t>3. Гарри Поттер — 350 руб., 12 экз.</w:t>
+      </w:r>
+    </w:p>
+    <w:p>
+      <w:pPr>
+        <w:rPr>
+          <w:rFonts w:cs="Times New Roman"/>
+          <w:sz w:val="28"/>
+          <w:szCs w:val="28"/>
+          <w:lang w:val="ru-RU"/>
+        </w:rPr>
+      </w:pPr>
+      <w:r>
+        <w:rPr>
+          <w:rFonts w:cs="Times New Roman"/>
+          <w:sz w:val="28"/>
+          <w:szCs w:val="28"/>
+          <w:lang w:val="ru-RU"/>
+        </w:rPr>
+        <w:t>4. Братья Карамазовы — 450 руб., 7 экз.</w:t>
+      </w:r>
+    </w:p>
+    <w:p>
+      <w:pPr>
+        <w:rPr>
+          <w:rFonts w:cs="Times New Roman"/>
+          <w:sz w:val="28"/>
+          <w:szCs w:val="28"/>
+          <w:lang w:val="ru-RU"/>
+        </w:rPr>
+      </w:pPr>
+      <w:r>
+        <w:rPr>
+          <w:rFonts w:cs="Times New Roman"/>
+          <w:sz w:val="28"/>
+          <w:szCs w:val="28"/>
+          <w:lang w:val="ru-RU"/>
+        </w:rPr>
+        <w:t>5. Мастер и Маргарита — 600 руб., 6 экз.</w:t>
+      </w:r>
+    </w:p>
+    <w:p>
+      <w:pPr>
+        <w:rPr>
+          <w:rFonts w:cs="Times New Roman"/>
+          <w:sz w:val="28"/>
+          <w:szCs w:val="28"/>
+          <w:lang w:val="ru-RU"/>
+        </w:rPr>
+      </w:pPr>
+    </w:p>
+    <w:p>
+      <w:pPr>
+        <w:rPr>
+          <w:rFonts w:cs="Times New Roman"/>
+          <w:sz w:val="28"/>
+          <w:szCs w:val="28"/>
+          <w:lang w:val="ru-RU"/>
+        </w:rPr>
+      </w:pPr>
+      <w:r>
+        <w:rPr>
+          <w:rFonts w:cs="Times New Roman"/>
+          <w:sz w:val="28"/>
+          <w:szCs w:val="28"/>
+          <w:lang w:val="ru-RU"/>
+        </w:rPr>
+        <w:t>Введите номер книги (0 — закончить): 1</w:t>
+      </w:r>
+    </w:p>
+    <w:p>
+      <w:pPr>
+        <w:rPr>
+          <w:rFonts w:cs="Times New Roman"/>
+          <w:sz w:val="28"/>
+          <w:szCs w:val="28"/>
+          <w:lang w:val="ru-RU"/>
+        </w:rPr>
+      </w:pPr>
+      <w:r>
+        <w:rPr>
+          <w:rFonts w:cs="Times New Roman"/>
+          <w:sz w:val="28"/>
+          <w:szCs w:val="28"/>
+          <w:lang w:val="ru-RU"/>
+        </w:rPr>
+        <w:t>Введите количество экземпляров: 2</w:t>
+      </w:r>
+    </w:p>
+    <w:p>
+      <w:pPr>
+        <w:rPr>
+          <w:rFonts w:cs="Times New Roman"/>
+          <w:sz w:val="28"/>
+          <w:szCs w:val="28"/>
+          <w:lang w:val="ru-RU"/>
+        </w:rPr>
+      </w:pPr>
+      <w:r>
+        <w:rPr>
+          <w:rFonts w:cs="Times New Roman"/>
+          <w:sz w:val="28"/>
+          <w:szCs w:val="28"/>
+          <w:lang w:val="ru-RU"/>
+        </w:rPr>
+        <w:t>Введите номер книги (0 — закончить): 2</w:t>
+      </w:r>
+    </w:p>
+    <w:p>
+      <w:pPr>
+        <w:rPr>
+          <w:rFonts w:cs="Times New Roman"/>
+          <w:sz w:val="28"/>
+          <w:szCs w:val="28"/>
+          <w:lang w:val="ru-RU"/>
+        </w:rPr>
+      </w:pPr>
+      <w:r>
+        <w:rPr>
+          <w:rFonts w:cs="Times New Roman"/>
+          <w:sz w:val="28"/>
+          <w:szCs w:val="28"/>
+          <w:lang w:val="ru-RU"/>
+        </w:rPr>
+        <w:t>Введите количество экземпляров: 4</w:t>
+      </w:r>
+    </w:p>
+    <w:p>
+      <w:pPr>
+        <w:rPr>
+          <w:rFonts w:cs="Times New Roman"/>
+          <w:sz w:val="28"/>
+          <w:szCs w:val="28"/>
+          <w:lang w:val="ru-RU"/>
+        </w:rPr>
+      </w:pPr>
+      <w:r>
+        <w:rPr>
+          <w:rFonts w:cs="Times New Roman"/>
+          <w:sz w:val="28"/>
+          <w:szCs w:val="28"/>
+          <w:lang w:val="ru-RU"/>
+        </w:rPr>
+        <w:t>Введите номер книги (0 — закончить): 0</w:t>
+      </w:r>
+    </w:p>
+    <w:p>
+      <w:pPr>
+        <w:rPr>
+          <w:rFonts w:cs="Times New Roman"/>
+          <w:sz w:val="28"/>
+          <w:szCs w:val="28"/>
+          <w:lang w:val="ru-RU"/>
+        </w:rPr>
+      </w:pPr>
+    </w:p>
+    <w:p>
+      <w:pPr>
+        <w:rPr>
+          <w:rFonts w:cs="Times New Roman"/>
+          <w:sz w:val="28"/>
+          <w:szCs w:val="28"/>
+          <w:lang w:val="ru-RU"/>
+        </w:rPr>
+      </w:pPr>
+      <w:r>
+        <w:rPr>
+          <w:rFonts w:cs="Times New Roman"/>
+          <w:sz w:val="28"/>
+          <w:szCs w:val="28"/>
+          <w:lang w:val="ru-RU"/>
+        </w:rPr>
+        <w:t>Выдача успешно оформлена.</w:t>
+      </w:r>
+    </w:p>
+    <w:p>
+      <w:pPr>
+        <w:rPr>
+          <w:rFonts w:cs="Times New Roman"/>
+          <w:sz w:val="28"/>
+          <w:szCs w:val="28"/>
+          <w:lang w:val="ru-RU"/>
+        </w:rPr>
+      </w:pPr>
+      <w:r>
+        <w:rPr>
+          <w:rFonts w:cs="Times New Roman"/>
+          <w:sz w:val="28"/>
+          <w:szCs w:val="28"/>
+          <w:lang w:val="ru-RU"/>
+        </w:rPr>
+        <w:t>Стоимость выдачи: 2600 руб.</w:t>
+      </w:r>
+    </w:p>
+    <w:p>
+      <w:pPr>
+        <w:rPr>
+          <w:rFonts w:cs="Times New Roman"/>
+          <w:sz w:val="28"/>
+          <w:szCs w:val="28"/>
+          <w:lang w:val="ru-RU"/>
+        </w:rPr>
+      </w:pPr>
+    </w:p>
+    <w:p>
+      <w:pPr>
+        <w:rPr>
+          <w:rFonts w:cs="Times New Roman"/>
+          <w:sz w:val="28"/>
+          <w:szCs w:val="28"/>
+          <w:lang w:val="ru-RU"/>
+        </w:rPr>
+      </w:pPr>
+      <w:r>
+        <w:rPr>
+          <w:rFonts w:cs="Times New Roman"/>
+          <w:sz w:val="28"/>
+          <w:szCs w:val="28"/>
+          <w:lang w:val="ru-RU"/>
+        </w:rPr>
+        <w:t>Оставшиеся книги:</w:t>
+      </w:r>
+    </w:p>
+    <w:p>
+      <w:pPr>
+        <w:rPr>
+          <w:rFonts w:cs="Times New Roman"/>
+          <w:sz w:val="28"/>
+          <w:szCs w:val="28"/>
+          <w:lang w:val="ru-RU"/>
+        </w:rPr>
+      </w:pPr>
+      <w:r>
+        <w:rPr>
+          <w:rFonts w:cs="Times New Roman"/>
+          <w:sz w:val="28"/>
+          <w:szCs w:val="28"/>
+          <w:lang w:val="ru-RU"/>
+        </w:rPr>
+        <w:t>1. Война и мир — осталось 8 экз.</w:t>
+      </w:r>
+    </w:p>
+    <w:p>
+      <w:pPr>
+        <w:rPr>
+          <w:rFonts w:cs="Times New Roman"/>
+          <w:sz w:val="28"/>
+          <w:szCs w:val="28"/>
+          <w:lang w:val="ru-RU"/>
+        </w:rPr>
+      </w:pPr>
+      <w:r>
+        <w:rPr>
+          <w:rFonts w:cs="Times New Roman"/>
+          <w:sz w:val="28"/>
+          <w:szCs w:val="28"/>
+          <w:lang w:val="ru-RU"/>
+        </w:rPr>
+        <w:t>2. Анна Каренина — осталось 4 экз.</w:t>
+      </w:r>
+    </w:p>
+    <w:p>
+      <w:pPr>
+        <w:rPr>
+          <w:rFonts w:cs="Times New Roman"/>
+          <w:sz w:val="28"/>
+          <w:szCs w:val="28"/>
+          <w:lang w:val="ru-RU"/>
+        </w:rPr>
+      </w:pPr>
+      <w:r>
+        <w:rPr>
+          <w:rFonts w:cs="Times New Roman"/>
+          <w:sz w:val="28"/>
+          <w:szCs w:val="28"/>
+          <w:lang w:val="ru-RU"/>
+        </w:rPr>
+        <w:t>3. Гарри Поттер — осталось 12 экз.</w:t>
+      </w:r>
+    </w:p>
+    <w:p>
+      <w:pPr>
+        <w:rPr>
+          <w:rFonts w:cs="Times New Roman"/>
+          <w:sz w:val="28"/>
+          <w:szCs w:val="28"/>
+          <w:lang w:val="ru-RU"/>
+        </w:rPr>
+      </w:pPr>
+      <w:r>
+        <w:rPr>
+          <w:rFonts w:cs="Times New Roman"/>
+          <w:sz w:val="28"/>
+          <w:szCs w:val="28"/>
+          <w:lang w:val="ru-RU"/>
+        </w:rPr>
+        <w:t>4. Братья Карамазовы — осталось 7 экз.</w:t>
+      </w:r>
+    </w:p>
+    <w:p>
+      <w:pPr>
+        <w:rPr>
+          <w:rFonts w:cs="Times New Roman"/>
+          <w:sz w:val="28"/>
+          <w:szCs w:val="28"/>
+          <w:lang w:val="ru-RU"/>
+        </w:rPr>
+      </w:pPr>
+      <w:r>
+        <w:rPr>
+          <w:rFonts w:cs="Times New Roman"/>
+          <w:sz w:val="28"/>
+          <w:szCs w:val="28"/>
+          <w:lang w:val="ru-RU"/>
+        </w:rPr>
+        <w:t>5. Мастер и Маргарита — осталось 6 экз.</w:t>
+      </w:r>
+    </w:p>
+    <w:p>
+      <w:pPr>
+        <w:pStyle w:val="1"/>
+        <w:rPr>
+          <w:rFonts w:ascii="Times New Roman" w:hAnsi="Times New Roman" w:cs="Times New Roman"/>
+          <w:lang w:val="ru-RU"/>
+        </w:rPr>
+      </w:pPr>
+      <w:r>
+        <w:rPr>
+          <w:rFonts w:ascii="Times New Roman" w:hAnsi="Times New Roman" w:cs="Times New Roman"/>
+          <w:lang w:val="ru-RU"/>
+        </w:rPr>
+        <w:lastRenderedPageBreak/>
+        <w:t>9. Вывод</w:t>
+      </w:r>
+    </w:p>
+    <w:p>
+      <w:pPr>
+        <w:rPr>
+          <w:rFonts w:cs="Times New Roman"/>
+          <w:sz w:val="28"/>
+          <w:szCs w:val="28"/>
+          <w:lang w:val="ru-RU"/>
+        </w:rPr>
+      </w:pPr>
+      <w:r>
+        <w:rPr>
+          <w:rFonts w:cs="Times New Roman"/>
+          <w:sz w:val="28"/>
+          <w:szCs w:val="28"/>
+          <w:lang w:val="ru-RU"/>
+        </w:rPr>
+        <w:t xml:space="preserve">В ходе лабораторной работы была разработана консольная программа для оформления выдачи книг из библиотеки. Программа позволяет просматривать список книг, формировать заказ, проверять наличие необходимого количества экземпляров, рассчитывать стоимость выдачи, изменять остатки и выводить итоговое состояние библиотеки. Логика программы разделена на отдельные </w:t>
+      </w:r>
+      <w:r>
+        <w:rPr>
+          <w:rFonts w:cs="Times New Roman"/>
+          <w:sz w:val="28"/>
+          <w:szCs w:val="28"/>
+        </w:rPr>
+        <w:t>static</w:t>
+      </w:r>
+      <w:r>
+        <w:rPr>
+          <w:rFonts w:cs="Times New Roman"/>
+          <w:sz w:val="28"/>
+          <w:szCs w:val="28"/>
+          <w:lang w:val="ru-RU"/>
+        </w:rPr>
+        <w:t xml:space="preserve">-функции, а </w:t>
+      </w:r>
+      <w:r>
+        <w:rPr>
+          <w:rFonts w:cs="Times New Roman"/>
+          <w:sz w:val="28"/>
+          <w:szCs w:val="28"/>
+        </w:rPr>
+        <w:t>Main</w:t>
+      </w:r>
+      <w:r>
+        <w:rPr>
+          <w:rFonts w:cs="Times New Roman"/>
+          <w:sz w:val="28"/>
+          <w:szCs w:val="28"/>
+          <w:lang w:val="ru-RU"/>
+        </w:rPr>
+        <w:t xml:space="preserve"> используется для последовательной организации их вызовов.</w:t>
       </w:r>
     </w:p>
     <w:p>
